--- a/text/Лит_обзор/ВКР_ТураносовКВ.docx
+++ b/text/Лит_обзор/ВКР_ТураносовКВ.docx
@@ -1,6 +1,6 @@
 
 <file path=word/document.xml><?xml version="1.0" encoding="utf-8"?>
-<w:document xmlns:wpc="http://schemas.microsoft.com/office/word/2010/wordprocessingCanvas" xmlns:cx="http://schemas.microsoft.com/office/drawing/2014/chartex" xmlns:cx1="http://schemas.microsoft.com/office/drawing/2015/9/8/chartex" xmlns:cx2="http://schemas.microsoft.com/office/drawing/2015/10/21/chartex" xmlns:cx3="http://schemas.microsoft.com/office/drawing/2016/5/9/chartex" xmlns:cx4="http://schemas.microsoft.com/office/drawing/2016/5/10/chartex" xmlns:cx5="http://schemas.microsoft.com/office/drawing/2016/5/11/chartex" xmlns:cx6="http://schemas.microsoft.com/office/drawing/2016/5/12/chartex" xmlns:cx7="http://schemas.microsoft.com/office/drawing/2016/5/13/chartex" xmlns:cx8="http://schemas.microsoft.com/office/drawing/2016/5/14/chartex" xmlns:mc="http://schemas.openxmlformats.org/markup-compatibility/2006" xmlns:aink="http://schemas.microsoft.com/office/drawing/2016/ink" xmlns:am3d="http://schemas.microsoft.com/office/drawing/2017/model3d" xmlns:o="urn:schemas-microsoft-com:office:office" xmlns:r="http://schemas.openxmlformats.org/officeDocument/2006/relationships" xmlns:m="http://schemas.openxmlformats.org/officeDocument/2006/math" xmlns:v="urn:schemas-microsoft-com:vml" xmlns:wp14="http://schemas.microsoft.com/office/word/2010/wordprocessingDrawing" xmlns:wp="http://schemas.openxmlformats.org/drawingml/2006/wordprocessingDrawing" xmlns:w10="urn:schemas-microsoft-com:office:word" xmlns:w="http://schemas.openxmlformats.org/wordprocessingml/2006/main" xmlns:w14="http://schemas.microsoft.com/office/word/2010/wordml" xmlns:w15="http://schemas.microsoft.com/office/word/2012/wordml" xmlns:w16cex="http://schemas.microsoft.com/office/word/2018/wordml/cex" xmlns:w16cid="http://schemas.microsoft.com/office/word/2016/wordml/cid" xmlns:w16="http://schemas.microsoft.com/office/word/2018/wordml" xmlns:w16sdtdh="http://schemas.microsoft.com/office/word/2020/wordml/sdtdatahash" xmlns:w16se="http://schemas.microsoft.com/office/word/2015/wordml/symex" xmlns:wpg="http://schemas.microsoft.com/office/word/2010/wordprocessingGroup" xmlns:wpi="http://schemas.microsoft.com/office/word/2010/wordprocessingInk" xmlns:wne="http://schemas.microsoft.com/office/word/2006/wordml" xmlns:wps="http://schemas.microsoft.com/office/word/2010/wordprocessingShape" mc:Ignorable="w14 w15 w16se w16cid w16 w16cex w16sdtdh wp14">
+<w:document xmlns:wpc="http://schemas.microsoft.com/office/word/2010/wordprocessingCanvas" xmlns:cx="http://schemas.microsoft.com/office/drawing/2014/chartex" xmlns:cx1="http://schemas.microsoft.com/office/drawing/2015/9/8/chartex" xmlns:cx2="http://schemas.microsoft.com/office/drawing/2015/10/21/chartex" xmlns:cx3="http://schemas.microsoft.com/office/drawing/2016/5/9/chartex" xmlns:cx4="http://schemas.microsoft.com/office/drawing/2016/5/10/chartex" xmlns:cx5="http://schemas.microsoft.com/office/drawing/2016/5/11/chartex" xmlns:cx6="http://schemas.microsoft.com/office/drawing/2016/5/12/chartex" xmlns:cx7="http://schemas.microsoft.com/office/drawing/2016/5/13/chartex" xmlns:cx8="http://schemas.microsoft.com/office/drawing/2016/5/14/chartex" xmlns:mc="http://schemas.openxmlformats.org/markup-compatibility/2006" xmlns:aink="http://schemas.microsoft.com/office/drawing/2016/ink" xmlns:am3d="http://schemas.microsoft.com/office/drawing/2017/model3d" xmlns:o="urn:schemas-microsoft-com:office:office" xmlns:oel="http://schemas.microsoft.com/office/2019/extlst" xmlns:r="http://schemas.openxmlformats.org/officeDocument/2006/relationships" xmlns:m="http://schemas.openxmlformats.org/officeDocument/2006/math" xmlns:v="urn:schemas-microsoft-com:vml" xmlns:wp14="http://schemas.microsoft.com/office/word/2010/wordprocessingDrawing" xmlns:wp="http://schemas.openxmlformats.org/drawingml/2006/wordprocessingDrawing" xmlns:w10="urn:schemas-microsoft-com:office:word" xmlns:w="http://schemas.openxmlformats.org/wordprocessingml/2006/main" xmlns:w14="http://schemas.microsoft.com/office/word/2010/wordml" xmlns:w15="http://schemas.microsoft.com/office/word/2012/wordml" xmlns:w16cex="http://schemas.microsoft.com/office/word/2018/wordml/cex" xmlns:w16cid="http://schemas.microsoft.com/office/word/2016/wordml/cid" xmlns:w16="http://schemas.microsoft.com/office/word/2018/wordml" xmlns:w16du="http://schemas.microsoft.com/office/word/2023/wordml/word16du" xmlns:w16sdtdh="http://schemas.microsoft.com/office/word/2020/wordml/sdtdatahash" xmlns:w16sdtfl="http://schemas.microsoft.com/office/word/2024/wordml/sdtformatlock" xmlns:w16se="http://schemas.microsoft.com/office/word/2015/wordml/symex" xmlns:wpg="http://schemas.microsoft.com/office/word/2010/wordprocessingGroup" xmlns:wpi="http://schemas.microsoft.com/office/word/2010/wordprocessingInk" xmlns:wne="http://schemas.microsoft.com/office/word/2006/wordml" xmlns:wps="http://schemas.microsoft.com/office/word/2010/wordprocessingShape" mc:Ignorable="w14 w15 w16se w16cid w16 w16cex w16sdtdh w16sdtfl w16du wp14">
   <w:body>
     <w:p>
       <w:pPr>
@@ -205,21 +205,12 @@
           <w:szCs w:val="24"/>
         </w:rPr>
       </w:pPr>
-      <w:proofErr w:type="spellStart"/>
       <w:r>
         <w:rPr>
           <w:sz w:val="24"/>
           <w:szCs w:val="24"/>
         </w:rPr>
-        <w:t>Тураносов</w:t>
-      </w:r>
-      <w:proofErr w:type="spellEnd"/>
-      <w:r>
-        <w:rPr>
-          <w:sz w:val="24"/>
-          <w:szCs w:val="24"/>
-        </w:rPr>
-        <w:t xml:space="preserve"> Константин Викторович</w:t>
+        <w:t>Тураносов Константин Викторович</w:t>
       </w:r>
     </w:p>
     <w:p>
@@ -237,15 +228,7 @@
         <w:t>«</w:t>
       </w:r>
       <w:r>
-        <w:t xml:space="preserve">Методы классификации текстовых документов на основе </w:t>
-      </w:r>
-      <w:proofErr w:type="spellStart"/>
-      <w:r>
-        <w:t>дообучения</w:t>
-      </w:r>
-      <w:proofErr w:type="spellEnd"/>
-      <w:r>
-        <w:t xml:space="preserve"> большой языковой модели</w:t>
+        <w:t>Методы классификации текстовых документов на основе дообучения большой языковой модели</w:t>
       </w:r>
       <w:r>
         <w:t>»</w:t>
@@ -640,15 +623,27 @@
     </w:p>
     <w:p>
       <w:r>
+        <w:rPr>
+          <w:highlight w:val="yellow"/>
+        </w:rPr>
         <w:t xml:space="preserve">Отчет 65 с., 12 рис., 2 табл., 5 </w:t>
       </w:r>
       <w:proofErr w:type="spellStart"/>
       <w:r>
+        <w:rPr>
+          <w:highlight w:val="yellow"/>
+        </w:rPr>
         <w:t>источн</w:t>
       </w:r>
       <w:proofErr w:type="spellEnd"/>
       <w:r>
-        <w:t xml:space="preserve">., 1 прил. </w:t>
+        <w:rPr>
+          <w:highlight w:val="yellow"/>
+        </w:rPr>
+        <w:t>., 1 прил.</w:t>
+      </w:r>
+      <w:r>
+        <w:t xml:space="preserve"> </w:t>
       </w:r>
     </w:p>
     <w:p>
@@ -759,6 +754,12 @@
     </w:p>
     <w:sdt>
       <w:sdtPr>
+        <w:rPr>
+          <w:rFonts w:eastAsiaTheme="minorHAnsi" w:cstheme="minorBidi"/>
+          <w:b w:val="0"/>
+          <w:szCs w:val="22"/>
+          <w:lang w:eastAsia="en-US"/>
+        </w:rPr>
         <w:id w:val="-1073426377"/>
         <w:docPartObj>
           <w:docPartGallery w:val="Table of Contents"/>
@@ -767,10 +768,7 @@
       </w:sdtPr>
       <w:sdtEndPr>
         <w:rPr>
-          <w:rFonts w:eastAsiaTheme="minorHAnsi" w:cstheme="minorBidi"/>
           <w:bCs/>
-          <w:szCs w:val="22"/>
-          <w:lang w:eastAsia="en-US"/>
         </w:rPr>
       </w:sdtEndPr>
       <w:sdtContent>
@@ -3494,6 +3492,7 @@
     <w:p>
       <w:pPr>
         <w:pStyle w:val="a"/>
+        <w:pageBreakBefore w:val="0"/>
         <w:numPr>
           <w:ilvl w:val="1"/>
           <w:numId w:val="4"/>
@@ -3502,7 +3501,6 @@
       </w:pPr>
       <w:bookmarkStart w:id="11" w:name="_Toc224052941"/>
       <w:r>
-        <w:lastRenderedPageBreak/>
         <w:t>Состав данных</w:t>
       </w:r>
       <w:bookmarkEnd w:id="11"/>
@@ -3609,6 +3607,7 @@
     <w:p>
       <w:pPr>
         <w:pStyle w:val="a"/>
+        <w:pageBreakBefore w:val="0"/>
         <w:numPr>
           <w:ilvl w:val="1"/>
           <w:numId w:val="4"/>
@@ -3617,7 +3616,6 @@
       </w:pPr>
       <w:bookmarkStart w:id="18" w:name="_Toc224052948"/>
       <w:r>
-        <w:lastRenderedPageBreak/>
         <w:t>Анализ методов аугментации текстовых данных</w:t>
       </w:r>
       <w:bookmarkEnd w:id="18"/>
@@ -3625,6 +3623,7 @@
     <w:p>
       <w:pPr>
         <w:pStyle w:val="a"/>
+        <w:pageBreakBefore w:val="0"/>
         <w:numPr>
           <w:ilvl w:val="2"/>
           <w:numId w:val="4"/>
@@ -3632,7 +3631,6 @@
         <w:ind w:left="0" w:firstLine="720"/>
       </w:pPr>
       <w:r>
-        <w:lastRenderedPageBreak/>
         <w:t>Easy</w:t>
       </w:r>
       <w:r>
@@ -4235,140 +4233,112 @@
         <w:rPr>
           <w:lang w:eastAsia="ru-RU"/>
         </w:rPr>
-        <w:t xml:space="preserve">Данный метод достаточно прост в реализации и хорошо проявляет себя на небольших </w:t>
+        <w:lastRenderedPageBreak/>
+        <w:t xml:space="preserve">Данный метод достаточно прост в реализации и хорошо проявляет себя на небольших датасетах, он расширяет словарь модели, что улучшает метрики таких моделей как </w:t>
+      </w:r>
+      <w:r>
+        <w:rPr>
+          <w:lang w:eastAsia="ru-RU"/>
+        </w:rPr>
+        <w:t>CNN, RNN (LSTM</w:t>
+      </w:r>
+      <w:r>
+        <w:rPr>
+          <w:lang w:eastAsia="ru-RU"/>
+        </w:rPr>
+        <w:t xml:space="preserve">). </w:t>
+      </w:r>
+    </w:p>
+    <w:p>
+      <w:pPr>
+        <w:rPr>
+          <w:lang w:eastAsia="ru-RU"/>
+        </w:rPr>
+      </w:pPr>
+      <w:r>
+        <w:rPr>
+          <w:lang w:eastAsia="ru-RU"/>
+        </w:rPr>
+        <w:t xml:space="preserve">К минусам метода можно отнести то, что он совершенно не учитывает контекст, иногда образуя бессвязные предложения. Для </w:t>
       </w:r>
       <w:proofErr w:type="spellStart"/>
       <w:r>
         <w:rPr>
           <w:lang w:eastAsia="ru-RU"/>
         </w:rPr>
-        <w:t>датасетах</w:t>
+        <w:t>предобученных</w:t>
       </w:r>
       <w:proofErr w:type="spellEnd"/>
       <w:r>
         <w:rPr>
           <w:lang w:eastAsia="ru-RU"/>
         </w:rPr>
-        <w:t xml:space="preserve">, он расширяет словарь модели, что улучшает метрики таких моделей как </w:t>
+        <w:t xml:space="preserve"> моделей, учитывающих контекст, таких как </w:t>
+      </w:r>
+      <w:r>
+        <w:rPr>
+          <w:lang w:val="en-US" w:eastAsia="ru-RU"/>
+        </w:rPr>
+        <w:t>BERT</w:t>
       </w:r>
       <w:r>
         <w:rPr>
           <w:lang w:eastAsia="ru-RU"/>
         </w:rPr>
-        <w:t>CNN, RNN (LSTM</w:t>
-      </w:r>
+        <w:t xml:space="preserve">, </w:t>
+      </w:r>
+      <w:proofErr w:type="spellStart"/>
+      <w:r>
+        <w:rPr>
+          <w:lang w:val="en-US" w:eastAsia="ru-RU"/>
+        </w:rPr>
+        <w:t>ELMo</w:t>
+      </w:r>
+      <w:proofErr w:type="spellEnd"/>
       <w:r>
         <w:rPr>
           <w:lang w:eastAsia="ru-RU"/>
         </w:rPr>
-        <w:t xml:space="preserve">). </w:t>
-      </w:r>
-    </w:p>
-    <w:p>
-      <w:pPr>
+        <w:t xml:space="preserve">, </w:t>
+      </w:r>
+      <w:proofErr w:type="spellStart"/>
+      <w:r>
+        <w:rPr>
+          <w:lang w:val="en-US" w:eastAsia="ru-RU"/>
+        </w:rPr>
+        <w:t>ULMFit</w:t>
+      </w:r>
+      <w:proofErr w:type="spellEnd"/>
+      <w:r>
         <w:rPr>
           <w:lang w:eastAsia="ru-RU"/>
         </w:rPr>
-      </w:pPr>
+        <w:t xml:space="preserve"> метод становится практически бесполезным. Для подбора синонимов используется словарь </w:t>
+      </w:r>
+      <w:r>
+        <w:rPr>
+          <w:lang w:val="en-US" w:eastAsia="ru-RU"/>
+        </w:rPr>
+        <w:t>WordNet</w:t>
+      </w:r>
       <w:r>
         <w:rPr>
           <w:lang w:eastAsia="ru-RU"/>
         </w:rPr>
-        <w:lastRenderedPageBreak/>
-        <w:t xml:space="preserve">К минусам метода можно отнести то, что он совершенно не учитывает контекст, иногда образуя бессвязные предложения. Для </w:t>
-      </w:r>
-      <w:proofErr w:type="spellStart"/>
-      <w:r>
+        <w:t>, который для русского языка реализован хуже. И наконец на малом количестве данных (блоки с 2 примерами) все варианты будут слишком похожими.</w:t>
+      </w:r>
+    </w:p>
+    <w:p>
+      <w:pPr>
         <w:rPr>
           <w:lang w:eastAsia="ru-RU"/>
         </w:rPr>
-        <w:t>предобученных</w:t>
-      </w:r>
-      <w:proofErr w:type="spellEnd"/>
+      </w:pPr>
       <w:r>
         <w:rPr>
           <w:lang w:eastAsia="ru-RU"/>
         </w:rPr>
-        <w:t xml:space="preserve"> моделей, учитывающих контекст, таких как </w:t>
-      </w:r>
-      <w:r>
-        <w:rPr>
-          <w:lang w:val="en-US" w:eastAsia="ru-RU"/>
-        </w:rPr>
-        <w:t>BERT</w:t>
-      </w:r>
-      <w:r>
-        <w:rPr>
-          <w:lang w:eastAsia="ru-RU"/>
-        </w:rPr>
-        <w:t xml:space="preserve">, </w:t>
-      </w:r>
-      <w:proofErr w:type="spellStart"/>
-      <w:r>
-        <w:rPr>
-          <w:lang w:val="en-US" w:eastAsia="ru-RU"/>
-        </w:rPr>
-        <w:t>ELMo</w:t>
-      </w:r>
-      <w:proofErr w:type="spellEnd"/>
-      <w:r>
-        <w:rPr>
-          <w:lang w:eastAsia="ru-RU"/>
-        </w:rPr>
-        <w:t xml:space="preserve">, </w:t>
-      </w:r>
-      <w:proofErr w:type="spellStart"/>
-      <w:r>
-        <w:rPr>
-          <w:lang w:val="en-US" w:eastAsia="ru-RU"/>
-        </w:rPr>
-        <w:t>ULMFit</w:t>
-      </w:r>
-      <w:proofErr w:type="spellEnd"/>
-      <w:r>
-        <w:rPr>
-          <w:lang w:eastAsia="ru-RU"/>
-        </w:rPr>
-        <w:t xml:space="preserve"> метод становится практически бесполезным. Для подбора синонимов используется словарь </w:t>
-      </w:r>
-      <w:r>
-        <w:rPr>
-          <w:lang w:val="en-US" w:eastAsia="ru-RU"/>
-        </w:rPr>
-        <w:t>WordNet</w:t>
-      </w:r>
-      <w:r>
-        <w:rPr>
-          <w:lang w:eastAsia="ru-RU"/>
-        </w:rPr>
-        <w:t>, который для русского языка реализован хуже. И наконец на малом количестве данных (блоки с 2 примерами) все варианты будут слишком похожими.</w:t>
-      </w:r>
-    </w:p>
-    <w:p>
-      <w:pPr>
-        <w:rPr>
-          <w:lang w:eastAsia="ru-RU"/>
-        </w:rPr>
-      </w:pPr>
-      <w:r>
-        <w:rPr>
-          <w:lang w:eastAsia="ru-RU"/>
-        </w:rPr>
-        <w:t xml:space="preserve">Для решения задачи классификации входящей корреспонденции с помощью </w:t>
-      </w:r>
-      <w:proofErr w:type="spellStart"/>
-      <w:r>
-        <w:rPr>
-          <w:lang w:eastAsia="ru-RU"/>
-        </w:rPr>
-        <w:t>дообучения</w:t>
-      </w:r>
-      <w:proofErr w:type="spellEnd"/>
-      <w:r>
-        <w:rPr>
-          <w:lang w:eastAsia="ru-RU"/>
-        </w:rPr>
-        <w:t xml:space="preserve"> </w:t>
+        <w:t xml:space="preserve">Для решения задачи классификации входящей корреспонденции с помощью дообучения </w:t>
       </w:r>
       <w:r>
         <w:rPr>
@@ -4403,20 +4373,18 @@
         <w:t>Translation</w:t>
       </w:r>
     </w:p>
-    <w:p/>
     <w:p>
       <w:pPr>
         <w:rPr>
           <w:lang w:eastAsia="ru-RU"/>
         </w:rPr>
       </w:pPr>
-    </w:p>
-    <w:p>
-      <w:pPr>
+      <w:r>
         <w:rPr>
           <w:lang w:eastAsia="ru-RU"/>
         </w:rPr>
-      </w:pPr>
+        <w:t>Метод обратного перевода предложен в статье(ссылка). Суть метода заключается в последовательном двойном переводе текста сначала на иностранный язык и обратно на исходный. Используя такой подход в следствие неточности моделей перевода из одного предложения можно получить 3-5 различных парафразов.</w:t>
+      </w:r>
     </w:p>
     <w:p>
       <w:pPr>
@@ -4424,13 +4392,12 @@
           <w:lang w:eastAsia="ru-RU"/>
         </w:rPr>
       </w:pPr>
-    </w:p>
-    <w:p>
-      <w:pPr>
+      <w:r>
         <w:rPr>
           <w:lang w:eastAsia="ru-RU"/>
         </w:rPr>
-      </w:pPr>
+        <w:t xml:space="preserve">Технически подход реализуем двумя способами: через API популярных сервисов перевода или же через локальные модели. Во избежание утечки данных, в рамках данной работы, предпочтительней использовать переобученные локальные модели. </w:t>
+      </w:r>
     </w:p>
     <w:p>
       <w:pPr>
@@ -4438,13 +4405,12 @@
           <w:lang w:eastAsia="ru-RU"/>
         </w:rPr>
       </w:pPr>
-    </w:p>
-    <w:p>
-      <w:pPr>
+      <w:r>
         <w:rPr>
           <w:lang w:eastAsia="ru-RU"/>
         </w:rPr>
-      </w:pPr>
+        <w:t>Достоинства данного подхода заключаются в простоте реализации, а также в сохранении семантики, в отличие от предыдущего метода. При этом если переписка ведется с использованием сложной терминологии, может быть потеряна структура письма. К недостаткам можно отнести так же зависимость качества парафраза от длины предложения, некоторые пары языков работают недостаточно точно.</w:t>
+      </w:r>
     </w:p>
     <w:p>
       <w:pPr>
@@ -4452,16 +4418,2128 @@
           <w:lang w:eastAsia="ru-RU"/>
         </w:rPr>
       </w:pPr>
-    </w:p>
-    <w:p>
-      <w:pPr>
+      <w:r>
         <w:rPr>
           <w:lang w:eastAsia="ru-RU"/>
         </w:rPr>
-      </w:pPr>
-    </w:p>
-    <w:p/>
-    <w:p/>
+        <w:t>В рамках текущей задачи метод обратного перевода применим ограниченно, поскольку не генерирует новые примеры, а создает близкие по смыслу к тексту парафразы.</w:t>
+      </w:r>
+    </w:p>
+    <w:p>
+      <w:pPr>
+        <w:pStyle w:val="a"/>
+        <w:numPr>
+          <w:ilvl w:val="2"/>
+          <w:numId w:val="4"/>
+        </w:numPr>
+        <w:ind w:left="0" w:firstLine="720"/>
+      </w:pPr>
+      <w:r>
+        <w:lastRenderedPageBreak/>
+        <w:t xml:space="preserve"> Contextual Augmentation</w:t>
+      </w:r>
+    </w:p>
+    <w:p>
+      <w:pPr>
+        <w:ind w:firstLine="0"/>
+      </w:pPr>
+      <w:r>
+        <w:rPr>
+          <w:bCs/>
+          <w:lang w:val="en-US"/>
+        </w:rPr>
+        <w:tab/>
+      </w:r>
+      <w:r>
+        <w:rPr>
+          <w:bCs/>
+        </w:rPr>
+        <w:t>Метод</w:t>
+      </w:r>
+      <w:r>
+        <w:rPr>
+          <w:bCs/>
+          <w:lang w:val="en-US"/>
+        </w:rPr>
+        <w:t xml:space="preserve"> </w:t>
+      </w:r>
+      <w:r>
+        <w:rPr>
+          <w:bCs/>
+        </w:rPr>
+        <w:t>контекстной</w:t>
+      </w:r>
+      <w:r>
+        <w:rPr>
+          <w:bCs/>
+          <w:lang w:val="en-US"/>
+        </w:rPr>
+        <w:t xml:space="preserve"> </w:t>
+      </w:r>
+      <w:r>
+        <w:rPr>
+          <w:bCs/>
+        </w:rPr>
+        <w:t>аугментации</w:t>
+      </w:r>
+      <w:r>
+        <w:rPr>
+          <w:bCs/>
+          <w:lang w:val="en-US"/>
+        </w:rPr>
+        <w:t xml:space="preserve"> </w:t>
+      </w:r>
+      <w:r>
+        <w:rPr>
+          <w:bCs/>
+        </w:rPr>
+        <w:t>предложен</w:t>
+      </w:r>
+      <w:r>
+        <w:rPr>
+          <w:bCs/>
+          <w:lang w:val="en-US"/>
+        </w:rPr>
+        <w:t xml:space="preserve"> </w:t>
+      </w:r>
+      <w:r>
+        <w:rPr>
+          <w:bCs/>
+        </w:rPr>
+        <w:t>в</w:t>
+      </w:r>
+      <w:r>
+        <w:rPr>
+          <w:bCs/>
+          <w:lang w:val="en-US"/>
+        </w:rPr>
+        <w:t xml:space="preserve"> </w:t>
+      </w:r>
+      <w:r>
+        <w:rPr>
+          <w:bCs/>
+        </w:rPr>
+        <w:t>работе</w:t>
+      </w:r>
+      <w:r>
+        <w:rPr>
+          <w:bCs/>
+          <w:lang w:val="en-US"/>
+        </w:rPr>
+        <w:t xml:space="preserve"> (</w:t>
+      </w:r>
+      <w:r>
+        <w:rPr>
+          <w:lang w:val="en-US"/>
+        </w:rPr>
+        <w:t>Kobayashi S. «Contextual Augmentation: Data Augmentation by Words with Paradigmatic Relations)</w:t>
+      </w:r>
+      <w:r>
+        <w:rPr>
+          <w:lang w:val="en-US"/>
+        </w:rPr>
+        <w:t xml:space="preserve"> </w:t>
+      </w:r>
+      <w:r>
+        <w:t>и</w:t>
+      </w:r>
+      <w:r>
+        <w:rPr>
+          <w:lang w:val="en-US"/>
+        </w:rPr>
+        <w:t xml:space="preserve"> </w:t>
+      </w:r>
+      <w:r>
+        <w:t>приобрел</w:t>
+      </w:r>
+      <w:r>
+        <w:rPr>
+          <w:lang w:val="en-US"/>
+        </w:rPr>
+        <w:t xml:space="preserve"> </w:t>
+      </w:r>
+      <w:r>
+        <w:t>развитие</w:t>
+      </w:r>
+      <w:r>
+        <w:rPr>
+          <w:lang w:val="en-US"/>
+        </w:rPr>
+        <w:t xml:space="preserve"> </w:t>
+      </w:r>
+      <w:r>
+        <w:t>в</w:t>
+      </w:r>
+      <w:r>
+        <w:rPr>
+          <w:lang w:val="en-US"/>
+        </w:rPr>
+        <w:t xml:space="preserve"> (Conditional BERT Contextual Augmentation</w:t>
+      </w:r>
+      <w:r>
+        <w:rPr>
+          <w:lang w:val="en-US"/>
+        </w:rPr>
+        <w:t xml:space="preserve">.  </w:t>
+      </w:r>
+      <w:r>
+        <w:t>Здесь</w:t>
+      </w:r>
+      <w:r>
+        <w:t xml:space="preserve">, </w:t>
+      </w:r>
+      <w:r>
+        <w:t>в</w:t>
+      </w:r>
+      <w:r>
+        <w:t xml:space="preserve"> </w:t>
+      </w:r>
+      <w:r>
+        <w:t>отличие</w:t>
+      </w:r>
+      <w:r>
+        <w:t xml:space="preserve"> </w:t>
+      </w:r>
+      <w:r>
+        <w:t>от</w:t>
+      </w:r>
+      <w:r>
+        <w:t xml:space="preserve"> </w:t>
+      </w:r>
+      <w:r>
+        <w:rPr>
+          <w:lang w:val="en-US"/>
+        </w:rPr>
+        <w:t>EDA</w:t>
+      </w:r>
+      <w:r>
+        <w:t xml:space="preserve"> </w:t>
+      </w:r>
+      <w:r>
+        <w:t>использующего статический словарь для синонимов, замена слов предсказывается моделью на основе контекста предложения.</w:t>
+      </w:r>
+    </w:p>
+    <w:p>
+      <w:pPr>
+        <w:ind w:firstLine="708"/>
+      </w:pPr>
+      <w:r>
+        <w:t>Процедура аугментации состоит из следующих шагов: в предложении случайным образом выбирается слово, выбранное слово заменяется токеном [MASK], языковая модель предсказывает несколько замен для данной позиции с учётом окружающего контекста, одна из предсказанных замен подставляется на место оригинального слова.</w:t>
+      </w:r>
+    </w:p>
+    <w:p>
+      <w:pPr>
+        <w:ind w:firstLine="708"/>
+      </w:pPr>
+      <w:r>
+        <w:t>Метод учитывает контекст, что обеспечивает грамматическую корректность и сохранение семантики текста. Но при этом работает исключительно на уровне замены слов, что не позволяет сгенерировать принципиально иной текст при малом количестве примеров.</w:t>
+      </w:r>
+    </w:p>
+    <w:p>
+      <w:pPr>
+        <w:ind w:firstLine="708"/>
+      </w:pPr>
+      <w:r>
+        <w:t>Данный метод самостоятельно не решает проблему малого числа примеров, но применим как дополнительный этап обработки полноценно сгенерированных примеров.</w:t>
+      </w:r>
+    </w:p>
+    <w:p>
+      <w:pPr>
+        <w:pStyle w:val="a"/>
+        <w:numPr>
+          <w:ilvl w:val="2"/>
+          <w:numId w:val="4"/>
+        </w:numPr>
+        <w:ind w:left="0" w:firstLine="720"/>
+      </w:pPr>
+      <w:r>
+        <w:lastRenderedPageBreak/>
+        <w:t>Генерация синтетических данных через LLM</w:t>
+      </w:r>
+    </w:p>
+    <w:p>
+      <w:pPr>
+        <w:ind w:firstLine="708"/>
+      </w:pPr>
+      <w:r>
+        <w:t>Метод</w:t>
+      </w:r>
+      <w:r>
+        <w:t xml:space="preserve"> (</w:t>
+      </w:r>
+      <w:r>
+        <w:rPr>
+          <w:lang w:val="en-US"/>
+        </w:rPr>
+        <w:t>Li</w:t>
+      </w:r>
+      <w:r>
+        <w:t xml:space="preserve"> </w:t>
+      </w:r>
+      <w:r>
+        <w:rPr>
+          <w:lang w:val="en-US"/>
+        </w:rPr>
+        <w:t>Z</w:t>
+      </w:r>
+      <w:r>
+        <w:t xml:space="preserve">., </w:t>
+      </w:r>
+      <w:r>
+        <w:rPr>
+          <w:lang w:val="en-US"/>
+        </w:rPr>
+        <w:t>Zhu</w:t>
+      </w:r>
+      <w:r>
+        <w:t xml:space="preserve"> </w:t>
+      </w:r>
+      <w:r>
+        <w:rPr>
+          <w:lang w:val="en-US"/>
+        </w:rPr>
+        <w:t>H</w:t>
+      </w:r>
+      <w:r>
+        <w:t xml:space="preserve">., </w:t>
+      </w:r>
+      <w:r>
+        <w:rPr>
+          <w:lang w:val="en-US"/>
+        </w:rPr>
+        <w:t>Lu</w:t>
+      </w:r>
+      <w:r>
+        <w:t xml:space="preserve"> </w:t>
+      </w:r>
+      <w:r>
+        <w:rPr>
+          <w:lang w:val="en-US"/>
+        </w:rPr>
+        <w:t>Z</w:t>
+      </w:r>
+      <w:r>
+        <w:t xml:space="preserve">., </w:t>
+      </w:r>
+      <w:r>
+        <w:rPr>
+          <w:lang w:val="en-US"/>
+        </w:rPr>
+        <w:t>Yin</w:t>
+      </w:r>
+      <w:r>
+        <w:t xml:space="preserve"> </w:t>
+      </w:r>
+      <w:r>
+        <w:rPr>
+          <w:lang w:val="en-US"/>
+        </w:rPr>
+        <w:t>M</w:t>
+      </w:r>
+      <w:r>
+        <w:t>. «</w:t>
+      </w:r>
+      <w:r>
+        <w:rPr>
+          <w:lang w:val="en-US"/>
+        </w:rPr>
+        <w:t>Synthetic</w:t>
+      </w:r>
+      <w:r>
+        <w:t xml:space="preserve"> </w:t>
+      </w:r>
+      <w:r>
+        <w:rPr>
+          <w:lang w:val="en-US"/>
+        </w:rPr>
+        <w:t>Data</w:t>
+      </w:r>
+      <w:r>
+        <w:t xml:space="preserve"> </w:t>
+      </w:r>
+      <w:r>
+        <w:rPr>
+          <w:lang w:val="en-US"/>
+        </w:rPr>
+        <w:t>Generation</w:t>
+      </w:r>
+      <w:r>
+        <w:t xml:space="preserve"> </w:t>
+      </w:r>
+      <w:r>
+        <w:rPr>
+          <w:lang w:val="en-US"/>
+        </w:rPr>
+        <w:t>with</w:t>
+      </w:r>
+      <w:r>
+        <w:t xml:space="preserve"> </w:t>
+      </w:r>
+      <w:r>
+        <w:rPr>
+          <w:lang w:val="en-US"/>
+        </w:rPr>
+        <w:t>Large</w:t>
+      </w:r>
+      <w:r>
+        <w:t xml:space="preserve"> </w:t>
+      </w:r>
+      <w:r>
+        <w:rPr>
+          <w:lang w:val="en-US"/>
+        </w:rPr>
+        <w:t>Language</w:t>
+      </w:r>
+      <w:r>
+        <w:t xml:space="preserve"> </w:t>
+      </w:r>
+      <w:r>
+        <w:rPr>
+          <w:lang w:val="en-US"/>
+        </w:rPr>
+        <w:t>Models</w:t>
+      </w:r>
+      <w:r>
+        <w:t xml:space="preserve"> </w:t>
+      </w:r>
+      <w:r>
+        <w:rPr>
+          <w:lang w:val="en-US"/>
+        </w:rPr>
+        <w:t>for</w:t>
+      </w:r>
+      <w:r>
+        <w:t xml:space="preserve"> </w:t>
+      </w:r>
+      <w:r>
+        <w:rPr>
+          <w:lang w:val="en-US"/>
+        </w:rPr>
+        <w:t>Text</w:t>
+      </w:r>
+      <w:r>
+        <w:t xml:space="preserve"> </w:t>
+      </w:r>
+      <w:r>
+        <w:rPr>
+          <w:lang w:val="en-US"/>
+        </w:rPr>
+        <w:t>Classification</w:t>
+      </w:r>
+      <w:r>
+        <w:t xml:space="preserve">: </w:t>
+      </w:r>
+      <w:r>
+        <w:rPr>
+          <w:lang w:val="en-US"/>
+        </w:rPr>
+        <w:t>Potential</w:t>
+      </w:r>
+      <w:r>
+        <w:t xml:space="preserve"> </w:t>
+      </w:r>
+      <w:r>
+        <w:rPr>
+          <w:lang w:val="en-US"/>
+        </w:rPr>
+        <w:t>and</w:t>
+      </w:r>
+      <w:r>
+        <w:t xml:space="preserve"> </w:t>
+      </w:r>
+      <w:r>
+        <w:rPr>
+          <w:lang w:val="en-US"/>
+        </w:rPr>
+        <w:t>Limitations</w:t>
+      </w:r>
+      <w:r>
+        <w:t xml:space="preserve">») </w:t>
+      </w:r>
+      <w:r>
+        <w:t>подразумевает</w:t>
+      </w:r>
+      <w:r>
+        <w:t xml:space="preserve"> </w:t>
+      </w:r>
+      <w:r>
+        <w:t>генерацию</w:t>
+      </w:r>
+      <w:r>
+        <w:t xml:space="preserve"> </w:t>
+      </w:r>
+      <w:r>
+        <w:t>данных</w:t>
+      </w:r>
+      <w:r>
+        <w:t xml:space="preserve"> с </w:t>
+      </w:r>
+      <w:r>
+        <w:t>помощью</w:t>
+      </w:r>
+      <w:r>
+        <w:t xml:space="preserve"> </w:t>
+      </w:r>
+      <w:r>
+        <w:rPr>
+          <w:lang w:val="en-US"/>
+        </w:rPr>
+        <w:t>LLM</w:t>
+      </w:r>
+      <w:r>
+        <w:t xml:space="preserve">, </w:t>
+      </w:r>
+      <w:r>
+        <w:t>которой на вход подается несколько оригинальных примеров целевого класса.</w:t>
+      </w:r>
+    </w:p>
+    <w:p>
+      <w:pPr>
+        <w:ind w:firstLine="708"/>
+      </w:pPr>
+      <w:r>
+        <w:t xml:space="preserve">Перед запуском в модель подается системный </w:t>
+      </w:r>
+      <w:proofErr w:type="spellStart"/>
+      <w:r>
+        <w:t>промпт</w:t>
+      </w:r>
+      <w:proofErr w:type="spellEnd"/>
+      <w:r>
+        <w:t xml:space="preserve"> с описанием целевого класса и задачи генерации, затем на вход подается несколько оригинальных экземпляров класса. Модель генерирует заданные </w:t>
+      </w:r>
+      <w:r>
+        <w:rPr>
+          <w:lang w:val="en-US"/>
+        </w:rPr>
+        <w:t>N</w:t>
+      </w:r>
+      <w:r>
+        <w:t xml:space="preserve"> </w:t>
+      </w:r>
+      <w:r>
+        <w:t>примеров. Далее примеры должны пройти автоматическую и ручную валидацию, не релевантные примеры отсеиваются.</w:t>
+      </w:r>
+    </w:p>
+    <w:p>
+      <w:pPr>
+        <w:ind w:firstLine="708"/>
+      </w:pPr>
+      <w:r>
+        <w:t xml:space="preserve">К этому методу так же относится подход </w:t>
+      </w:r>
+      <w:r>
+        <w:t xml:space="preserve">Data </w:t>
+      </w:r>
+      <w:proofErr w:type="spellStart"/>
+      <w:r>
+        <w:t>Boost</w:t>
+      </w:r>
+      <w:proofErr w:type="spellEnd"/>
+      <w:r>
+        <w:t xml:space="preserve"> (</w:t>
+      </w:r>
+      <w:proofErr w:type="spellStart"/>
+      <w:r>
+        <w:t>Liu</w:t>
+      </w:r>
+      <w:proofErr w:type="spellEnd"/>
+      <w:r>
+        <w:t xml:space="preserve"> R. </w:t>
+      </w:r>
+      <w:proofErr w:type="spellStart"/>
+      <w:r>
+        <w:t>et</w:t>
+      </w:r>
+      <w:proofErr w:type="spellEnd"/>
+      <w:r>
+        <w:t xml:space="preserve"> </w:t>
+      </w:r>
+      <w:proofErr w:type="spellStart"/>
+      <w:r>
+        <w:t>al</w:t>
+      </w:r>
+      <w:proofErr w:type="spellEnd"/>
+      <w:r>
+        <w:t xml:space="preserve">. </w:t>
+      </w:r>
+      <w:r>
+        <w:rPr>
+          <w:lang w:val="en-US"/>
+        </w:rPr>
+        <w:t>«Data Boost: Text Data Augmentation Through Reinforcement Learning Guided Conditional Generation», 2020)</w:t>
+      </w:r>
+      <w:r>
+        <w:rPr>
+          <w:lang w:val="en-US"/>
+        </w:rPr>
+        <w:t xml:space="preserve">. </w:t>
+      </w:r>
+      <w:r>
+        <w:t xml:space="preserve">Суть подхода состоит в том, что в процесс генерации текста встроен дополнительный механизм обучения с подкреплением. Он оценивает, насколько каждое следующее сгенерированное слово соответствует стилистике целевого класса и корректирует выбор в необходимом направлении. </w:t>
+      </w:r>
+    </w:p>
+    <w:p>
+      <w:pPr>
+        <w:ind w:firstLine="708"/>
+      </w:pPr>
+      <w:r>
+        <w:rPr>
+          <w:lang w:val="en-US"/>
+        </w:rPr>
+        <w:t>LLM</w:t>
+      </w:r>
+      <w:r>
+        <w:t xml:space="preserve"> </w:t>
+      </w:r>
+      <w:r>
+        <w:t xml:space="preserve">генерация реализуема как с помощью </w:t>
+      </w:r>
+      <w:r>
+        <w:rPr>
+          <w:lang w:val="en-US"/>
+        </w:rPr>
+        <w:t>API</w:t>
+      </w:r>
+      <w:r>
+        <w:t xml:space="preserve"> различных моделей, так и локально, что в рамках задачи ВКР предпочтительней.</w:t>
+      </w:r>
+    </w:p>
+    <w:p>
+      <w:pPr>
+        <w:ind w:firstLine="708"/>
+      </w:pPr>
+      <w:r>
+        <w:t xml:space="preserve">Генерация данных с помощью </w:t>
+      </w:r>
+      <w:r>
+        <w:rPr>
+          <w:lang w:val="en-US"/>
+        </w:rPr>
+        <w:t>LLM</w:t>
+      </w:r>
+      <w:r>
+        <w:t xml:space="preserve"> позволяет создать</w:t>
+      </w:r>
+      <w:r>
+        <w:t xml:space="preserve"> </w:t>
+      </w:r>
+      <w:r>
+        <w:t>принципиально новые примеры класса, что делает данный подход одним из ключевых в задаче классификации входящей корреспонденции, особенно для классов с малым количеством экземпляров.</w:t>
+      </w:r>
+    </w:p>
+    <w:p>
+      <w:pPr>
+        <w:ind w:firstLine="708"/>
+      </w:pPr>
+    </w:p>
+    <w:p>
+      <w:pPr>
+        <w:ind w:firstLine="708"/>
+      </w:pPr>
+    </w:p>
+    <w:p>
+      <w:pPr>
+        <w:ind w:firstLine="708"/>
+      </w:pPr>
+    </w:p>
+    <w:p>
+      <w:pPr>
+        <w:pStyle w:val="a"/>
+        <w:numPr>
+          <w:ilvl w:val="2"/>
+          <w:numId w:val="4"/>
+        </w:numPr>
+        <w:ind w:left="0" w:firstLine="720"/>
+      </w:pPr>
+      <w:r>
+        <w:lastRenderedPageBreak/>
+        <w:t>Text</w:t>
+      </w:r>
+      <w:r>
+        <w:t>-</w:t>
+      </w:r>
+      <w:proofErr w:type="spellStart"/>
+      <w:r>
+        <w:t>to</w:t>
+      </w:r>
+      <w:proofErr w:type="spellEnd"/>
+      <w:r>
+        <w:t>-</w:t>
+      </w:r>
+      <w:r>
+        <w:t>Text</w:t>
+      </w:r>
+      <w:r>
+        <w:t xml:space="preserve"> </w:t>
+      </w:r>
+      <w:r>
+        <w:t>модели</w:t>
+      </w:r>
+    </w:p>
+    <w:p>
+      <w:pPr>
+        <w:ind w:firstLine="708"/>
+        <w:rPr>
+          <w:color w:val="000000"/>
+          <w:lang w:val="en-US"/>
+        </w:rPr>
+      </w:pPr>
+      <w:r>
+        <w:t xml:space="preserve">Метод основан на использовании </w:t>
+      </w:r>
+      <w:r>
+        <w:rPr>
+          <w:bCs/>
+          <w:lang w:val="en-US"/>
+        </w:rPr>
+        <w:t>Text</w:t>
+      </w:r>
+      <w:r>
+        <w:rPr>
+          <w:bCs/>
+        </w:rPr>
+        <w:t>-</w:t>
+      </w:r>
+      <w:r>
+        <w:rPr>
+          <w:bCs/>
+          <w:lang w:val="en-US"/>
+        </w:rPr>
+        <w:t>to</w:t>
+      </w:r>
+      <w:r>
+        <w:rPr>
+          <w:bCs/>
+        </w:rPr>
+        <w:t>-</w:t>
+      </w:r>
+      <w:r>
+        <w:rPr>
+          <w:bCs/>
+          <w:lang w:val="en-US"/>
+        </w:rPr>
+        <w:t>Text</w:t>
+      </w:r>
+      <w:r>
+        <w:t xml:space="preserve"> </w:t>
+      </w:r>
+      <w:r>
+        <w:rPr>
+          <w:color w:val="000000"/>
+        </w:rPr>
+        <w:t>моделей (</w:t>
+      </w:r>
+      <w:proofErr w:type="spellStart"/>
+      <w:r>
+        <w:rPr>
+          <w:color w:val="000000"/>
+        </w:rPr>
+        <w:t>Raffel</w:t>
+      </w:r>
+      <w:proofErr w:type="spellEnd"/>
+      <w:r>
+        <w:rPr>
+          <w:color w:val="000000"/>
+        </w:rPr>
+        <w:t xml:space="preserve"> C. </w:t>
+      </w:r>
+      <w:proofErr w:type="spellStart"/>
+      <w:r>
+        <w:rPr>
+          <w:color w:val="000000"/>
+        </w:rPr>
+        <w:t>et</w:t>
+      </w:r>
+      <w:proofErr w:type="spellEnd"/>
+      <w:r>
+        <w:rPr>
+          <w:color w:val="000000"/>
+        </w:rPr>
+        <w:t xml:space="preserve"> </w:t>
+      </w:r>
+      <w:proofErr w:type="spellStart"/>
+      <w:r>
+        <w:rPr>
+          <w:color w:val="000000"/>
+        </w:rPr>
+        <w:t>al</w:t>
+      </w:r>
+      <w:proofErr w:type="spellEnd"/>
+      <w:r>
+        <w:rPr>
+          <w:color w:val="000000"/>
+        </w:rPr>
+        <w:t xml:space="preserve">. </w:t>
+      </w:r>
+      <w:r>
+        <w:rPr>
+          <w:color w:val="000000"/>
+          <w:lang w:val="en-US"/>
+        </w:rPr>
+        <w:t>«Exploring the Limits of Transfer Learning with a Unified Text-to-Text Transformer», Zhang J. et al. «PEGASUS: Pre-training with Extracted Gap-sentences for Abstractive Summarization»).</w:t>
+      </w:r>
+    </w:p>
+    <w:p>
+      <w:pPr>
+        <w:ind w:firstLine="708"/>
+        <w:rPr>
+          <w:color w:val="000000"/>
+        </w:rPr>
+      </w:pPr>
+      <w:r>
+        <w:rPr>
+          <w:color w:val="000000"/>
+          <w:lang w:val="en-US"/>
+        </w:rPr>
+        <w:t xml:space="preserve"> </w:t>
+      </w:r>
+      <w:r>
+        <w:rPr>
+          <w:color w:val="000000"/>
+        </w:rPr>
+        <w:t xml:space="preserve">Модель </w:t>
+      </w:r>
+      <w:r>
+        <w:rPr>
+          <w:color w:val="000000"/>
+          <w:lang w:val="en-US"/>
+        </w:rPr>
+        <w:t>T</w:t>
+      </w:r>
+      <w:r>
+        <w:rPr>
+          <w:color w:val="000000"/>
+        </w:rPr>
+        <w:t xml:space="preserve">5 </w:t>
+      </w:r>
+      <w:r>
+        <w:rPr>
+          <w:color w:val="000000"/>
+        </w:rPr>
+        <w:t xml:space="preserve">с архитектурой энкодер-декодер </w:t>
+      </w:r>
+      <w:proofErr w:type="spellStart"/>
+      <w:r>
+        <w:rPr>
+          <w:color w:val="000000"/>
+        </w:rPr>
+        <w:t>предобучена</w:t>
+      </w:r>
+      <w:proofErr w:type="spellEnd"/>
+      <w:r>
+        <w:rPr>
+          <w:color w:val="000000"/>
+        </w:rPr>
+        <w:t xml:space="preserve"> на корпусе </w:t>
+      </w:r>
+      <w:r>
+        <w:rPr>
+          <w:color w:val="000000"/>
+          <w:lang w:val="en-US"/>
+        </w:rPr>
+        <w:t>C</w:t>
+      </w:r>
+      <w:r>
+        <w:rPr>
+          <w:color w:val="000000"/>
+        </w:rPr>
+        <w:t xml:space="preserve">4 </w:t>
+      </w:r>
+      <w:r>
+        <w:rPr>
+          <w:lang w:val="en-US" w:eastAsia="ru-RU"/>
+        </w:rPr>
+        <w:sym w:font="Symbol" w:char="F0BE"/>
+      </w:r>
+      <w:r>
+        <w:rPr>
+          <w:lang w:eastAsia="ru-RU"/>
+        </w:rPr>
+        <w:t xml:space="preserve"> </w:t>
+      </w:r>
+      <w:r>
+        <w:rPr>
+          <w:color w:val="000000"/>
+        </w:rPr>
+        <w:t xml:space="preserve">750 </w:t>
+      </w:r>
+      <w:r>
+        <w:rPr>
+          <w:color w:val="000000"/>
+        </w:rPr>
+        <w:t>гигабайт очищенного текста с маскированием 15</w:t>
+      </w:r>
+      <w:r>
+        <w:rPr>
+          <w:color w:val="000000"/>
+        </w:rPr>
+        <w:t xml:space="preserve">% </w:t>
+      </w:r>
+      <w:r>
+        <w:rPr>
+          <w:color w:val="000000"/>
+        </w:rPr>
+        <w:t xml:space="preserve">токенов непрерывными </w:t>
+      </w:r>
+      <w:proofErr w:type="spellStart"/>
+      <w:r>
+        <w:rPr>
+          <w:color w:val="000000"/>
+        </w:rPr>
+        <w:t>спанами</w:t>
+      </w:r>
+      <w:proofErr w:type="spellEnd"/>
+      <w:r>
+        <w:rPr>
+          <w:color w:val="000000"/>
+        </w:rPr>
+        <w:t>, что позволяет модели лучше распознавать контекст для последующей генерации текста.</w:t>
+      </w:r>
+    </w:p>
+    <w:p>
+      <w:pPr>
+        <w:ind w:firstLine="708"/>
+        <w:rPr>
+          <w:color w:val="000000"/>
+        </w:rPr>
+      </w:pPr>
+      <w:r>
+        <w:rPr>
+          <w:color w:val="000000"/>
+        </w:rPr>
+        <w:t xml:space="preserve">Модель </w:t>
+      </w:r>
+      <w:r>
+        <w:rPr>
+          <w:color w:val="000000"/>
+          <w:lang w:val="en-US"/>
+        </w:rPr>
+        <w:t>PEGASUS</w:t>
+      </w:r>
+      <w:r>
+        <w:rPr>
+          <w:color w:val="000000"/>
+        </w:rPr>
+        <w:t xml:space="preserve"> </w:t>
+      </w:r>
+      <w:r>
+        <w:rPr>
+          <w:color w:val="000000"/>
+        </w:rPr>
+        <w:t xml:space="preserve">превосходит </w:t>
+      </w:r>
+      <w:r>
+        <w:rPr>
+          <w:color w:val="000000"/>
+          <w:lang w:val="en-US"/>
+        </w:rPr>
+        <w:t>T</w:t>
+      </w:r>
+      <w:r>
+        <w:rPr>
+          <w:color w:val="000000"/>
+        </w:rPr>
+        <w:t xml:space="preserve">5 </w:t>
+      </w:r>
+      <w:r>
+        <w:rPr>
+          <w:color w:val="000000"/>
+        </w:rPr>
+        <w:t xml:space="preserve">за счет </w:t>
+      </w:r>
+      <w:proofErr w:type="spellStart"/>
+      <w:r>
+        <w:rPr>
+          <w:color w:val="000000"/>
+        </w:rPr>
+        <w:t>предобучения</w:t>
+      </w:r>
+      <w:proofErr w:type="spellEnd"/>
+      <w:r>
+        <w:rPr>
+          <w:color w:val="000000"/>
+        </w:rPr>
+        <w:t xml:space="preserve"> на большем корпусе данных, было использовано несколько больших датасетов, а </w:t>
+      </w:r>
+      <w:proofErr w:type="gramStart"/>
+      <w:r>
+        <w:rPr>
+          <w:color w:val="000000"/>
+        </w:rPr>
+        <w:t>так  же</w:t>
+      </w:r>
+      <w:proofErr w:type="gramEnd"/>
+      <w:r>
+        <w:rPr>
+          <w:color w:val="000000"/>
+        </w:rPr>
+        <w:t xml:space="preserve"> вариантов маскирования для каждого </w:t>
+      </w:r>
+      <w:proofErr w:type="gramStart"/>
+      <w:r>
+        <w:rPr>
+          <w:color w:val="000000"/>
+        </w:rPr>
+        <w:t xml:space="preserve">датасета </w:t>
+      </w:r>
+      <w:r>
+        <w:rPr>
+          <w:color w:val="000000"/>
+        </w:rPr>
+        <w:t>:</w:t>
+      </w:r>
+      <w:proofErr w:type="gramEnd"/>
+      <w:r>
+        <w:rPr>
+          <w:color w:val="000000"/>
+        </w:rPr>
+        <w:t xml:space="preserve"> 15% для </w:t>
+      </w:r>
+      <w:r>
+        <w:rPr>
+          <w:color w:val="000000"/>
+          <w:lang w:val="en-US"/>
+        </w:rPr>
+        <w:t>CNN</w:t>
+      </w:r>
+      <w:r>
+        <w:rPr>
+          <w:color w:val="000000"/>
+        </w:rPr>
+        <w:t>/</w:t>
+      </w:r>
+      <w:proofErr w:type="spellStart"/>
+      <w:r>
+        <w:rPr>
+          <w:color w:val="000000"/>
+          <w:lang w:val="en-US"/>
+        </w:rPr>
+        <w:t>DailyMail</w:t>
+      </w:r>
+      <w:proofErr w:type="spellEnd"/>
+      <w:r>
+        <w:rPr>
+          <w:color w:val="000000"/>
+        </w:rPr>
+        <w:t xml:space="preserve">, 30% для </w:t>
+      </w:r>
+      <w:proofErr w:type="spellStart"/>
+      <w:r>
+        <w:rPr>
+          <w:color w:val="000000"/>
+          <w:lang w:val="en-US"/>
+        </w:rPr>
+        <w:t>XSum</w:t>
+      </w:r>
+      <w:proofErr w:type="spellEnd"/>
+      <w:r>
+        <w:rPr>
+          <w:color w:val="000000"/>
+        </w:rPr>
+        <w:t>/</w:t>
+      </w:r>
+      <w:r>
+        <w:rPr>
+          <w:color w:val="000000"/>
+          <w:lang w:val="en-US"/>
+        </w:rPr>
+        <w:t>Reddit</w:t>
+      </w:r>
+      <w:r>
+        <w:rPr>
+          <w:color w:val="000000"/>
+        </w:rPr>
+        <w:t xml:space="preserve"> </w:t>
+      </w:r>
+      <w:r>
+        <w:rPr>
+          <w:color w:val="000000"/>
+          <w:lang w:val="en-US"/>
+        </w:rPr>
+        <w:t>TIFU</w:t>
+      </w:r>
+      <w:r>
+        <w:rPr>
+          <w:color w:val="000000"/>
+        </w:rPr>
+        <w:t xml:space="preserve">, 45% для </w:t>
+      </w:r>
+      <w:proofErr w:type="spellStart"/>
+      <w:r>
+        <w:rPr>
+          <w:color w:val="000000"/>
+          <w:lang w:val="en-US"/>
+        </w:rPr>
+        <w:t>WikiHow</w:t>
+      </w:r>
+      <w:proofErr w:type="spellEnd"/>
+      <w:r>
+        <w:rPr>
+          <w:color w:val="000000"/>
+        </w:rPr>
+        <w:t>.</w:t>
+      </w:r>
+    </w:p>
+    <w:p>
+      <w:pPr>
+        <w:ind w:firstLine="708"/>
+        <w:rPr>
+          <w:color w:val="000000"/>
+        </w:rPr>
+      </w:pPr>
+      <w:r>
+        <w:rPr>
+          <w:color w:val="000000"/>
+        </w:rPr>
+        <w:t xml:space="preserve">Хотя данные модели хорошо себя зарекомендовали в контексте задач генерации текста, применительно к задаче русскоязычной классификации они малоприменимы, поскольку весь корпус обучающих данных был преимущественно на английском языке. Поэтому при выборе данных методов стоит рассмотреть аналоги </w:t>
+      </w:r>
+      <w:proofErr w:type="spellStart"/>
+      <w:r>
+        <w:rPr>
+          <w:color w:val="000000"/>
+        </w:rPr>
+        <w:t>предобученные</w:t>
+      </w:r>
+      <w:proofErr w:type="spellEnd"/>
+      <w:r>
+        <w:rPr>
+          <w:color w:val="000000"/>
+        </w:rPr>
+        <w:t xml:space="preserve"> на русских </w:t>
+      </w:r>
+      <w:proofErr w:type="gramStart"/>
+      <w:r>
+        <w:rPr>
+          <w:color w:val="000000"/>
+        </w:rPr>
+        <w:t>текстах  такие</w:t>
+      </w:r>
+      <w:proofErr w:type="gramEnd"/>
+      <w:r>
+        <w:rPr>
+          <w:color w:val="000000"/>
+        </w:rPr>
+        <w:t xml:space="preserve"> как </w:t>
+      </w:r>
+      <w:proofErr w:type="spellStart"/>
+      <w:r>
+        <w:rPr>
+          <w:color w:val="000000"/>
+          <w:lang w:val="en-US"/>
+        </w:rPr>
+        <w:t>ruT</w:t>
+      </w:r>
+      <w:proofErr w:type="spellEnd"/>
+      <w:r>
+        <w:rPr>
+          <w:color w:val="000000"/>
+        </w:rPr>
+        <w:t xml:space="preserve">5 </w:t>
+      </w:r>
+      <w:r>
+        <w:rPr>
+          <w:color w:val="000000"/>
+        </w:rPr>
+        <w:t xml:space="preserve">или </w:t>
+      </w:r>
+      <w:r>
+        <w:rPr>
+          <w:color w:val="000000"/>
+          <w:lang w:val="en-US"/>
+        </w:rPr>
+        <w:t>FRED</w:t>
+      </w:r>
+      <w:r>
+        <w:rPr>
+          <w:color w:val="000000"/>
+        </w:rPr>
+        <w:t>-</w:t>
+      </w:r>
+      <w:r>
+        <w:rPr>
+          <w:color w:val="000000"/>
+          <w:lang w:val="en-US"/>
+        </w:rPr>
+        <w:t>T</w:t>
+      </w:r>
+      <w:r>
+        <w:rPr>
+          <w:color w:val="000000"/>
+        </w:rPr>
+        <w:t>5</w:t>
+      </w:r>
+      <w:r>
+        <w:rPr>
+          <w:color w:val="000000"/>
+        </w:rPr>
+        <w:t>.</w:t>
+      </w:r>
+    </w:p>
+    <w:p>
+      <w:pPr>
+        <w:ind w:firstLine="708"/>
+      </w:pPr>
+    </w:p>
+    <w:p>
+      <w:pPr>
+        <w:ind w:firstLine="708"/>
+      </w:pPr>
+    </w:p>
+    <w:p>
+      <w:pPr>
+        <w:pStyle w:val="a"/>
+        <w:numPr>
+          <w:ilvl w:val="2"/>
+          <w:numId w:val="4"/>
+        </w:numPr>
+        <w:ind w:left="0" w:firstLine="720"/>
+      </w:pPr>
+      <w:proofErr w:type="spellStart"/>
+      <w:r>
+        <w:lastRenderedPageBreak/>
+        <w:t>Mixup</w:t>
+      </w:r>
+      <w:proofErr w:type="spellEnd"/>
+      <w:r>
+        <w:t xml:space="preserve"> — аугментация на уровне </w:t>
+      </w:r>
+      <w:proofErr w:type="spellStart"/>
+      <w:r>
+        <w:t>эмбеддингов</w:t>
+      </w:r>
+      <w:proofErr w:type="spellEnd"/>
+    </w:p>
+    <w:p>
+      <w:pPr>
+        <w:ind w:firstLine="708"/>
+      </w:pPr>
+      <w:r>
+        <w:t xml:space="preserve">Метод </w:t>
+      </w:r>
+      <w:proofErr w:type="spellStart"/>
+      <w:r>
+        <w:t>Mixup</w:t>
+      </w:r>
+      <w:proofErr w:type="spellEnd"/>
+      <w:r>
+        <w:t>, предложенный для компьютерного зрения (</w:t>
+      </w:r>
+      <w:proofErr w:type="spellStart"/>
+      <w:r>
+        <w:t>Zhang</w:t>
+      </w:r>
+      <w:proofErr w:type="spellEnd"/>
+      <w:r>
+        <w:t xml:space="preserve"> H. </w:t>
+      </w:r>
+      <w:proofErr w:type="spellStart"/>
+      <w:r>
+        <w:t>et</w:t>
+      </w:r>
+      <w:proofErr w:type="spellEnd"/>
+      <w:r>
+        <w:t xml:space="preserve"> </w:t>
+      </w:r>
+      <w:proofErr w:type="spellStart"/>
+      <w:r>
+        <w:t>al</w:t>
+      </w:r>
+      <w:proofErr w:type="spellEnd"/>
+      <w:r>
+        <w:t>. «</w:t>
+      </w:r>
+      <w:proofErr w:type="spellStart"/>
+      <w:r>
+        <w:t>mixup</w:t>
+      </w:r>
+      <w:proofErr w:type="spellEnd"/>
+      <w:r>
+        <w:t xml:space="preserve">: </w:t>
+      </w:r>
+      <w:proofErr w:type="spellStart"/>
+      <w:r>
+        <w:t>Beyond</w:t>
+      </w:r>
+      <w:proofErr w:type="spellEnd"/>
+      <w:r>
+        <w:t xml:space="preserve"> </w:t>
+      </w:r>
+      <w:proofErr w:type="spellStart"/>
+      <w:r>
+        <w:t>Empirical</w:t>
+      </w:r>
+      <w:proofErr w:type="spellEnd"/>
+      <w:r>
+        <w:t xml:space="preserve"> Risk </w:t>
+      </w:r>
+      <w:proofErr w:type="spellStart"/>
+      <w:r>
+        <w:t>Minimization</w:t>
+      </w:r>
+      <w:proofErr w:type="spellEnd"/>
+      <w:r>
+        <w:t>») и адаптированный для текстовой классификации (</w:t>
+      </w:r>
+      <w:proofErr w:type="spellStart"/>
+      <w:r>
+        <w:t>Guo</w:t>
+      </w:r>
+      <w:proofErr w:type="spellEnd"/>
+      <w:r>
+        <w:t xml:space="preserve"> H., </w:t>
+      </w:r>
+      <w:proofErr w:type="spellStart"/>
+      <w:r>
+        <w:t>Mao</w:t>
+      </w:r>
+      <w:proofErr w:type="spellEnd"/>
+      <w:r>
+        <w:t xml:space="preserve"> Y., </w:t>
+      </w:r>
+      <w:proofErr w:type="spellStart"/>
+      <w:r>
+        <w:t>Zhang</w:t>
+      </w:r>
+      <w:proofErr w:type="spellEnd"/>
+      <w:r>
+        <w:t xml:space="preserve"> R. «</w:t>
+      </w:r>
+      <w:proofErr w:type="spellStart"/>
+      <w:r>
+        <w:t>Augmenting</w:t>
+      </w:r>
+      <w:proofErr w:type="spellEnd"/>
+      <w:r>
+        <w:t xml:space="preserve"> Data </w:t>
+      </w:r>
+      <w:proofErr w:type="spellStart"/>
+      <w:r>
+        <w:t>with</w:t>
+      </w:r>
+      <w:proofErr w:type="spellEnd"/>
+      <w:r>
+        <w:t xml:space="preserve"> </w:t>
+      </w:r>
+      <w:proofErr w:type="spellStart"/>
+      <w:r>
+        <w:t>Mixup</w:t>
+      </w:r>
+      <w:proofErr w:type="spellEnd"/>
+      <w:r>
+        <w:t xml:space="preserve"> </w:t>
+      </w:r>
+      <w:proofErr w:type="spellStart"/>
+      <w:r>
+        <w:t>for</w:t>
+      </w:r>
+      <w:proofErr w:type="spellEnd"/>
+      <w:r>
+        <w:t xml:space="preserve"> </w:t>
+      </w:r>
+      <w:proofErr w:type="spellStart"/>
+      <w:r>
+        <w:t>Sentence</w:t>
+      </w:r>
+      <w:proofErr w:type="spellEnd"/>
+      <w:r>
+        <w:t xml:space="preserve"> </w:t>
+      </w:r>
+      <w:proofErr w:type="spellStart"/>
+      <w:r>
+        <w:t>Classification</w:t>
+      </w:r>
+      <w:proofErr w:type="spellEnd"/>
+      <w:r>
+        <w:t xml:space="preserve">: </w:t>
+      </w:r>
+      <w:proofErr w:type="spellStart"/>
+      <w:r>
+        <w:t>An</w:t>
+      </w:r>
+      <w:proofErr w:type="spellEnd"/>
+      <w:r>
+        <w:t xml:space="preserve"> </w:t>
+      </w:r>
+      <w:proofErr w:type="spellStart"/>
+      <w:r>
+        <w:t>Empirical</w:t>
+      </w:r>
+      <w:proofErr w:type="spellEnd"/>
+      <w:r>
+        <w:t xml:space="preserve"> Study»), работает с </w:t>
+      </w:r>
+      <w:proofErr w:type="spellStart"/>
+      <w:r>
+        <w:t>эмбеддингами</w:t>
+      </w:r>
+      <w:proofErr w:type="spellEnd"/>
+      <w:r>
+        <w:t xml:space="preserve"> текста. Суть метода заключается в том, что берутся два примера из обучающей выборки, их </w:t>
+      </w:r>
+      <w:proofErr w:type="spellStart"/>
+      <w:r>
+        <w:t>эмбеддинги</w:t>
+      </w:r>
+      <w:proofErr w:type="spellEnd"/>
+      <w:r>
+        <w:t xml:space="preserve"> смешиваются в заданной пропорции, и получившийся вектор используется как новый виртуальный обучающий пример. Метка класса для него также смешивается в той же пропорции.</w:t>
+      </w:r>
+    </w:p>
+    <w:p>
+      <w:pPr>
+        <w:ind w:firstLine="708"/>
+      </w:pPr>
+      <w:r>
+        <w:t>Метод не требует генерации новых текстов. Однако он применим исключительно в архитектурах, где базовая модель сначала преобразует текст в векторное представление. Виртуальные примеры существуют только в числовом пространстве и не имеют текстового представления, что так же исключает ручную валидацию. При небольшом количестве экземпляров на класс смешивание между ними не обеспечивает достаточного разнообразия.</w:t>
+      </w:r>
+    </w:p>
+    <w:p>
+      <w:pPr>
+        <w:ind w:firstLine="708"/>
+      </w:pPr>
+      <w:r>
+        <w:t>В рамках текущей задачи метод неприменим, поскольку выбранный подход предполагает дообучение LLM, а не обучение классификатора с отдельной головой.</w:t>
+      </w:r>
+    </w:p>
+    <w:p>
+      <w:pPr>
+        <w:pStyle w:val="a"/>
+        <w:numPr>
+          <w:ilvl w:val="2"/>
+          <w:numId w:val="4"/>
+        </w:numPr>
+        <w:ind w:left="0" w:firstLine="720"/>
+      </w:pPr>
+      <w:r>
+        <w:lastRenderedPageBreak/>
+        <w:t>Итеративная аугментация LLM2LLM</w:t>
+      </w:r>
+    </w:p>
+    <w:p>
+      <w:pPr>
+        <w:ind w:firstLine="708"/>
+        <w:rPr>
+          <w:lang w:val="en-US"/>
+        </w:rPr>
+      </w:pPr>
+      <w:r>
+        <w:t>Метод</w:t>
+      </w:r>
+      <w:r>
+        <w:t xml:space="preserve"> </w:t>
+      </w:r>
+      <w:r>
+        <w:rPr>
+          <w:bCs/>
+        </w:rPr>
+        <w:t xml:space="preserve">LLM2LLM </w:t>
+      </w:r>
+      <w:r>
+        <w:t>предложен</w:t>
+      </w:r>
+      <w:r>
+        <w:t>ный</w:t>
+      </w:r>
+      <w:r>
+        <w:t xml:space="preserve"> в </w:t>
+      </w:r>
+      <w:r>
+        <w:t>статье</w:t>
+      </w:r>
+      <w:r>
+        <w:t xml:space="preserve"> (Lee N. </w:t>
+      </w:r>
+      <w:proofErr w:type="spellStart"/>
+      <w:r>
+        <w:t>et</w:t>
+      </w:r>
+      <w:proofErr w:type="spellEnd"/>
+      <w:r>
+        <w:t xml:space="preserve"> </w:t>
+      </w:r>
+      <w:proofErr w:type="spellStart"/>
+      <w:r>
+        <w:t>al</w:t>
+      </w:r>
+      <w:proofErr w:type="spellEnd"/>
+      <w:r>
+        <w:t xml:space="preserve">. </w:t>
+      </w:r>
+      <w:r>
+        <w:rPr>
+          <w:lang w:val="en-US"/>
+        </w:rPr>
+        <w:t xml:space="preserve">«LLM2LLM: Boosting LLMs with Novel Iterative Data Enhancement», ACL 2024) </w:t>
+      </w:r>
+      <w:r>
+        <w:t>использует</w:t>
+      </w:r>
+      <w:r>
+        <w:rPr>
+          <w:lang w:val="en-US"/>
+        </w:rPr>
+        <w:t xml:space="preserve"> </w:t>
+      </w:r>
+      <w:r>
+        <w:t>две</w:t>
+      </w:r>
+      <w:r>
+        <w:rPr>
+          <w:lang w:val="en-US"/>
+        </w:rPr>
+        <w:t xml:space="preserve"> </w:t>
+      </w:r>
+      <w:r>
+        <w:t>модели</w:t>
+      </w:r>
+      <w:r>
+        <w:rPr>
+          <w:lang w:val="en-US"/>
+        </w:rPr>
+        <w:t>: «</w:t>
+      </w:r>
+      <w:r>
+        <w:t>учитель</w:t>
+      </w:r>
+      <w:r>
+        <w:rPr>
+          <w:lang w:val="en-US"/>
+        </w:rPr>
+        <w:t xml:space="preserve">» </w:t>
+      </w:r>
+      <w:r>
+        <w:t>и</w:t>
+      </w:r>
+      <w:r>
+        <w:rPr>
+          <w:lang w:val="en-US"/>
+        </w:rPr>
+        <w:t xml:space="preserve"> «</w:t>
+      </w:r>
+      <w:r>
+        <w:t>студент</w:t>
+      </w:r>
+      <w:r>
+        <w:rPr>
+          <w:lang w:val="en-US"/>
+        </w:rPr>
+        <w:t xml:space="preserve">». </w:t>
+      </w:r>
+    </w:p>
+    <w:p>
+      <w:pPr>
+        <w:ind w:firstLine="708"/>
+      </w:pPr>
+      <w:r>
+        <w:t xml:space="preserve">«Студент» </w:t>
+      </w:r>
+      <w:proofErr w:type="spellStart"/>
+      <w:r>
+        <w:t>дообучается</w:t>
+      </w:r>
+      <w:proofErr w:type="spellEnd"/>
+      <w:r>
+        <w:t xml:space="preserve"> на предложенных данных, затем прогоняется по обучающей выборке с выявлением ошибок. Ошибки подаются на вход к модели «Учителю», которая генерирует новые экземпляры похожие на ошибочные, что расширяет пространство проблемных экземпляров, давая модели «студенту» лучше понять его.</w:t>
+      </w:r>
+    </w:p>
+    <w:p>
+      <w:pPr>
+        <w:ind w:firstLine="708"/>
+      </w:pPr>
+      <w:r>
+        <w:t>Каждую итерацию модель обучается с нуля во избежание переобучения.</w:t>
+      </w:r>
+    </w:p>
+    <w:p>
+      <w:pPr>
+        <w:ind w:firstLine="708"/>
+      </w:pPr>
+      <w:r>
+        <w:t>Для задачи классификации данный метод может стать одним из основных методов аугментации, но существуют некоторые и ограничения. Для модели «учителя» лучшие метрики были у моделей, которые нельзя применять локально (</w:t>
+      </w:r>
+      <w:r>
+        <w:t>GPT-3.5 и GPT-4)</w:t>
+      </w:r>
+      <w:r>
+        <w:t xml:space="preserve">. А также итеративный подход, на котором основан метод требует значительных вычислительных ресурсов и более сложного </w:t>
+      </w:r>
+      <w:proofErr w:type="spellStart"/>
+      <w:r>
+        <w:t>пайплайна</w:t>
+      </w:r>
+      <w:proofErr w:type="spellEnd"/>
+      <w:r>
+        <w:t xml:space="preserve"> в сравнении с обычной </w:t>
+      </w:r>
+      <w:r>
+        <w:rPr>
+          <w:lang w:val="en-US"/>
+        </w:rPr>
+        <w:t>LLM</w:t>
+      </w:r>
+      <w:r>
+        <w:t xml:space="preserve"> </w:t>
+      </w:r>
+      <w:r>
+        <w:t>генерацией.</w:t>
+      </w:r>
+    </w:p>
+    <w:p>
+      <w:pPr>
+        <w:ind w:firstLine="708"/>
+      </w:pPr>
+    </w:p>
+    <w:p>
+      <w:pPr>
+        <w:pStyle w:val="a"/>
+        <w:numPr>
+          <w:ilvl w:val="2"/>
+          <w:numId w:val="4"/>
+        </w:numPr>
+        <w:ind w:left="0" w:firstLine="720"/>
+      </w:pPr>
+      <w:r>
+        <w:lastRenderedPageBreak/>
+        <w:t>DAGAM</w:t>
+      </w:r>
+    </w:p>
+    <w:p>
+      <w:pPr>
+        <w:ind w:firstLine="708"/>
+      </w:pPr>
+      <w:r>
+        <w:t xml:space="preserve">Метод DAGAM предложен в работе (Jo B.-C. </w:t>
+      </w:r>
+      <w:proofErr w:type="spellStart"/>
+      <w:r>
+        <w:t>et</w:t>
+      </w:r>
+      <w:proofErr w:type="spellEnd"/>
+      <w:r>
+        <w:t xml:space="preserve"> </w:t>
+      </w:r>
+      <w:proofErr w:type="spellStart"/>
+      <w:r>
+        <w:t>al</w:t>
+      </w:r>
+      <w:proofErr w:type="spellEnd"/>
+      <w:r>
+        <w:t xml:space="preserve">. «DAGAM: Data </w:t>
+      </w:r>
+      <w:proofErr w:type="spellStart"/>
+      <w:r>
+        <w:t>Augmentation</w:t>
+      </w:r>
+      <w:proofErr w:type="spellEnd"/>
+      <w:r>
+        <w:t xml:space="preserve"> </w:t>
+      </w:r>
+      <w:proofErr w:type="spellStart"/>
+      <w:r>
+        <w:t>with</w:t>
+      </w:r>
+      <w:proofErr w:type="spellEnd"/>
+      <w:r>
+        <w:t xml:space="preserve"> Generation And </w:t>
+      </w:r>
+      <w:proofErr w:type="spellStart"/>
+      <w:r>
+        <w:t>Modification</w:t>
+      </w:r>
+      <w:proofErr w:type="spellEnd"/>
+      <w:r>
+        <w:t xml:space="preserve">», 2022) и представляет собой комбинацию двух различных стратегий аугментации: </w:t>
+      </w:r>
+    </w:p>
+    <w:p>
+      <w:pPr>
+        <w:pStyle w:val="ab"/>
+        <w:numPr>
+          <w:ilvl w:val="0"/>
+          <w:numId w:val="5"/>
+        </w:numPr>
+      </w:pPr>
+      <w:r>
+        <w:t xml:space="preserve"> </w:t>
+      </w:r>
+      <w:r>
+        <w:rPr>
+          <w:lang w:val="en-US"/>
+        </w:rPr>
+        <w:t>DAG</w:t>
+      </w:r>
+      <w:r>
+        <w:t xml:space="preserve"> </w:t>
+      </w:r>
+      <w:r>
+        <w:rPr>
+          <w:lang w:val="en-US" w:eastAsia="ru-RU"/>
+        </w:rPr>
+        <w:sym w:font="Symbol" w:char="F0BE"/>
+      </w:r>
+      <w:r>
+        <w:t xml:space="preserve"> с</w:t>
+      </w:r>
+      <w:r>
+        <w:t xml:space="preserve"> </w:t>
+      </w:r>
+      <w:r>
+        <w:t>помощью</w:t>
+      </w:r>
+      <w:r>
+        <w:t xml:space="preserve"> </w:t>
+      </w:r>
+      <w:r>
+        <w:t>генеративной</w:t>
+      </w:r>
+      <w:r>
+        <w:t xml:space="preserve"> </w:t>
+      </w:r>
+      <w:r>
+        <w:t>модели</w:t>
+      </w:r>
+      <w:r>
+        <w:t xml:space="preserve"> </w:t>
+      </w:r>
+      <w:r>
+        <w:rPr>
+          <w:lang w:val="en-US"/>
+        </w:rPr>
+        <w:t>T</w:t>
+      </w:r>
+      <w:r>
+        <w:t xml:space="preserve">5 </w:t>
+      </w:r>
+      <w:proofErr w:type="spellStart"/>
+      <w:r>
+        <w:t>суммаризуют</w:t>
+      </w:r>
+      <w:proofErr w:type="spellEnd"/>
+      <w:r>
+        <w:t xml:space="preserve"> 3 </w:t>
+      </w:r>
+      <w:r>
+        <w:t>текста одного класса, полученный текст добавляется как новый экземпляр класса.</w:t>
+      </w:r>
+    </w:p>
+    <w:p>
+      <w:pPr>
+        <w:pStyle w:val="ab"/>
+        <w:numPr>
+          <w:ilvl w:val="0"/>
+          <w:numId w:val="5"/>
+        </w:numPr>
+      </w:pPr>
+      <w:r>
+        <w:rPr>
+          <w:lang w:val="en-US"/>
+        </w:rPr>
+        <w:t>DAM</w:t>
+      </w:r>
+      <w:r>
+        <w:t xml:space="preserve"> </w:t>
+      </w:r>
+      <w:r>
+        <w:rPr>
+          <w:lang w:val="en-US" w:eastAsia="ru-RU"/>
+        </w:rPr>
+        <w:sym w:font="Symbol" w:char="F0BE"/>
+      </w:r>
+      <w:r>
+        <w:t xml:space="preserve"> </w:t>
+      </w:r>
+      <w:r>
+        <w:t>далее</w:t>
+      </w:r>
+      <w:r>
+        <w:t xml:space="preserve"> </w:t>
+      </w:r>
+      <w:r>
+        <w:t>в</w:t>
+      </w:r>
+      <w:r>
+        <w:t xml:space="preserve"> </w:t>
+      </w:r>
+      <w:r>
+        <w:t>тексте</w:t>
+      </w:r>
+      <w:r>
+        <w:t xml:space="preserve"> </w:t>
+      </w:r>
+      <w:r>
+        <w:t>случайно</w:t>
+      </w:r>
+      <w:r>
+        <w:t xml:space="preserve"> </w:t>
+      </w:r>
+      <w:r>
+        <w:t>меняются</w:t>
+      </w:r>
+      <w:r>
+        <w:t xml:space="preserve"> </w:t>
+      </w:r>
+      <w:r>
+        <w:t>символы внутри слов. Такой метод улучшает понимание контекста для модели при обучении.</w:t>
+      </w:r>
+    </w:p>
+    <w:p>
+      <w:pPr>
+        <w:ind w:firstLine="708"/>
+      </w:pPr>
+      <w:r>
+        <w:t xml:space="preserve">Для классификации моделей с помощью дообучения </w:t>
+      </w:r>
+      <w:r>
+        <w:rPr>
+          <w:lang w:val="en-US"/>
+        </w:rPr>
+        <w:t>LLM</w:t>
+      </w:r>
+      <w:r>
+        <w:t xml:space="preserve"> </w:t>
+      </w:r>
+      <w:r>
+        <w:t xml:space="preserve">данный метод скорее не подходит, </w:t>
+      </w:r>
+      <w:r>
+        <w:rPr>
+          <w:lang w:val="en-US"/>
+        </w:rPr>
+        <w:t>DAM</w:t>
+      </w:r>
+      <w:r>
+        <w:t xml:space="preserve"> делает искажённый текст, что вероятнее ухудшит метрики классификации</w:t>
+      </w:r>
+      <w:r>
+        <w:t xml:space="preserve"> </w:t>
+      </w:r>
+      <w:r>
+        <w:t>в будущем.</w:t>
+      </w:r>
+    </w:p>
+    <w:p>
+      <w:pPr>
+        <w:pStyle w:val="a"/>
+        <w:numPr>
+          <w:ilvl w:val="2"/>
+          <w:numId w:val="4"/>
+        </w:numPr>
+        <w:ind w:left="0" w:firstLine="720"/>
+        <w:rPr>
+          <w:b w:val="0"/>
+          <w:bCs w:val="0"/>
+        </w:rPr>
+      </w:pPr>
+      <w:r>
+        <w:lastRenderedPageBreak/>
+        <w:t xml:space="preserve"> Аугментация на границах классов </w:t>
+      </w:r>
+      <w:proofErr w:type="spellStart"/>
+      <w:r>
+        <w:t>PromptMix</w:t>
+      </w:r>
+      <w:proofErr w:type="spellEnd"/>
+    </w:p>
+    <w:p>
+      <w:pPr>
+        <w:ind w:firstLine="708"/>
+      </w:pPr>
+      <w:proofErr w:type="spellStart"/>
+      <w:r>
+        <w:rPr>
+          <w:lang w:val="en-US"/>
+        </w:rPr>
+        <w:t>PromptMix</w:t>
+      </w:r>
+      <w:proofErr w:type="spellEnd"/>
+      <w:r>
+        <w:t xml:space="preserve"> (</w:t>
+      </w:r>
+      <w:r>
+        <w:rPr>
+          <w:lang w:val="en-US"/>
+        </w:rPr>
+        <w:t>Sahu</w:t>
+      </w:r>
+      <w:r>
+        <w:t xml:space="preserve"> </w:t>
+      </w:r>
+      <w:r>
+        <w:rPr>
+          <w:lang w:val="en-US"/>
+        </w:rPr>
+        <w:t>G</w:t>
+      </w:r>
+      <w:r>
+        <w:t xml:space="preserve">. </w:t>
+      </w:r>
+      <w:r>
+        <w:rPr>
+          <w:lang w:val="en-US"/>
+        </w:rPr>
+        <w:t>et</w:t>
+      </w:r>
+      <w:r>
+        <w:t xml:space="preserve"> </w:t>
+      </w:r>
+      <w:r>
+        <w:rPr>
+          <w:lang w:val="en-US"/>
+        </w:rPr>
+        <w:t>al</w:t>
+      </w:r>
+      <w:r>
+        <w:t>. «</w:t>
+      </w:r>
+      <w:proofErr w:type="spellStart"/>
+      <w:r>
+        <w:rPr>
+          <w:lang w:val="en-US"/>
+        </w:rPr>
+        <w:t>PromptMix</w:t>
+      </w:r>
+      <w:proofErr w:type="spellEnd"/>
+      <w:r>
+        <w:t xml:space="preserve">: </w:t>
+      </w:r>
+      <w:r>
+        <w:rPr>
+          <w:lang w:val="en-US"/>
+        </w:rPr>
+        <w:t>A</w:t>
+      </w:r>
+      <w:r>
+        <w:t xml:space="preserve"> </w:t>
+      </w:r>
+      <w:r>
+        <w:rPr>
+          <w:lang w:val="en-US"/>
+        </w:rPr>
+        <w:t>Class</w:t>
+      </w:r>
+      <w:r>
+        <w:t xml:space="preserve"> </w:t>
+      </w:r>
+      <w:r>
+        <w:rPr>
+          <w:lang w:val="en-US"/>
+        </w:rPr>
+        <w:t>Boundary</w:t>
+      </w:r>
+      <w:r>
+        <w:t xml:space="preserve"> </w:t>
+      </w:r>
+      <w:r>
+        <w:rPr>
+          <w:lang w:val="en-US"/>
+        </w:rPr>
+        <w:t>Augmentation</w:t>
+      </w:r>
+      <w:r>
+        <w:t xml:space="preserve"> </w:t>
+      </w:r>
+      <w:r>
+        <w:rPr>
+          <w:lang w:val="en-US"/>
+        </w:rPr>
+        <w:t>Method</w:t>
+      </w:r>
+      <w:r>
+        <w:t xml:space="preserve"> </w:t>
+      </w:r>
+      <w:r>
+        <w:rPr>
+          <w:lang w:val="en-US"/>
+        </w:rPr>
+        <w:t>for</w:t>
+      </w:r>
+      <w:r>
+        <w:t xml:space="preserve"> </w:t>
+      </w:r>
+      <w:r>
+        <w:rPr>
+          <w:lang w:val="en-US"/>
+        </w:rPr>
+        <w:t>Large</w:t>
+      </w:r>
+      <w:r>
+        <w:t xml:space="preserve"> </w:t>
+      </w:r>
+      <w:r>
+        <w:rPr>
+          <w:lang w:val="en-US"/>
+        </w:rPr>
+        <w:t>Language</w:t>
+      </w:r>
+      <w:r>
+        <w:t xml:space="preserve"> </w:t>
+      </w:r>
+      <w:r>
+        <w:rPr>
+          <w:lang w:val="en-US"/>
+        </w:rPr>
+        <w:t>Model</w:t>
+      </w:r>
+      <w:r>
+        <w:t xml:space="preserve"> </w:t>
+      </w:r>
+      <w:r>
+        <w:rPr>
+          <w:lang w:val="en-US"/>
+        </w:rPr>
+        <w:t>Distillation</w:t>
+      </w:r>
+      <w:r>
+        <w:t xml:space="preserve">», </w:t>
+      </w:r>
+      <w:r>
+        <w:rPr>
+          <w:lang w:val="en-US"/>
+        </w:rPr>
+        <w:t>EMNLP</w:t>
+      </w:r>
+      <w:r>
+        <w:t xml:space="preserve"> 2023) </w:t>
+      </w:r>
+      <w:r>
+        <w:t>метод</w:t>
+      </w:r>
+      <w:r>
+        <w:t xml:space="preserve"> </w:t>
+      </w:r>
+      <w:r>
+        <w:t>аугментации</w:t>
+      </w:r>
+      <w:r>
+        <w:t xml:space="preserve"> </w:t>
+      </w:r>
+      <w:r>
+        <w:t>данных</w:t>
+      </w:r>
+      <w:r>
+        <w:t xml:space="preserve"> </w:t>
+      </w:r>
+      <w:r>
+        <w:t>для</w:t>
+      </w:r>
+      <w:r>
+        <w:t xml:space="preserve"> </w:t>
+      </w:r>
+      <w:r>
+        <w:t>задач</w:t>
+      </w:r>
+      <w:r>
+        <w:t xml:space="preserve"> </w:t>
+      </w:r>
+      <w:r>
+        <w:t>классификации</w:t>
+      </w:r>
+      <w:r>
+        <w:t xml:space="preserve"> </w:t>
+      </w:r>
+      <w:r>
+        <w:t>в</w:t>
+      </w:r>
+      <w:r>
+        <w:t xml:space="preserve"> </w:t>
+      </w:r>
+      <w:r>
+        <w:t>условиях</w:t>
+      </w:r>
+      <w:r>
+        <w:t xml:space="preserve"> </w:t>
+      </w:r>
+      <w:r>
+        <w:t>малого</w:t>
+      </w:r>
+      <w:r>
+        <w:t xml:space="preserve"> </w:t>
+      </w:r>
+      <w:r>
+        <w:t>количества</w:t>
+      </w:r>
+      <w:r>
+        <w:t xml:space="preserve"> </w:t>
+      </w:r>
+      <w:r>
+        <w:t>обучающих</w:t>
+      </w:r>
+      <w:r>
+        <w:t xml:space="preserve"> </w:t>
+      </w:r>
+      <w:r>
+        <w:t>примеров</w:t>
+      </w:r>
+      <w:r>
+        <w:t xml:space="preserve">. </w:t>
+      </w:r>
+      <w:r>
+        <w:t xml:space="preserve">Данный метод предлагает создавать пограничные примеры для классов, чтобы повысить их разделимость для модели. </w:t>
+      </w:r>
+    </w:p>
+    <w:p>
+      <w:pPr>
+        <w:ind w:firstLine="708"/>
+      </w:pPr>
+      <w:r>
+        <w:t xml:space="preserve">Поскольку на этапе </w:t>
+      </w:r>
+      <w:r>
+        <w:rPr>
+          <w:lang w:val="en-US"/>
+        </w:rPr>
+        <w:t>EDA</w:t>
+      </w:r>
+      <w:r>
+        <w:t xml:space="preserve"> </w:t>
+      </w:r>
+      <w:r>
+        <w:t xml:space="preserve">при визуализации </w:t>
+      </w:r>
+      <w:r>
+        <w:rPr>
+          <w:lang w:val="en-US"/>
+        </w:rPr>
+        <w:t>UMAP</w:t>
+      </w:r>
+      <w:r>
+        <w:t xml:space="preserve"> </w:t>
+      </w:r>
+      <w:proofErr w:type="spellStart"/>
+      <w:r>
+        <w:t>эмбеддингов</w:t>
+      </w:r>
+      <w:proofErr w:type="spellEnd"/>
+      <w:r>
+        <w:t xml:space="preserve">, данные практически не выделялись в семантические кластеры, </w:t>
+      </w:r>
+      <w:proofErr w:type="spellStart"/>
+      <w:r>
+        <w:rPr>
+          <w:lang w:val="en-US"/>
+        </w:rPr>
+        <w:t>PromptMix</w:t>
+      </w:r>
+      <w:proofErr w:type="spellEnd"/>
+      <w:r>
+        <w:t xml:space="preserve"> может лишь усугубить смешивание классов, что может затруднить обучение модели классификации.</w:t>
+      </w:r>
+    </w:p>
+    <w:p>
+      <w:pPr>
+        <w:pStyle w:val="a"/>
+        <w:numPr>
+          <w:ilvl w:val="1"/>
+          <w:numId w:val="4"/>
+        </w:numPr>
+        <w:ind w:left="0" w:firstLine="709"/>
+      </w:pPr>
+      <w:r>
+        <w:lastRenderedPageBreak/>
+        <w:t>Синтез данных на основе комбинации выбранных подходов аугментации.</w:t>
+      </w:r>
+    </w:p>
     <w:p>
       <w:pPr>
         <w:rPr>
@@ -4573,7 +6651,7 @@
 </file>
 
 <file path=word/endnotes.xml><?xml version="1.0" encoding="utf-8"?>
-<w:endnotes xmlns:wpc="http://schemas.microsoft.com/office/word/2010/wordprocessingCanvas" xmlns:cx="http://schemas.microsoft.com/office/drawing/2014/chartex" xmlns:cx1="http://schemas.microsoft.com/office/drawing/2015/9/8/chartex" xmlns:cx2="http://schemas.microsoft.com/office/drawing/2015/10/21/chartex" xmlns:cx3="http://schemas.microsoft.com/office/drawing/2016/5/9/chartex" xmlns:cx4="http://schemas.microsoft.com/office/drawing/2016/5/10/chartex" xmlns:cx5="http://schemas.microsoft.com/office/drawing/2016/5/11/chartex" xmlns:cx6="http://schemas.microsoft.com/office/drawing/2016/5/12/chartex" xmlns:cx7="http://schemas.microsoft.com/office/drawing/2016/5/13/chartex" xmlns:cx8="http://schemas.microsoft.com/office/drawing/2016/5/14/chartex" xmlns:mc="http://schemas.openxmlformats.org/markup-compatibility/2006" xmlns:aink="http://schemas.microsoft.com/office/drawing/2016/ink" xmlns:am3d="http://schemas.microsoft.com/office/drawing/2017/model3d" xmlns:o="urn:schemas-microsoft-com:office:office" xmlns:r="http://schemas.openxmlformats.org/officeDocument/2006/relationships" xmlns:m="http://schemas.openxmlformats.org/officeDocument/2006/math" xmlns:v="urn:schemas-microsoft-com:vml" xmlns:wp14="http://schemas.microsoft.com/office/word/2010/wordprocessingDrawing" xmlns:wp="http://schemas.openxmlformats.org/drawingml/2006/wordprocessingDrawing" xmlns:w10="urn:schemas-microsoft-com:office:word" xmlns:w="http://schemas.openxmlformats.org/wordprocessingml/2006/main" xmlns:w14="http://schemas.microsoft.com/office/word/2010/wordml" xmlns:w15="http://schemas.microsoft.com/office/word/2012/wordml" xmlns:w16cex="http://schemas.microsoft.com/office/word/2018/wordml/cex" xmlns:w16cid="http://schemas.microsoft.com/office/word/2016/wordml/cid" xmlns:w16="http://schemas.microsoft.com/office/word/2018/wordml" xmlns:w16sdtdh="http://schemas.microsoft.com/office/word/2020/wordml/sdtdatahash" xmlns:w16se="http://schemas.microsoft.com/office/word/2015/wordml/symex" xmlns:wpg="http://schemas.microsoft.com/office/word/2010/wordprocessingGroup" xmlns:wpi="http://schemas.microsoft.com/office/word/2010/wordprocessingInk" xmlns:wne="http://schemas.microsoft.com/office/word/2006/wordml" xmlns:wps="http://schemas.microsoft.com/office/word/2010/wordprocessingShape" mc:Ignorable="w14 w15 w16se w16cid w16 w16cex w16sdtdh wp14">
+<w:endnotes xmlns:wpc="http://schemas.microsoft.com/office/word/2010/wordprocessingCanvas" xmlns:cx="http://schemas.microsoft.com/office/drawing/2014/chartex" xmlns:cx1="http://schemas.microsoft.com/office/drawing/2015/9/8/chartex" xmlns:cx2="http://schemas.microsoft.com/office/drawing/2015/10/21/chartex" xmlns:cx3="http://schemas.microsoft.com/office/drawing/2016/5/9/chartex" xmlns:cx4="http://schemas.microsoft.com/office/drawing/2016/5/10/chartex" xmlns:cx5="http://schemas.microsoft.com/office/drawing/2016/5/11/chartex" xmlns:cx6="http://schemas.microsoft.com/office/drawing/2016/5/12/chartex" xmlns:cx7="http://schemas.microsoft.com/office/drawing/2016/5/13/chartex" xmlns:cx8="http://schemas.microsoft.com/office/drawing/2016/5/14/chartex" xmlns:mc="http://schemas.openxmlformats.org/markup-compatibility/2006" xmlns:aink="http://schemas.microsoft.com/office/drawing/2016/ink" xmlns:am3d="http://schemas.microsoft.com/office/drawing/2017/model3d" xmlns:o="urn:schemas-microsoft-com:office:office" xmlns:oel="http://schemas.microsoft.com/office/2019/extlst" xmlns:r="http://schemas.openxmlformats.org/officeDocument/2006/relationships" xmlns:m="http://schemas.openxmlformats.org/officeDocument/2006/math" xmlns:v="urn:schemas-microsoft-com:vml" xmlns:wp14="http://schemas.microsoft.com/office/word/2010/wordprocessingDrawing" xmlns:wp="http://schemas.openxmlformats.org/drawingml/2006/wordprocessingDrawing" xmlns:w10="urn:schemas-microsoft-com:office:word" xmlns:w="http://schemas.openxmlformats.org/wordprocessingml/2006/main" xmlns:w14="http://schemas.microsoft.com/office/word/2010/wordml" xmlns:w15="http://schemas.microsoft.com/office/word/2012/wordml" xmlns:w16cex="http://schemas.microsoft.com/office/word/2018/wordml/cex" xmlns:w16cid="http://schemas.microsoft.com/office/word/2016/wordml/cid" xmlns:w16="http://schemas.microsoft.com/office/word/2018/wordml" xmlns:w16du="http://schemas.microsoft.com/office/word/2023/wordml/word16du" xmlns:w16sdtdh="http://schemas.microsoft.com/office/word/2020/wordml/sdtdatahash" xmlns:w16sdtfl="http://schemas.microsoft.com/office/word/2024/wordml/sdtformatlock" xmlns:w16se="http://schemas.microsoft.com/office/word/2015/wordml/symex" xmlns:wpg="http://schemas.microsoft.com/office/word/2010/wordprocessingGroup" xmlns:wpi="http://schemas.microsoft.com/office/word/2010/wordprocessingInk" xmlns:wne="http://schemas.microsoft.com/office/word/2006/wordml" xmlns:wps="http://schemas.microsoft.com/office/word/2010/wordprocessingShape" mc:Ignorable="w14 w15 w16se w16cid w16 w16cex w16sdtdh w16sdtfl w16du wp14">
   <w:endnote w:type="separator" w:id="-1">
     <w:p>
       <w:pPr>
@@ -4598,7 +6676,7 @@
 </file>
 
 <file path=word/footer1.xml><?xml version="1.0" encoding="utf-8"?>
-<w:ftr xmlns:wpc="http://schemas.microsoft.com/office/word/2010/wordprocessingCanvas" xmlns:cx="http://schemas.microsoft.com/office/drawing/2014/chartex" xmlns:cx1="http://schemas.microsoft.com/office/drawing/2015/9/8/chartex" xmlns:cx2="http://schemas.microsoft.com/office/drawing/2015/10/21/chartex" xmlns:cx3="http://schemas.microsoft.com/office/drawing/2016/5/9/chartex" xmlns:cx4="http://schemas.microsoft.com/office/drawing/2016/5/10/chartex" xmlns:cx5="http://schemas.microsoft.com/office/drawing/2016/5/11/chartex" xmlns:cx6="http://schemas.microsoft.com/office/drawing/2016/5/12/chartex" xmlns:cx7="http://schemas.microsoft.com/office/drawing/2016/5/13/chartex" xmlns:cx8="http://schemas.microsoft.com/office/drawing/2016/5/14/chartex" xmlns:mc="http://schemas.openxmlformats.org/markup-compatibility/2006" xmlns:aink="http://schemas.microsoft.com/office/drawing/2016/ink" xmlns:am3d="http://schemas.microsoft.com/office/drawing/2017/model3d" xmlns:o="urn:schemas-microsoft-com:office:office" xmlns:r="http://schemas.openxmlformats.org/officeDocument/2006/relationships" xmlns:m="http://schemas.openxmlformats.org/officeDocument/2006/math" xmlns:v="urn:schemas-microsoft-com:vml" xmlns:wp14="http://schemas.microsoft.com/office/word/2010/wordprocessingDrawing" xmlns:wp="http://schemas.openxmlformats.org/drawingml/2006/wordprocessingDrawing" xmlns:w10="urn:schemas-microsoft-com:office:word" xmlns:w="http://schemas.openxmlformats.org/wordprocessingml/2006/main" xmlns:w14="http://schemas.microsoft.com/office/word/2010/wordml" xmlns:w15="http://schemas.microsoft.com/office/word/2012/wordml" xmlns:w16cex="http://schemas.microsoft.com/office/word/2018/wordml/cex" xmlns:w16cid="http://schemas.microsoft.com/office/word/2016/wordml/cid" xmlns:w16="http://schemas.microsoft.com/office/word/2018/wordml" xmlns:w16sdtdh="http://schemas.microsoft.com/office/word/2020/wordml/sdtdatahash" xmlns:w16se="http://schemas.microsoft.com/office/word/2015/wordml/symex" xmlns:wpg="http://schemas.microsoft.com/office/word/2010/wordprocessingGroup" xmlns:wpi="http://schemas.microsoft.com/office/word/2010/wordprocessingInk" xmlns:wne="http://schemas.microsoft.com/office/word/2006/wordml" xmlns:wps="http://schemas.microsoft.com/office/word/2010/wordprocessingShape" mc:Ignorable="w14 w15 w16se w16cid w16 w16cex w16sdtdh wp14">
+<w:ftr xmlns:wpc="http://schemas.microsoft.com/office/word/2010/wordprocessingCanvas" xmlns:cx="http://schemas.microsoft.com/office/drawing/2014/chartex" xmlns:cx1="http://schemas.microsoft.com/office/drawing/2015/9/8/chartex" xmlns:cx2="http://schemas.microsoft.com/office/drawing/2015/10/21/chartex" xmlns:cx3="http://schemas.microsoft.com/office/drawing/2016/5/9/chartex" xmlns:cx4="http://schemas.microsoft.com/office/drawing/2016/5/10/chartex" xmlns:cx5="http://schemas.microsoft.com/office/drawing/2016/5/11/chartex" xmlns:cx6="http://schemas.microsoft.com/office/drawing/2016/5/12/chartex" xmlns:cx7="http://schemas.microsoft.com/office/drawing/2016/5/13/chartex" xmlns:cx8="http://schemas.microsoft.com/office/drawing/2016/5/14/chartex" xmlns:mc="http://schemas.openxmlformats.org/markup-compatibility/2006" xmlns:aink="http://schemas.microsoft.com/office/drawing/2016/ink" xmlns:am3d="http://schemas.microsoft.com/office/drawing/2017/model3d" xmlns:o="urn:schemas-microsoft-com:office:office" xmlns:oel="http://schemas.microsoft.com/office/2019/extlst" xmlns:r="http://schemas.openxmlformats.org/officeDocument/2006/relationships" xmlns:m="http://schemas.openxmlformats.org/officeDocument/2006/math" xmlns:v="urn:schemas-microsoft-com:vml" xmlns:wp14="http://schemas.microsoft.com/office/word/2010/wordprocessingDrawing" xmlns:wp="http://schemas.openxmlformats.org/drawingml/2006/wordprocessingDrawing" xmlns:w10="urn:schemas-microsoft-com:office:word" xmlns:w="http://schemas.openxmlformats.org/wordprocessingml/2006/main" xmlns:w14="http://schemas.microsoft.com/office/word/2010/wordml" xmlns:w15="http://schemas.microsoft.com/office/word/2012/wordml" xmlns:w16cex="http://schemas.microsoft.com/office/word/2018/wordml/cex" xmlns:w16cid="http://schemas.microsoft.com/office/word/2016/wordml/cid" xmlns:w16="http://schemas.microsoft.com/office/word/2018/wordml" xmlns:w16du="http://schemas.microsoft.com/office/word/2023/wordml/word16du" xmlns:w16sdtdh="http://schemas.microsoft.com/office/word/2020/wordml/sdtdatahash" xmlns:w16sdtfl="http://schemas.microsoft.com/office/word/2024/wordml/sdtformatlock" xmlns:w16se="http://schemas.microsoft.com/office/word/2015/wordml/symex" xmlns:wpg="http://schemas.microsoft.com/office/word/2010/wordprocessingGroup" xmlns:wpi="http://schemas.microsoft.com/office/word/2010/wordprocessingInk" xmlns:wne="http://schemas.microsoft.com/office/word/2006/wordml" xmlns:wps="http://schemas.microsoft.com/office/word/2010/wordprocessingShape" mc:Ignorable="w14 w15 w16se w16cid w16 w16cex w16sdtdh w16sdtfl w16du wp14">
   <w:sdt>
     <w:sdtPr>
       <w:id w:val="-1832670822"/>
@@ -4665,7 +6743,7 @@
 </file>
 
 <file path=word/footnotes.xml><?xml version="1.0" encoding="utf-8"?>
-<w:footnotes xmlns:wpc="http://schemas.microsoft.com/office/word/2010/wordprocessingCanvas" xmlns:cx="http://schemas.microsoft.com/office/drawing/2014/chartex" xmlns:cx1="http://schemas.microsoft.com/office/drawing/2015/9/8/chartex" xmlns:cx2="http://schemas.microsoft.com/office/drawing/2015/10/21/chartex" xmlns:cx3="http://schemas.microsoft.com/office/drawing/2016/5/9/chartex" xmlns:cx4="http://schemas.microsoft.com/office/drawing/2016/5/10/chartex" xmlns:cx5="http://schemas.microsoft.com/office/drawing/2016/5/11/chartex" xmlns:cx6="http://schemas.microsoft.com/office/drawing/2016/5/12/chartex" xmlns:cx7="http://schemas.microsoft.com/office/drawing/2016/5/13/chartex" xmlns:cx8="http://schemas.microsoft.com/office/drawing/2016/5/14/chartex" xmlns:mc="http://schemas.openxmlformats.org/markup-compatibility/2006" xmlns:aink="http://schemas.microsoft.com/office/drawing/2016/ink" xmlns:am3d="http://schemas.microsoft.com/office/drawing/2017/model3d" xmlns:o="urn:schemas-microsoft-com:office:office" xmlns:r="http://schemas.openxmlformats.org/officeDocument/2006/relationships" xmlns:m="http://schemas.openxmlformats.org/officeDocument/2006/math" xmlns:v="urn:schemas-microsoft-com:vml" xmlns:wp14="http://schemas.microsoft.com/office/word/2010/wordprocessingDrawing" xmlns:wp="http://schemas.openxmlformats.org/drawingml/2006/wordprocessingDrawing" xmlns:w10="urn:schemas-microsoft-com:office:word" xmlns:w="http://schemas.openxmlformats.org/wordprocessingml/2006/main" xmlns:w14="http://schemas.microsoft.com/office/word/2010/wordml" xmlns:w15="http://schemas.microsoft.com/office/word/2012/wordml" xmlns:w16cex="http://schemas.microsoft.com/office/word/2018/wordml/cex" xmlns:w16cid="http://schemas.microsoft.com/office/word/2016/wordml/cid" xmlns:w16="http://schemas.microsoft.com/office/word/2018/wordml" xmlns:w16sdtdh="http://schemas.microsoft.com/office/word/2020/wordml/sdtdatahash" xmlns:w16se="http://schemas.microsoft.com/office/word/2015/wordml/symex" xmlns:wpg="http://schemas.microsoft.com/office/word/2010/wordprocessingGroup" xmlns:wpi="http://schemas.microsoft.com/office/word/2010/wordprocessingInk" xmlns:wne="http://schemas.microsoft.com/office/word/2006/wordml" xmlns:wps="http://schemas.microsoft.com/office/word/2010/wordprocessingShape" mc:Ignorable="w14 w15 w16se w16cid w16 w16cex w16sdtdh wp14">
+<w:footnotes xmlns:wpc="http://schemas.microsoft.com/office/word/2010/wordprocessingCanvas" xmlns:cx="http://schemas.microsoft.com/office/drawing/2014/chartex" xmlns:cx1="http://schemas.microsoft.com/office/drawing/2015/9/8/chartex" xmlns:cx2="http://schemas.microsoft.com/office/drawing/2015/10/21/chartex" xmlns:cx3="http://schemas.microsoft.com/office/drawing/2016/5/9/chartex" xmlns:cx4="http://schemas.microsoft.com/office/drawing/2016/5/10/chartex" xmlns:cx5="http://schemas.microsoft.com/office/drawing/2016/5/11/chartex" xmlns:cx6="http://schemas.microsoft.com/office/drawing/2016/5/12/chartex" xmlns:cx7="http://schemas.microsoft.com/office/drawing/2016/5/13/chartex" xmlns:cx8="http://schemas.microsoft.com/office/drawing/2016/5/14/chartex" xmlns:mc="http://schemas.openxmlformats.org/markup-compatibility/2006" xmlns:aink="http://schemas.microsoft.com/office/drawing/2016/ink" xmlns:am3d="http://schemas.microsoft.com/office/drawing/2017/model3d" xmlns:o="urn:schemas-microsoft-com:office:office" xmlns:oel="http://schemas.microsoft.com/office/2019/extlst" xmlns:r="http://schemas.openxmlformats.org/officeDocument/2006/relationships" xmlns:m="http://schemas.openxmlformats.org/officeDocument/2006/math" xmlns:v="urn:schemas-microsoft-com:vml" xmlns:wp14="http://schemas.microsoft.com/office/word/2010/wordprocessingDrawing" xmlns:wp="http://schemas.openxmlformats.org/drawingml/2006/wordprocessingDrawing" xmlns:w10="urn:schemas-microsoft-com:office:word" xmlns:w="http://schemas.openxmlformats.org/wordprocessingml/2006/main" xmlns:w14="http://schemas.microsoft.com/office/word/2010/wordml" xmlns:w15="http://schemas.microsoft.com/office/word/2012/wordml" xmlns:w16cex="http://schemas.microsoft.com/office/word/2018/wordml/cex" xmlns:w16cid="http://schemas.microsoft.com/office/word/2016/wordml/cid" xmlns:w16="http://schemas.microsoft.com/office/word/2018/wordml" xmlns:w16du="http://schemas.microsoft.com/office/word/2023/wordml/word16du" xmlns:w16sdtdh="http://schemas.microsoft.com/office/word/2020/wordml/sdtdatahash" xmlns:w16sdtfl="http://schemas.microsoft.com/office/word/2024/wordml/sdtformatlock" xmlns:w16se="http://schemas.microsoft.com/office/word/2015/wordml/symex" xmlns:wpg="http://schemas.microsoft.com/office/word/2010/wordprocessingGroup" xmlns:wpi="http://schemas.microsoft.com/office/word/2010/wordprocessingInk" xmlns:wne="http://schemas.microsoft.com/office/word/2006/wordml" xmlns:wps="http://schemas.microsoft.com/office/word/2010/wordprocessingShape" mc:Ignorable="w14 w15 w16se w16cid w16 w16cex w16sdtdh w16sdtfl w16du wp14">
   <w:footnote w:type="separator" w:id="-1">
     <w:p>
       <w:pPr>
@@ -4690,7 +6768,7 @@
 </file>
 
 <file path=word/numbering.xml><?xml version="1.0" encoding="utf-8"?>
-<w:numbering xmlns:wpc="http://schemas.microsoft.com/office/word/2010/wordprocessingCanvas" xmlns:cx="http://schemas.microsoft.com/office/drawing/2014/chartex" xmlns:cx1="http://schemas.microsoft.com/office/drawing/2015/9/8/chartex" xmlns:cx2="http://schemas.microsoft.com/office/drawing/2015/10/21/chartex" xmlns:cx3="http://schemas.microsoft.com/office/drawing/2016/5/9/chartex" xmlns:cx4="http://schemas.microsoft.com/office/drawing/2016/5/10/chartex" xmlns:cx5="http://schemas.microsoft.com/office/drawing/2016/5/11/chartex" xmlns:cx6="http://schemas.microsoft.com/office/drawing/2016/5/12/chartex" xmlns:cx7="http://schemas.microsoft.com/office/drawing/2016/5/13/chartex" xmlns:cx8="http://schemas.microsoft.com/office/drawing/2016/5/14/chartex" xmlns:mc="http://schemas.openxmlformats.org/markup-compatibility/2006" xmlns:aink="http://schemas.microsoft.com/office/drawing/2016/ink" xmlns:am3d="http://schemas.microsoft.com/office/drawing/2017/model3d" xmlns:o="urn:schemas-microsoft-com:office:office" xmlns:r="http://schemas.openxmlformats.org/officeDocument/2006/relationships" xmlns:m="http://schemas.openxmlformats.org/officeDocument/2006/math" xmlns:v="urn:schemas-microsoft-com:vml" xmlns:wp14="http://schemas.microsoft.com/office/word/2010/wordprocessingDrawing" xmlns:wp="http://schemas.openxmlformats.org/drawingml/2006/wordprocessingDrawing" xmlns:w10="urn:schemas-microsoft-com:office:word" xmlns:w="http://schemas.openxmlformats.org/wordprocessingml/2006/main" xmlns:w14="http://schemas.microsoft.com/office/word/2010/wordml" xmlns:w15="http://schemas.microsoft.com/office/word/2012/wordml" xmlns:w16cex="http://schemas.microsoft.com/office/word/2018/wordml/cex" xmlns:w16cid="http://schemas.microsoft.com/office/word/2016/wordml/cid" xmlns:w16="http://schemas.microsoft.com/office/word/2018/wordml" xmlns:w16sdtdh="http://schemas.microsoft.com/office/word/2020/wordml/sdtdatahash" xmlns:w16se="http://schemas.microsoft.com/office/word/2015/wordml/symex" xmlns:wpg="http://schemas.microsoft.com/office/word/2010/wordprocessingGroup" xmlns:wpi="http://schemas.microsoft.com/office/word/2010/wordprocessingInk" xmlns:wne="http://schemas.microsoft.com/office/word/2006/wordml" xmlns:wps="http://schemas.microsoft.com/office/word/2010/wordprocessingShape" mc:Ignorable="w14 w15 w16se w16cid w16 w16cex w16sdtdh wp14">
+<w:numbering xmlns:wpc="http://schemas.microsoft.com/office/word/2010/wordprocessingCanvas" xmlns:cx="http://schemas.microsoft.com/office/drawing/2014/chartex" xmlns:cx1="http://schemas.microsoft.com/office/drawing/2015/9/8/chartex" xmlns:cx2="http://schemas.microsoft.com/office/drawing/2015/10/21/chartex" xmlns:cx3="http://schemas.microsoft.com/office/drawing/2016/5/9/chartex" xmlns:cx4="http://schemas.microsoft.com/office/drawing/2016/5/10/chartex" xmlns:cx5="http://schemas.microsoft.com/office/drawing/2016/5/11/chartex" xmlns:cx6="http://schemas.microsoft.com/office/drawing/2016/5/12/chartex" xmlns:cx7="http://schemas.microsoft.com/office/drawing/2016/5/13/chartex" xmlns:cx8="http://schemas.microsoft.com/office/drawing/2016/5/14/chartex" xmlns:mc="http://schemas.openxmlformats.org/markup-compatibility/2006" xmlns:aink="http://schemas.microsoft.com/office/drawing/2016/ink" xmlns:am3d="http://schemas.microsoft.com/office/drawing/2017/model3d" xmlns:o="urn:schemas-microsoft-com:office:office" xmlns:oel="http://schemas.microsoft.com/office/2019/extlst" xmlns:r="http://schemas.openxmlformats.org/officeDocument/2006/relationships" xmlns:m="http://schemas.openxmlformats.org/officeDocument/2006/math" xmlns:v="urn:schemas-microsoft-com:vml" xmlns:wp14="http://schemas.microsoft.com/office/word/2010/wordprocessingDrawing" xmlns:wp="http://schemas.openxmlformats.org/drawingml/2006/wordprocessingDrawing" xmlns:w10="urn:schemas-microsoft-com:office:word" xmlns:w="http://schemas.openxmlformats.org/wordprocessingml/2006/main" xmlns:w14="http://schemas.microsoft.com/office/word/2010/wordml" xmlns:w15="http://schemas.microsoft.com/office/word/2012/wordml" xmlns:w16cex="http://schemas.microsoft.com/office/word/2018/wordml/cex" xmlns:w16cid="http://schemas.microsoft.com/office/word/2016/wordml/cid" xmlns:w16="http://schemas.microsoft.com/office/word/2018/wordml" xmlns:w16du="http://schemas.microsoft.com/office/word/2023/wordml/word16du" xmlns:w16sdtdh="http://schemas.microsoft.com/office/word/2020/wordml/sdtdatahash" xmlns:w16sdtfl="http://schemas.microsoft.com/office/word/2024/wordml/sdtformatlock" xmlns:w16se="http://schemas.microsoft.com/office/word/2015/wordml/symex" xmlns:wpg="http://schemas.microsoft.com/office/word/2010/wordprocessingGroup" xmlns:wpi="http://schemas.microsoft.com/office/word/2010/wordprocessingInk" xmlns:wne="http://schemas.microsoft.com/office/word/2006/wordml" xmlns:wps="http://schemas.microsoft.com/office/word/2010/wordprocessingShape" mc:Ignorable="w14 w15 w16se w16cid w16 w16cex w16sdtdh w16sdtfl w16du wp14">
   <w:abstractNum w:abstractNumId="0" w15:restartNumberingAfterBreak="0">
     <w:nsid w:val="21660EDF"/>
     <w:multiLevelType w:val="multilevel"/>
@@ -5016,9 +7094,98 @@
     </w:lvl>
   </w:abstractNum>
   <w:abstractNum w:abstractNumId="3" w15:restartNumberingAfterBreak="0">
+    <w:nsid w:val="52513A17"/>
+    <w:multiLevelType w:val="hybridMultilevel"/>
+    <w:tmpl w:val="9B62AAC0"/>
+    <w:lvl w:ilvl="0" w:tplc="73342004">
+      <w:start w:val="1"/>
+      <w:numFmt w:val="russianLower"/>
+      <w:lvlText w:val="%1)"/>
+      <w:lvlJc w:val="left"/>
+      <w:pPr>
+        <w:ind w:left="1068" w:hanging="360"/>
+      </w:pPr>
+      <w:rPr>
+        <w:rFonts w:hint="default"/>
+      </w:rPr>
+    </w:lvl>
+    <w:lvl w:ilvl="1" w:tplc="04190019" w:tentative="1">
+      <w:start w:val="1"/>
+      <w:numFmt w:val="lowerLetter"/>
+      <w:lvlText w:val="%2."/>
+      <w:lvlJc w:val="left"/>
+      <w:pPr>
+        <w:ind w:left="1068" w:hanging="360"/>
+      </w:pPr>
+    </w:lvl>
+    <w:lvl w:ilvl="2" w:tplc="0419001B" w:tentative="1">
+      <w:start w:val="1"/>
+      <w:numFmt w:val="lowerRoman"/>
+      <w:lvlText w:val="%3."/>
+      <w:lvlJc w:val="right"/>
+      <w:pPr>
+        <w:ind w:left="1788" w:hanging="180"/>
+      </w:pPr>
+    </w:lvl>
+    <w:lvl w:ilvl="3" w:tplc="0419000F" w:tentative="1">
+      <w:start w:val="1"/>
+      <w:numFmt w:val="decimal"/>
+      <w:lvlText w:val="%4."/>
+      <w:lvlJc w:val="left"/>
+      <w:pPr>
+        <w:ind w:left="2508" w:hanging="360"/>
+      </w:pPr>
+    </w:lvl>
+    <w:lvl w:ilvl="4" w:tplc="04190019" w:tentative="1">
+      <w:start w:val="1"/>
+      <w:numFmt w:val="lowerLetter"/>
+      <w:lvlText w:val="%5."/>
+      <w:lvlJc w:val="left"/>
+      <w:pPr>
+        <w:ind w:left="3228" w:hanging="360"/>
+      </w:pPr>
+    </w:lvl>
+    <w:lvl w:ilvl="5" w:tplc="0419001B" w:tentative="1">
+      <w:start w:val="1"/>
+      <w:numFmt w:val="lowerRoman"/>
+      <w:lvlText w:val="%6."/>
+      <w:lvlJc w:val="right"/>
+      <w:pPr>
+        <w:ind w:left="3948" w:hanging="180"/>
+      </w:pPr>
+    </w:lvl>
+    <w:lvl w:ilvl="6" w:tplc="0419000F" w:tentative="1">
+      <w:start w:val="1"/>
+      <w:numFmt w:val="decimal"/>
+      <w:lvlText w:val="%7."/>
+      <w:lvlJc w:val="left"/>
+      <w:pPr>
+        <w:ind w:left="4668" w:hanging="360"/>
+      </w:pPr>
+    </w:lvl>
+    <w:lvl w:ilvl="7" w:tplc="04190019" w:tentative="1">
+      <w:start w:val="1"/>
+      <w:numFmt w:val="lowerLetter"/>
+      <w:lvlText w:val="%8."/>
+      <w:lvlJc w:val="left"/>
+      <w:pPr>
+        <w:ind w:left="5388" w:hanging="360"/>
+      </w:pPr>
+    </w:lvl>
+    <w:lvl w:ilvl="8" w:tplc="0419001B" w:tentative="1">
+      <w:start w:val="1"/>
+      <w:numFmt w:val="lowerRoman"/>
+      <w:lvlText w:val="%9."/>
+      <w:lvlJc w:val="right"/>
+      <w:pPr>
+        <w:ind w:left="6108" w:hanging="180"/>
+      </w:pPr>
+    </w:lvl>
+  </w:abstractNum>
+  <w:abstractNum w:abstractNumId="4" w15:restartNumberingAfterBreak="0">
     <w:nsid w:val="76EF6EDF"/>
     <w:multiLevelType w:val="multilevel"/>
-    <w:tmpl w:val="56ECF260"/>
+    <w:tmpl w:val="601EF12A"/>
     <w:lvl w:ilvl="0">
       <w:start w:val="1"/>
       <w:numFmt w:val="decimal"/>
@@ -5053,6 +7220,8 @@
       </w:pPr>
       <w:rPr>
         <w:rFonts w:hint="default"/>
+        <w:b/>
+        <w:bCs/>
       </w:rPr>
     </w:lvl>
     <w:lvl w:ilvl="3">
@@ -5128,24 +7297,51 @@
       </w:rPr>
     </w:lvl>
   </w:abstractNum>
-  <w:num w:numId="1">
+  <w:num w:numId="1" w16cid:durableId="2047175414">
     <w:abstractNumId w:val="1"/>
   </w:num>
-  <w:num w:numId="2">
+  <w:num w:numId="2" w16cid:durableId="337738808">
     <w:abstractNumId w:val="2"/>
   </w:num>
-  <w:num w:numId="3">
+  <w:num w:numId="3" w16cid:durableId="2042170943">
     <w:abstractNumId w:val="0"/>
   </w:num>
-  <w:num w:numId="4">
+  <w:num w:numId="4" w16cid:durableId="1528715665">
+    <w:abstractNumId w:val="4"/>
+  </w:num>
+  <w:num w:numId="5" w16cid:durableId="1200167114">
     <w:abstractNumId w:val="3"/>
+  </w:num>
+  <w:num w:numId="6" w16cid:durableId="1849709866">
+    <w:abstractNumId w:val="0"/>
+  </w:num>
+  <w:num w:numId="7" w16cid:durableId="1585413909">
+    <w:abstractNumId w:val="0"/>
+  </w:num>
+  <w:num w:numId="8" w16cid:durableId="960722716">
+    <w:abstractNumId w:val="0"/>
+  </w:num>
+  <w:num w:numId="9" w16cid:durableId="1721129529">
+    <w:abstractNumId w:val="0"/>
+  </w:num>
+  <w:num w:numId="10" w16cid:durableId="1007438283">
+    <w:abstractNumId w:val="0"/>
+  </w:num>
+  <w:num w:numId="11" w16cid:durableId="372929574">
+    <w:abstractNumId w:val="0"/>
+  </w:num>
+  <w:num w:numId="12" w16cid:durableId="1230968375">
+    <w:abstractNumId w:val="0"/>
+  </w:num>
+  <w:num w:numId="13" w16cid:durableId="2092190397">
+    <w:abstractNumId w:val="0"/>
   </w:num>
   <w:numIdMacAtCleanup w:val="4"/>
 </w:numbering>
 </file>
 
 <file path=word/styles.xml><?xml version="1.0" encoding="utf-8"?>
-<w:styles xmlns:mc="http://schemas.openxmlformats.org/markup-compatibility/2006" xmlns:r="http://schemas.openxmlformats.org/officeDocument/2006/relationships" xmlns:w="http://schemas.openxmlformats.org/wordprocessingml/2006/main" xmlns:w14="http://schemas.microsoft.com/office/word/2010/wordml" xmlns:w15="http://schemas.microsoft.com/office/word/2012/wordml" xmlns:w16cex="http://schemas.microsoft.com/office/word/2018/wordml/cex" xmlns:w16cid="http://schemas.microsoft.com/office/word/2016/wordml/cid" xmlns:w16="http://schemas.microsoft.com/office/word/2018/wordml" xmlns:w16sdtdh="http://schemas.microsoft.com/office/word/2020/wordml/sdtdatahash" xmlns:w16se="http://schemas.microsoft.com/office/word/2015/wordml/symex" mc:Ignorable="w14 w15 w16se w16cid w16 w16cex w16sdtdh">
+<w:styles xmlns:mc="http://schemas.openxmlformats.org/markup-compatibility/2006" xmlns:r="http://schemas.openxmlformats.org/officeDocument/2006/relationships" xmlns:w="http://schemas.openxmlformats.org/wordprocessingml/2006/main" xmlns:w14="http://schemas.microsoft.com/office/word/2010/wordml" xmlns:w15="http://schemas.microsoft.com/office/word/2012/wordml" xmlns:w16cex="http://schemas.microsoft.com/office/word/2018/wordml/cex" xmlns:w16cid="http://schemas.microsoft.com/office/word/2016/wordml/cid" xmlns:w16="http://schemas.microsoft.com/office/word/2018/wordml" xmlns:w16du="http://schemas.microsoft.com/office/word/2023/wordml/word16du" xmlns:w16sdtdh="http://schemas.microsoft.com/office/word/2020/wordml/sdtdatahash" xmlns:w16sdtfl="http://schemas.microsoft.com/office/word/2024/wordml/sdtformatlock" xmlns:w16se="http://schemas.microsoft.com/office/word/2015/wordml/symex" mc:Ignorable="w14 w15 w16se w16cid w16 w16cex w16sdtdh w16sdtfl w16du">
   <w:docDefaults>
     <w:rPrDefault>
       <w:rPr>

--- a/text/Лит_обзор/ВКР_ТураносовКВ.docx
+++ b/text/Лит_обзор/ВКР_ТураносовКВ.docx
@@ -1,6 +1,6 @@
 
 <file path=word/document.xml><?xml version="1.0" encoding="utf-8"?>
-<w:document xmlns:wpc="http://schemas.microsoft.com/office/word/2010/wordprocessingCanvas" xmlns:cx="http://schemas.microsoft.com/office/drawing/2014/chartex" xmlns:cx1="http://schemas.microsoft.com/office/drawing/2015/9/8/chartex" xmlns:cx2="http://schemas.microsoft.com/office/drawing/2015/10/21/chartex" xmlns:cx3="http://schemas.microsoft.com/office/drawing/2016/5/9/chartex" xmlns:cx4="http://schemas.microsoft.com/office/drawing/2016/5/10/chartex" xmlns:cx5="http://schemas.microsoft.com/office/drawing/2016/5/11/chartex" xmlns:cx6="http://schemas.microsoft.com/office/drawing/2016/5/12/chartex" xmlns:cx7="http://schemas.microsoft.com/office/drawing/2016/5/13/chartex" xmlns:cx8="http://schemas.microsoft.com/office/drawing/2016/5/14/chartex" xmlns:mc="http://schemas.openxmlformats.org/markup-compatibility/2006" xmlns:aink="http://schemas.microsoft.com/office/drawing/2016/ink" xmlns:am3d="http://schemas.microsoft.com/office/drawing/2017/model3d" xmlns:o="urn:schemas-microsoft-com:office:office" xmlns:oel="http://schemas.microsoft.com/office/2019/extlst" xmlns:r="http://schemas.openxmlformats.org/officeDocument/2006/relationships" xmlns:m="http://schemas.openxmlformats.org/officeDocument/2006/math" xmlns:v="urn:schemas-microsoft-com:vml" xmlns:wp14="http://schemas.microsoft.com/office/word/2010/wordprocessingDrawing" xmlns:wp="http://schemas.openxmlformats.org/drawingml/2006/wordprocessingDrawing" xmlns:w10="urn:schemas-microsoft-com:office:word" xmlns:w="http://schemas.openxmlformats.org/wordprocessingml/2006/main" xmlns:w14="http://schemas.microsoft.com/office/word/2010/wordml" xmlns:w15="http://schemas.microsoft.com/office/word/2012/wordml" xmlns:w16cex="http://schemas.microsoft.com/office/word/2018/wordml/cex" xmlns:w16cid="http://schemas.microsoft.com/office/word/2016/wordml/cid" xmlns:w16="http://schemas.microsoft.com/office/word/2018/wordml" xmlns:w16du="http://schemas.microsoft.com/office/word/2023/wordml/word16du" xmlns:w16sdtdh="http://schemas.microsoft.com/office/word/2020/wordml/sdtdatahash" xmlns:w16sdtfl="http://schemas.microsoft.com/office/word/2024/wordml/sdtformatlock" xmlns:w16se="http://schemas.microsoft.com/office/word/2015/wordml/symex" xmlns:wpg="http://schemas.microsoft.com/office/word/2010/wordprocessingGroup" xmlns:wpi="http://schemas.microsoft.com/office/word/2010/wordprocessingInk" xmlns:wne="http://schemas.microsoft.com/office/word/2006/wordml" xmlns:wps="http://schemas.microsoft.com/office/word/2010/wordprocessingShape" mc:Ignorable="w14 w15 w16se w16cid w16 w16cex w16sdtdh w16sdtfl w16du wp14">
+<w:document xmlns:wpc="http://schemas.microsoft.com/office/word/2010/wordprocessingCanvas" xmlns:cx="http://schemas.microsoft.com/office/drawing/2014/chartex" xmlns:cx1="http://schemas.microsoft.com/office/drawing/2015/9/8/chartex" xmlns:cx2="http://schemas.microsoft.com/office/drawing/2015/10/21/chartex" xmlns:cx3="http://schemas.microsoft.com/office/drawing/2016/5/9/chartex" xmlns:cx4="http://schemas.microsoft.com/office/drawing/2016/5/10/chartex" xmlns:cx5="http://schemas.microsoft.com/office/drawing/2016/5/11/chartex" xmlns:cx6="http://schemas.microsoft.com/office/drawing/2016/5/12/chartex" xmlns:cx7="http://schemas.microsoft.com/office/drawing/2016/5/13/chartex" xmlns:cx8="http://schemas.microsoft.com/office/drawing/2016/5/14/chartex" xmlns:mc="http://schemas.openxmlformats.org/markup-compatibility/2006" xmlns:aink="http://schemas.microsoft.com/office/drawing/2016/ink" xmlns:am3d="http://schemas.microsoft.com/office/drawing/2017/model3d" xmlns:o="urn:schemas-microsoft-com:office:office" xmlns:r="http://schemas.openxmlformats.org/officeDocument/2006/relationships" xmlns:m="http://schemas.openxmlformats.org/officeDocument/2006/math" xmlns:v="urn:schemas-microsoft-com:vml" xmlns:wp14="http://schemas.microsoft.com/office/word/2010/wordprocessingDrawing" xmlns:wp="http://schemas.openxmlformats.org/drawingml/2006/wordprocessingDrawing" xmlns:w10="urn:schemas-microsoft-com:office:word" xmlns:w="http://schemas.openxmlformats.org/wordprocessingml/2006/main" xmlns:w14="http://schemas.microsoft.com/office/word/2010/wordml" xmlns:w15="http://schemas.microsoft.com/office/word/2012/wordml" xmlns:w16cex="http://schemas.microsoft.com/office/word/2018/wordml/cex" xmlns:w16cid="http://schemas.microsoft.com/office/word/2016/wordml/cid" xmlns:w16="http://schemas.microsoft.com/office/word/2018/wordml" xmlns:w16sdtdh="http://schemas.microsoft.com/office/word/2020/wordml/sdtdatahash" xmlns:w16se="http://schemas.microsoft.com/office/word/2015/wordml/symex" xmlns:wpg="http://schemas.microsoft.com/office/word/2010/wordprocessingGroup" xmlns:wpi="http://schemas.microsoft.com/office/word/2010/wordprocessingInk" xmlns:wne="http://schemas.microsoft.com/office/word/2006/wordml" xmlns:wps="http://schemas.microsoft.com/office/word/2010/wordprocessingShape" mc:Ignorable="w14 w15 w16se w16cid w16 w16cex w16sdtdh wp14">
   <w:body>
     <w:p>
       <w:pPr>
@@ -2163,13 +2163,11 @@
               </w:rPr>
             </w:pPr>
             <w:r>
-              <w:t xml:space="preserve">Value </w:t>
-            </w:r>
-            <w:proofErr w:type="spellStart"/>
-            <w:r>
-              <w:t>Accuracy</w:t>
-            </w:r>
-            <w:proofErr w:type="spellEnd"/>
+              <w:rPr>
+                <w:lang w:eastAsia="ru-RU"/>
+              </w:rPr>
+              <w:t>Токен</w:t>
+            </w:r>
           </w:p>
         </w:tc>
         <w:tc>
@@ -2203,13 +2201,19 @@
           </w:tcPr>
           <w:p>
             <w:pPr>
+              <w:tabs>
+                <w:tab w:val="left" w:pos="990"/>
+              </w:tabs>
               <w:ind w:firstLine="0"/>
               <w:rPr>
                 <w:lang w:eastAsia="ru-RU"/>
               </w:rPr>
             </w:pPr>
             <w:r>
-              <w:t>точность извлеченных/сгенерированных значений параметров</w:t>
+              <w:rPr>
+                <w:lang w:eastAsia="ru-RU"/>
+              </w:rPr>
+              <w:t>минимальная единица текста, на которую программа разбивает входящие данные</w:t>
             </w:r>
           </w:p>
         </w:tc>
@@ -2223,20 +2227,30 @@
             <w:pPr>
               <w:ind w:firstLine="0"/>
               <w:rPr>
-                <w:lang w:eastAsia="ru-RU"/>
+                <w:rFonts w:ascii="-webkit-standard" w:hAnsi="-webkit-standard"/>
+                <w:color w:val="000000"/>
+                <w:sz w:val="27"/>
+                <w:szCs w:val="27"/>
               </w:rPr>
             </w:pPr>
+            <w:r>
+              <w:rPr>
+                <w:rFonts w:ascii="-webkit-standard" w:hAnsi="-webkit-standard"/>
+                <w:color w:val="000000"/>
+                <w:sz w:val="27"/>
+                <w:szCs w:val="27"/>
+              </w:rPr>
+              <w:t xml:space="preserve">Непрерывный </w:t>
+            </w:r>
             <w:proofErr w:type="spellStart"/>
             <w:r>
-              <w:t>Citation</w:t>
-            </w:r>
-            <w:proofErr w:type="spellEnd"/>
-            <w:r>
-              <w:t xml:space="preserve"> </w:t>
-            </w:r>
-            <w:proofErr w:type="spellStart"/>
-            <w:r>
-              <w:t>Accuracy</w:t>
+              <w:rPr>
+                <w:rFonts w:ascii="-webkit-standard" w:hAnsi="-webkit-standard"/>
+                <w:color w:val="000000"/>
+                <w:sz w:val="27"/>
+                <w:szCs w:val="27"/>
+              </w:rPr>
+              <w:t>спан</w:t>
             </w:r>
             <w:proofErr w:type="spellEnd"/>
           </w:p>
@@ -2272,13 +2286,19 @@
           </w:tcPr>
           <w:p>
             <w:pPr>
+              <w:tabs>
+                <w:tab w:val="left" w:pos="990"/>
+              </w:tabs>
               <w:ind w:firstLine="0"/>
               <w:rPr>
                 <w:lang w:eastAsia="ru-RU"/>
               </w:rPr>
             </w:pPr>
             <w:r>
-              <w:t>точность ссылок на источник (документ, раздел, страница)</w:t>
+              <w:rPr>
+                <w:lang w:eastAsia="ru-RU"/>
+              </w:rPr>
+              <w:t>непрерывная последовательность слов (токенов) в исходном тексте, которую выделяют как единое целое</w:t>
             </w:r>
           </w:p>
         </w:tc>
@@ -2295,9 +2315,22 @@
                 <w:lang w:eastAsia="ru-RU"/>
               </w:rPr>
             </w:pPr>
-            <w:r>
-              <w:t>SHA-256</w:t>
-            </w:r>
+            <w:proofErr w:type="spellStart"/>
+            <w:r>
+              <w:t>Few</w:t>
+            </w:r>
+            <w:proofErr w:type="spellEnd"/>
+            <w:r>
+              <w:rPr>
+                <w:lang w:val="en-US"/>
+              </w:rPr>
+              <w:t>-</w:t>
+            </w:r>
+            <w:proofErr w:type="spellStart"/>
+            <w:r>
+              <w:t>shot</w:t>
+            </w:r>
+            <w:proofErr w:type="spellEnd"/>
           </w:p>
         </w:tc>
         <w:tc>
@@ -2331,13 +2364,19 @@
           </w:tcPr>
           <w:p>
             <w:pPr>
+              <w:tabs>
+                <w:tab w:val="left" w:pos="1260"/>
+              </w:tabs>
               <w:ind w:firstLine="0"/>
               <w:rPr>
                 <w:lang w:eastAsia="ru-RU"/>
               </w:rPr>
             </w:pPr>
             <w:r>
-              <w:t>криптографический хэш-алгоритм для идентификации версии файла</w:t>
+              <w:rPr>
+                <w:lang w:eastAsia="ru-RU"/>
+              </w:rPr>
+              <w:t>подход, при котором модель обучается решать задачу на небольшом количестве примеров.</w:t>
             </w:r>
           </w:p>
         </w:tc>
@@ -2354,6 +2393,123 @@
                 <w:lang w:eastAsia="ru-RU"/>
               </w:rPr>
             </w:pPr>
+            <w:r>
+              <w:rPr>
+                <w:rFonts w:ascii="-webkit-standard" w:hAnsi="-webkit-standard"/>
+                <w:color w:val="000000"/>
+                <w:sz w:val="27"/>
+                <w:szCs w:val="27"/>
+              </w:rPr>
+              <w:t>Seq2seq</w:t>
+            </w:r>
+          </w:p>
+        </w:tc>
+        <w:tc>
+          <w:tcPr>
+            <w:tcW w:w="709" w:type="dxa"/>
+          </w:tcPr>
+          <w:p>
+            <w:pPr>
+              <w:ind w:firstLine="0"/>
+              <w:rPr>
+                <w:lang w:eastAsia="ru-RU"/>
+              </w:rPr>
+            </w:pPr>
+            <w:r>
+              <w:rPr>
+                <w:lang w:eastAsia="ru-RU"/>
+              </w:rPr>
+              <w:sym w:font="Symbol" w:char="F02D"/>
+            </w:r>
+            <w:r>
+              <w:rPr>
+                <w:lang w:eastAsia="ru-RU"/>
+              </w:rPr>
+              <w:sym w:font="Symbol" w:char="F0BE"/>
+            </w:r>
+          </w:p>
+        </w:tc>
+        <w:tc>
+          <w:tcPr>
+            <w:tcW w:w="5805" w:type="dxa"/>
+          </w:tcPr>
+          <w:p>
+            <w:pPr>
+              <w:tabs>
+                <w:tab w:val="left" w:pos="990"/>
+              </w:tabs>
+              <w:ind w:firstLine="0"/>
+              <w:rPr>
+                <w:lang w:eastAsia="ru-RU"/>
+              </w:rPr>
+            </w:pPr>
+            <w:r>
+              <w:rPr>
+                <w:rFonts w:ascii="-webkit-standard" w:hAnsi="-webkit-standard"/>
+                <w:color w:val="000000"/>
+                <w:sz w:val="27"/>
+                <w:szCs w:val="27"/>
+              </w:rPr>
+              <w:t xml:space="preserve"> архитектура нейронной сети, которая преобразует одну последовательность в другую</w:t>
+            </w:r>
+            <w:r>
+              <w:rPr>
+                <w:rFonts w:ascii="-webkit-standard" w:hAnsi="-webkit-standard"/>
+                <w:color w:val="000000"/>
+                <w:sz w:val="27"/>
+                <w:szCs w:val="27"/>
+              </w:rPr>
+              <w:t xml:space="preserve"> (англ. </w:t>
+            </w:r>
+            <w:proofErr w:type="spellStart"/>
+            <w:r>
+              <w:rPr>
+                <w:rFonts w:ascii="-webkit-standard" w:hAnsi="-webkit-standard"/>
+                <w:color w:val="000000"/>
+                <w:sz w:val="27"/>
+                <w:szCs w:val="27"/>
+              </w:rPr>
+              <w:t>sequence-to-sequence</w:t>
+            </w:r>
+            <w:proofErr w:type="spellEnd"/>
+            <w:r>
+              <w:rPr>
+                <w:rFonts w:ascii="-webkit-standard" w:hAnsi="-webkit-standard"/>
+                <w:color w:val="000000"/>
+                <w:sz w:val="27"/>
+                <w:szCs w:val="27"/>
+              </w:rPr>
+              <w:t>)</w:t>
+            </w:r>
+          </w:p>
+        </w:tc>
+      </w:tr>
+      <w:tr>
+        <w:tc>
+          <w:tcPr>
+            <w:tcW w:w="2830" w:type="dxa"/>
+          </w:tcPr>
+          <w:p>
+            <w:pPr>
+              <w:ind w:firstLine="0"/>
+              <w:rPr>
+                <w:lang w:eastAsia="ru-RU"/>
+              </w:rPr>
+            </w:pPr>
+            <w:proofErr w:type="spellStart"/>
+            <w:r>
+              <w:rPr>
+                <w:lang w:eastAsia="ru-RU"/>
+              </w:rPr>
+              <w:t>П</w:t>
+            </w:r>
+            <w:r>
+              <w:rPr>
+                <w:lang w:eastAsia="ru-RU"/>
+              </w:rPr>
+              <w:t>лейсхолдер</w:t>
+            </w:r>
+            <w:proofErr w:type="spellEnd"/>
           </w:p>
         </w:tc>
         <w:tc>
@@ -2420,18 +2576,6 @@
                 <w:lang w:eastAsia="ru-RU"/>
               </w:rPr>
             </w:pPr>
-            <w:r>
-              <w:rPr>
-                <w:lang w:eastAsia="ru-RU"/>
-              </w:rPr>
-              <w:sym w:font="Symbol" w:char="F02D"/>
-            </w:r>
-            <w:r>
-              <w:rPr>
-                <w:lang w:eastAsia="ru-RU"/>
-              </w:rPr>
-              <w:sym w:font="Symbol" w:char="F0BE"/>
-            </w:r>
           </w:p>
         </w:tc>
         <w:tc>
@@ -2512,14 +2656,14 @@
         <w:tblLook w:val="04A0" w:firstRow="1" w:lastRow="0" w:firstColumn="1" w:lastColumn="0" w:noHBand="0" w:noVBand="1"/>
       </w:tblPr>
       <w:tblGrid>
-        <w:gridCol w:w="993"/>
-        <w:gridCol w:w="992"/>
-        <w:gridCol w:w="7359"/>
+        <w:gridCol w:w="1274"/>
+        <w:gridCol w:w="975"/>
+        <w:gridCol w:w="7095"/>
       </w:tblGrid>
       <w:tr>
         <w:tc>
           <w:tcPr>
-            <w:tcW w:w="993" w:type="dxa"/>
+            <w:tcW w:w="1274" w:type="dxa"/>
           </w:tcPr>
           <w:p>
             <w:pPr>
@@ -2529,13 +2673,16 @@
               </w:rPr>
             </w:pPr>
             <w:r>
-              <w:t>MVP</w:t>
+              <w:rPr>
+                <w:lang w:val="en-US" w:eastAsia="ru-RU"/>
+              </w:rPr>
+              <w:t>JSON</w:t>
             </w:r>
           </w:p>
         </w:tc>
         <w:tc>
           <w:tcPr>
-            <w:tcW w:w="992" w:type="dxa"/>
+            <w:tcW w:w="975" w:type="dxa"/>
           </w:tcPr>
           <w:p>
             <w:pPr>
@@ -2561,38 +2708,25 @@
         </w:tc>
         <w:tc>
           <w:tcPr>
-            <w:tcW w:w="7359" w:type="dxa"/>
+            <w:tcW w:w="7095" w:type="dxa"/>
           </w:tcPr>
           <w:p>
             <w:pPr>
+              <w:tabs>
+                <w:tab w:val="left" w:pos="990"/>
+              </w:tabs>
               <w:ind w:firstLine="0"/>
               <w:rPr>
-                <w:lang w:eastAsia="ru-RU"/>
+                <w:lang w:val="en-US" w:eastAsia="ru-RU"/>
               </w:rPr>
             </w:pPr>
-            <w:proofErr w:type="spellStart"/>
-            <w:r>
-              <w:t>Minimum</w:t>
-            </w:r>
-            <w:proofErr w:type="spellEnd"/>
-            <w:r>
-              <w:t xml:space="preserve"> </w:t>
-            </w:r>
-            <w:proofErr w:type="spellStart"/>
-            <w:r>
-              <w:t>Viable</w:t>
-            </w:r>
-            <w:proofErr w:type="spellEnd"/>
-            <w:r>
-              <w:t xml:space="preserve"> Product, минимально жизнеспособная версия решения</w:t>
-            </w:r>
           </w:p>
         </w:tc>
       </w:tr>
       <w:tr>
         <w:tc>
           <w:tcPr>
-            <w:tcW w:w="993" w:type="dxa"/>
+            <w:tcW w:w="1274" w:type="dxa"/>
           </w:tcPr>
           <w:p>
             <w:pPr>
@@ -2601,14 +2735,11 @@
                 <w:lang w:eastAsia="ru-RU"/>
               </w:rPr>
             </w:pPr>
-            <w:r>
-              <w:t>BOM</w:t>
-            </w:r>
           </w:p>
         </w:tc>
         <w:tc>
           <w:tcPr>
-            <w:tcW w:w="992" w:type="dxa"/>
+            <w:tcW w:w="975" w:type="dxa"/>
           </w:tcPr>
           <w:p>
             <w:pPr>
@@ -2618,57 +2749,29 @@
                 <w:lang w:eastAsia="ru-RU"/>
               </w:rPr>
             </w:pPr>
-            <w:r>
-              <w:rPr>
-                <w:lang w:eastAsia="ru-RU"/>
-              </w:rPr>
-              <w:sym w:font="Symbol" w:char="F02D"/>
-            </w:r>
-            <w:r>
-              <w:rPr>
-                <w:lang w:eastAsia="ru-RU"/>
-              </w:rPr>
-              <w:sym w:font="Symbol" w:char="F0BE"/>
-            </w:r>
           </w:p>
         </w:tc>
         <w:tc>
           <w:tcPr>
-            <w:tcW w:w="7359" w:type="dxa"/>
+            <w:tcW w:w="7095" w:type="dxa"/>
           </w:tcPr>
           <w:p>
             <w:pPr>
+              <w:tabs>
+                <w:tab w:val="left" w:pos="990"/>
+              </w:tabs>
               <w:ind w:firstLine="0"/>
               <w:rPr>
                 <w:lang w:eastAsia="ru-RU"/>
               </w:rPr>
             </w:pPr>
-            <w:r>
-              <w:t xml:space="preserve">Bill </w:t>
-            </w:r>
-            <w:proofErr w:type="spellStart"/>
-            <w:r>
-              <w:t>of</w:t>
-            </w:r>
-            <w:proofErr w:type="spellEnd"/>
-            <w:r>
-              <w:t xml:space="preserve"> </w:t>
-            </w:r>
-            <w:proofErr w:type="spellStart"/>
-            <w:r>
-              <w:t>Materials</w:t>
-            </w:r>
-            <w:proofErr w:type="spellEnd"/>
-            <w:r>
-              <w:t>, спецификация элементной базы</w:t>
-            </w:r>
           </w:p>
         </w:tc>
       </w:tr>
       <w:tr>
         <w:tc>
           <w:tcPr>
-            <w:tcW w:w="993" w:type="dxa"/>
+            <w:tcW w:w="1274" w:type="dxa"/>
           </w:tcPr>
           <w:p>
             <w:pPr>
@@ -2678,13 +2781,16 @@
               </w:rPr>
             </w:pPr>
             <w:r>
-              <w:t>MPN</w:t>
+              <w:rPr>
+                <w:lang w:eastAsia="ru-RU"/>
+              </w:rPr>
+              <w:t>CNN</w:t>
             </w:r>
           </w:p>
         </w:tc>
         <w:tc>
           <w:tcPr>
-            <w:tcW w:w="992" w:type="dxa"/>
+            <w:tcW w:w="975" w:type="dxa"/>
           </w:tcPr>
           <w:p>
             <w:pPr>
@@ -2710,30 +2816,69 @@
         </w:tc>
         <w:tc>
           <w:tcPr>
-            <w:tcW w:w="7359" w:type="dxa"/>
+            <w:tcW w:w="7095" w:type="dxa"/>
           </w:tcPr>
           <w:p>
             <w:pPr>
-              <w:spacing w:after="160" w:line="259" w:lineRule="auto"/>
+              <w:tabs>
+                <w:tab w:val="left" w:pos="990"/>
+              </w:tabs>
               <w:ind w:firstLine="0"/>
-              <w:contextualSpacing w:val="0"/>
-              <w:jc w:val="left"/>
+              <w:rPr>
+                <w:lang w:val="en-US" w:eastAsia="ru-RU"/>
+              </w:rPr>
             </w:pPr>
             <w:proofErr w:type="spellStart"/>
             <w:r>
-              <w:t>Manufacturer</w:t>
+              <w:rPr>
+                <w:lang w:eastAsia="ru-RU"/>
+              </w:rPr>
+              <w:t>сверточная</w:t>
             </w:r>
             <w:proofErr w:type="spellEnd"/>
             <w:r>
+              <w:rPr>
+                <w:lang w:val="en-US" w:eastAsia="ru-RU"/>
+              </w:rPr>
               <w:t xml:space="preserve"> </w:t>
             </w:r>
+            <w:r>
+              <w:rPr>
+                <w:lang w:eastAsia="ru-RU"/>
+              </w:rPr>
+              <w:t>нейронная</w:t>
+            </w:r>
+            <w:r>
+              <w:rPr>
+                <w:lang w:val="en-US" w:eastAsia="ru-RU"/>
+              </w:rPr>
+              <w:t xml:space="preserve"> </w:t>
+            </w:r>
+            <w:r>
+              <w:rPr>
+                <w:lang w:eastAsia="ru-RU"/>
+              </w:rPr>
+              <w:t>сеть</w:t>
+            </w:r>
+            <w:r>
+              <w:rPr>
+                <w:lang w:val="en-US" w:eastAsia="ru-RU"/>
+              </w:rPr>
+              <w:t xml:space="preserve"> (</w:t>
+            </w:r>
             <w:proofErr w:type="spellStart"/>
             <w:r>
-              <w:t>Part</w:t>
+              <w:rPr>
+                <w:lang w:eastAsia="ru-RU"/>
+              </w:rPr>
+              <w:t>англ</w:t>
             </w:r>
             <w:proofErr w:type="spellEnd"/>
             <w:r>
-              <w:t xml:space="preserve"> Number, артикул производителя компонента</w:t>
+              <w:rPr>
+                <w:lang w:val="en-US" w:eastAsia="ru-RU"/>
+              </w:rPr>
+              <w:t>. Convolutional Neural Network)</w:t>
             </w:r>
           </w:p>
         </w:tc>
@@ -2741,7 +2886,7 @@
       <w:tr>
         <w:tc>
           <w:tcPr>
-            <w:tcW w:w="993" w:type="dxa"/>
+            <w:tcW w:w="1274" w:type="dxa"/>
           </w:tcPr>
           <w:p>
             <w:pPr>
@@ -2751,13 +2896,16 @@
               </w:rPr>
             </w:pPr>
             <w:r>
-              <w:t>PDF</w:t>
+              <w:rPr>
+                <w:lang w:val="en-US" w:eastAsia="ru-RU"/>
+              </w:rPr>
+              <w:t>RNN</w:t>
             </w:r>
           </w:p>
         </w:tc>
         <w:tc>
           <w:tcPr>
-            <w:tcW w:w="992" w:type="dxa"/>
+            <w:tcW w:w="975" w:type="dxa"/>
           </w:tcPr>
           <w:p>
             <w:pPr>
@@ -2783,17 +2931,65 @@
         </w:tc>
         <w:tc>
           <w:tcPr>
-            <w:tcW w:w="7359" w:type="dxa"/>
+            <w:tcW w:w="7095" w:type="dxa"/>
           </w:tcPr>
           <w:p>
             <w:pPr>
-              <w:spacing w:after="160" w:line="259" w:lineRule="auto"/>
+              <w:tabs>
+                <w:tab w:val="left" w:pos="990"/>
+              </w:tabs>
               <w:ind w:firstLine="0"/>
-              <w:contextualSpacing w:val="0"/>
-              <w:jc w:val="left"/>
+              <w:rPr>
+                <w:lang w:val="en-US" w:eastAsia="ru-RU"/>
+              </w:rPr>
             </w:pPr>
             <w:r>
-              <w:t>Portable Document Format, формат технических документов</w:t>
+              <w:rPr>
+                <w:lang w:eastAsia="ru-RU"/>
+              </w:rPr>
+              <w:t>рекуррентная</w:t>
+            </w:r>
+            <w:r>
+              <w:rPr>
+                <w:lang w:val="en-US" w:eastAsia="ru-RU"/>
+              </w:rPr>
+              <w:t xml:space="preserve"> </w:t>
+            </w:r>
+            <w:r>
+              <w:rPr>
+                <w:lang w:eastAsia="ru-RU"/>
+              </w:rPr>
+              <w:t>нейронная</w:t>
+            </w:r>
+            <w:r>
+              <w:rPr>
+                <w:lang w:val="en-US" w:eastAsia="ru-RU"/>
+              </w:rPr>
+              <w:t xml:space="preserve"> </w:t>
+            </w:r>
+            <w:r>
+              <w:rPr>
+                <w:lang w:eastAsia="ru-RU"/>
+              </w:rPr>
+              <w:t>сеть</w:t>
+            </w:r>
+            <w:r>
+              <w:rPr>
+                <w:lang w:val="en-US" w:eastAsia="ru-RU"/>
+              </w:rPr>
+              <w:t xml:space="preserve"> (</w:t>
+            </w:r>
+            <w:r>
+              <w:rPr>
+                <w:lang w:val="en-US" w:eastAsia="ru-RU"/>
+              </w:rPr>
+              <w:t>Recurrent Neural Network</w:t>
+            </w:r>
+            <w:r>
+              <w:rPr>
+                <w:lang w:val="en-US" w:eastAsia="ru-RU"/>
+              </w:rPr>
+              <w:t>)</w:t>
             </w:r>
           </w:p>
         </w:tc>
@@ -2801,7 +2997,7 @@
       <w:tr>
         <w:tc>
           <w:tcPr>
-            <w:tcW w:w="993" w:type="dxa"/>
+            <w:tcW w:w="1274" w:type="dxa"/>
           </w:tcPr>
           <w:p>
             <w:pPr>
@@ -2811,13 +3007,16 @@
               </w:rPr>
             </w:pPr>
             <w:r>
-              <w:t>OCR</w:t>
+              <w:rPr>
+                <w:lang w:val="en-US" w:eastAsia="ru-RU"/>
+              </w:rPr>
+              <w:t>LSTM</w:t>
             </w:r>
           </w:p>
         </w:tc>
         <w:tc>
           <w:tcPr>
-            <w:tcW w:w="992" w:type="dxa"/>
+            <w:tcW w:w="975" w:type="dxa"/>
           </w:tcPr>
           <w:p>
             <w:pPr>
@@ -2843,33 +3042,67 @@
         </w:tc>
         <w:tc>
           <w:tcPr>
-            <w:tcW w:w="7359" w:type="dxa"/>
+            <w:tcW w:w="7095" w:type="dxa"/>
           </w:tcPr>
           <w:p>
             <w:pPr>
+              <w:tabs>
+                <w:tab w:val="left" w:pos="990"/>
+              </w:tabs>
               <w:ind w:firstLine="0"/>
               <w:rPr>
                 <w:lang w:eastAsia="ru-RU"/>
               </w:rPr>
             </w:pPr>
             <w:r>
-              <w:t xml:space="preserve">Optical </w:t>
+              <w:rPr>
+                <w:lang w:eastAsia="ru-RU"/>
+              </w:rPr>
+              <w:t>сеть долгой краткосрочной памяти</w:t>
+            </w:r>
+            <w:r>
+              <w:rPr>
+                <w:lang w:eastAsia="ru-RU"/>
+              </w:rPr>
+              <w:t xml:space="preserve"> </w:t>
+            </w:r>
+            <w:r>
+              <w:rPr>
+                <w:lang w:eastAsia="ru-RU"/>
+              </w:rPr>
+              <w:t>(англ.</w:t>
+            </w:r>
+            <w:r>
+              <w:rPr>
+                <w:lang w:eastAsia="ru-RU"/>
+              </w:rPr>
+              <w:t xml:space="preserve"> </w:t>
+            </w:r>
+            <w:r>
+              <w:rPr>
+                <w:lang w:eastAsia="ru-RU"/>
+              </w:rPr>
+              <w:t xml:space="preserve">Long </w:t>
             </w:r>
             <w:proofErr w:type="spellStart"/>
             <w:r>
-              <w:t>Character</w:t>
+              <w:rPr>
+                <w:lang w:eastAsia="ru-RU"/>
+              </w:rPr>
+              <w:t>Short-Term</w:t>
             </w:r>
             <w:proofErr w:type="spellEnd"/>
             <w:r>
-              <w:t xml:space="preserve"> </w:t>
-            </w:r>
-            <w:proofErr w:type="spellStart"/>
-            <w:r>
-              <w:t>Recognition</w:t>
-            </w:r>
-            <w:proofErr w:type="spellEnd"/>
-            <w:r>
-              <w:t>, распознавание текста с изображений/сканов</w:t>
+              <w:rPr>
+                <w:lang w:eastAsia="ru-RU"/>
+              </w:rPr>
+              <w:t xml:space="preserve"> Memory</w:t>
+            </w:r>
+            <w:r>
+              <w:rPr>
+                <w:lang w:eastAsia="ru-RU"/>
+              </w:rPr>
+              <w:t>)</w:t>
             </w:r>
           </w:p>
         </w:tc>
@@ -2877,7 +3110,7 @@
       <w:tr>
         <w:tc>
           <w:tcPr>
-            <w:tcW w:w="993" w:type="dxa"/>
+            <w:tcW w:w="1274" w:type="dxa"/>
           </w:tcPr>
           <w:p>
             <w:pPr>
@@ -2887,13 +3120,16 @@
               </w:rPr>
             </w:pPr>
             <w:r>
-              <w:t>RAG</w:t>
+              <w:rPr>
+                <w:lang w:val="en-US" w:eastAsia="ru-RU"/>
+              </w:rPr>
+              <w:t>API</w:t>
             </w:r>
           </w:p>
         </w:tc>
         <w:tc>
           <w:tcPr>
-            <w:tcW w:w="992" w:type="dxa"/>
+            <w:tcW w:w="975" w:type="dxa"/>
           </w:tcPr>
           <w:p>
             <w:pPr>
@@ -2919,25 +3155,97 @@
         </w:tc>
         <w:tc>
           <w:tcPr>
-            <w:tcW w:w="7359" w:type="dxa"/>
+            <w:tcW w:w="7095" w:type="dxa"/>
           </w:tcPr>
           <w:p>
             <w:pPr>
+              <w:tabs>
+                <w:tab w:val="left" w:pos="990"/>
+              </w:tabs>
               <w:ind w:firstLine="0"/>
               <w:rPr>
-                <w:lang w:eastAsia="ru-RU"/>
+                <w:lang w:val="en-US" w:eastAsia="ru-RU"/>
               </w:rPr>
             </w:pPr>
+            <w:r>
+              <w:rPr>
+                <w:lang w:eastAsia="ru-RU"/>
+              </w:rPr>
+              <w:t>п</w:t>
+            </w:r>
+            <w:r>
+              <w:rPr>
+                <w:lang w:eastAsia="ru-RU"/>
+              </w:rPr>
+              <w:t>рограммный</w:t>
+            </w:r>
+            <w:r>
+              <w:rPr>
+                <w:lang w:val="en-US" w:eastAsia="ru-RU"/>
+              </w:rPr>
+              <w:t xml:space="preserve"> </w:t>
+            </w:r>
+            <w:r>
+              <w:rPr>
+                <w:lang w:eastAsia="ru-RU"/>
+              </w:rPr>
+              <w:t>интерфейс</w:t>
+            </w:r>
+            <w:r>
+              <w:rPr>
+                <w:lang w:val="en-US" w:eastAsia="ru-RU"/>
+              </w:rPr>
+              <w:t xml:space="preserve"> </w:t>
+            </w:r>
+            <w:r>
+              <w:rPr>
+                <w:lang w:eastAsia="ru-RU"/>
+              </w:rPr>
+              <w:t>приложения</w:t>
+            </w:r>
+            <w:r>
+              <w:rPr>
+                <w:lang w:val="en-US" w:eastAsia="ru-RU"/>
+              </w:rPr>
+              <w:t xml:space="preserve"> </w:t>
+            </w:r>
+            <w:r>
+              <w:rPr>
+                <w:lang w:val="en-US" w:eastAsia="ru-RU"/>
+              </w:rPr>
+              <w:t>(</w:t>
+            </w:r>
             <w:proofErr w:type="spellStart"/>
             <w:r>
-              <w:t>Retrieval-Augmented</w:t>
+              <w:rPr>
+                <w:lang w:eastAsia="ru-RU"/>
+              </w:rPr>
+              <w:t>англ</w:t>
             </w:r>
             <w:proofErr w:type="spellEnd"/>
             <w:r>
-              <w:t xml:space="preserve"> Generation</w:t>
-            </w:r>
-            <w:r>
-              <w:t>, генерация ответа с опорой на найденные источники</w:t>
+              <w:rPr>
+                <w:lang w:val="en-US" w:eastAsia="ru-RU"/>
+              </w:rPr>
+              <w:t>.</w:t>
+            </w:r>
+            <w:r>
+              <w:rPr>
+                <w:lang w:val="en-US" w:eastAsia="ru-RU"/>
+              </w:rPr>
+              <w:t xml:space="preserve"> </w:t>
+            </w:r>
+            <w:r>
+              <w:rPr>
+                <w:lang w:val="en-US" w:eastAsia="ru-RU"/>
+              </w:rPr>
+              <w:t>Application Programming Interface</w:t>
+            </w:r>
+            <w:r>
+              <w:rPr>
+                <w:lang w:val="en-US" w:eastAsia="ru-RU"/>
+              </w:rPr>
+              <w:t>)</w:t>
             </w:r>
           </w:p>
         </w:tc>
@@ -2945,7 +3253,7 @@
       <w:tr>
         <w:tc>
           <w:tcPr>
-            <w:tcW w:w="993" w:type="dxa"/>
+            <w:tcW w:w="1274" w:type="dxa"/>
           </w:tcPr>
           <w:p>
             <w:pPr>
@@ -2955,13 +3263,16 @@
               </w:rPr>
             </w:pPr>
             <w:r>
-              <w:t>LLM</w:t>
+              <w:rPr>
+                <w:lang w:val="en-US"/>
+              </w:rPr>
+              <w:t>DAG</w:t>
             </w:r>
           </w:p>
         </w:tc>
         <w:tc>
           <w:tcPr>
-            <w:tcW w:w="992" w:type="dxa"/>
+            <w:tcW w:w="975" w:type="dxa"/>
           </w:tcPr>
           <w:p>
             <w:pPr>
@@ -2987,25 +3298,155 @@
         </w:tc>
         <w:tc>
           <w:tcPr>
-            <w:tcW w:w="7359" w:type="dxa"/>
+            <w:tcW w:w="7095" w:type="dxa"/>
           </w:tcPr>
           <w:p>
             <w:pPr>
+              <w:tabs>
+                <w:tab w:val="left" w:pos="990"/>
+              </w:tabs>
               <w:ind w:firstLine="0"/>
               <w:rPr>
                 <w:lang w:eastAsia="ru-RU"/>
               </w:rPr>
             </w:pPr>
-            <w:proofErr w:type="spellStart"/>
-            <w:r>
-              <w:t>Large</w:t>
-            </w:r>
-            <w:proofErr w:type="spellEnd"/>
-            <w:r>
-              <w:t xml:space="preserve"> Language Model</w:t>
-            </w:r>
-            <w:r>
-              <w:t>, большая языковая модель</w:t>
+            <w:r>
+              <w:rPr>
+                <w:lang w:eastAsia="ru-RU"/>
+              </w:rPr>
+              <w:t>а</w:t>
+            </w:r>
+            <w:r>
+              <w:rPr>
+                <w:lang w:eastAsia="ru-RU"/>
+              </w:rPr>
+              <w:t>угментация</w:t>
+            </w:r>
+            <w:r>
+              <w:rPr>
+                <w:lang w:eastAsia="ru-RU"/>
+              </w:rPr>
+              <w:t xml:space="preserve"> </w:t>
+            </w:r>
+            <w:r>
+              <w:rPr>
+                <w:lang w:eastAsia="ru-RU"/>
+              </w:rPr>
+              <w:t>данных</w:t>
+            </w:r>
+            <w:r>
+              <w:rPr>
+                <w:lang w:eastAsia="ru-RU"/>
+              </w:rPr>
+              <w:t xml:space="preserve"> </w:t>
+            </w:r>
+            <w:r>
+              <w:rPr>
+                <w:lang w:eastAsia="ru-RU"/>
+              </w:rPr>
+              <w:t>с</w:t>
+            </w:r>
+            <w:r>
+              <w:rPr>
+                <w:lang w:eastAsia="ru-RU"/>
+              </w:rPr>
+              <w:t xml:space="preserve"> </w:t>
+            </w:r>
+            <w:r>
+              <w:rPr>
+                <w:lang w:eastAsia="ru-RU"/>
+              </w:rPr>
+              <w:t>помощью</w:t>
+            </w:r>
+            <w:r>
+              <w:rPr>
+                <w:lang w:eastAsia="ru-RU"/>
+              </w:rPr>
+              <w:t xml:space="preserve"> </w:t>
+            </w:r>
+            <w:r>
+              <w:rPr>
+                <w:lang w:eastAsia="ru-RU"/>
+              </w:rPr>
+              <w:t>Генерации</w:t>
+            </w:r>
+            <w:r>
+              <w:rPr>
+                <w:lang w:eastAsia="ru-RU"/>
+              </w:rPr>
+              <w:t xml:space="preserve"> </w:t>
+            </w:r>
+            <w:r>
+              <w:rPr>
+                <w:lang w:eastAsia="ru-RU"/>
+              </w:rPr>
+              <w:t>(</w:t>
+            </w:r>
+            <w:r>
+              <w:rPr>
+                <w:lang w:eastAsia="ru-RU"/>
+              </w:rPr>
+              <w:t>англ</w:t>
+            </w:r>
+            <w:r>
+              <w:rPr>
+                <w:lang w:eastAsia="ru-RU"/>
+              </w:rPr>
+              <w:t>.</w:t>
+            </w:r>
+            <w:r>
+              <w:rPr>
+                <w:lang w:eastAsia="ru-RU"/>
+              </w:rPr>
+              <w:t xml:space="preserve"> </w:t>
+            </w:r>
+            <w:r>
+              <w:rPr>
+                <w:lang w:val="en-US" w:eastAsia="ru-RU"/>
+              </w:rPr>
+              <w:t>Data</w:t>
+            </w:r>
+            <w:r>
+              <w:rPr>
+                <w:lang w:eastAsia="ru-RU"/>
+              </w:rPr>
+              <w:t xml:space="preserve"> </w:t>
+            </w:r>
+            <w:r>
+              <w:rPr>
+                <w:lang w:val="en-US" w:eastAsia="ru-RU"/>
+              </w:rPr>
+              <w:t>Augmentation</w:t>
+            </w:r>
+            <w:r>
+              <w:rPr>
+                <w:lang w:eastAsia="ru-RU"/>
+              </w:rPr>
+              <w:t xml:space="preserve"> </w:t>
+            </w:r>
+            <w:r>
+              <w:rPr>
+                <w:lang w:val="en-US" w:eastAsia="ru-RU"/>
+              </w:rPr>
+              <w:t>with</w:t>
+            </w:r>
+            <w:r>
+              <w:rPr>
+                <w:lang w:eastAsia="ru-RU"/>
+              </w:rPr>
+              <w:t xml:space="preserve"> </w:t>
+            </w:r>
+            <w:r>
+              <w:rPr>
+                <w:lang w:val="en-US" w:eastAsia="ru-RU"/>
+              </w:rPr>
+              <w:t>Generation</w:t>
+            </w:r>
+            <w:r>
+              <w:rPr>
+                <w:lang w:eastAsia="ru-RU"/>
+              </w:rPr>
+              <w:t>)</w:t>
             </w:r>
           </w:p>
         </w:tc>
@@ -3013,10 +3454,13 @@
       <w:tr>
         <w:tc>
           <w:tcPr>
-            <w:tcW w:w="993" w:type="dxa"/>
+            <w:tcW w:w="1274" w:type="dxa"/>
           </w:tcPr>
           <w:p>
             <w:pPr>
+              <w:tabs>
+                <w:tab w:val="left" w:pos="705"/>
+              </w:tabs>
               <w:ind w:firstLine="0"/>
               <w:rPr>
                 <w:lang w:eastAsia="ru-RU"/>
@@ -3026,13 +3470,19 @@
               <w:rPr>
                 <w:lang w:val="en-US"/>
               </w:rPr>
-              <w:t>API</w:t>
+              <w:t>DAM</w:t>
+            </w:r>
+            <w:r>
+              <w:rPr>
+                <w:lang w:eastAsia="ru-RU"/>
+              </w:rPr>
+              <w:tab/>
             </w:r>
           </w:p>
         </w:tc>
         <w:tc>
           <w:tcPr>
-            <w:tcW w:w="992" w:type="dxa"/>
+            <w:tcW w:w="975" w:type="dxa"/>
           </w:tcPr>
           <w:p>
             <w:pPr>
@@ -3058,71 +3508,155 @@
         </w:tc>
         <w:tc>
           <w:tcPr>
-            <w:tcW w:w="7359" w:type="dxa"/>
+            <w:tcW w:w="7095" w:type="dxa"/>
           </w:tcPr>
           <w:p>
             <w:pPr>
+              <w:tabs>
+                <w:tab w:val="left" w:pos="990"/>
+              </w:tabs>
               <w:ind w:firstLine="0"/>
               <w:rPr>
+                <w:lang w:eastAsia="ru-RU"/>
+              </w:rPr>
+            </w:pPr>
+            <w:r>
+              <w:rPr>
+                <w:lang w:eastAsia="ru-RU"/>
+              </w:rPr>
+              <w:t>а</w:t>
+            </w:r>
+            <w:r>
+              <w:rPr>
+                <w:lang w:eastAsia="ru-RU"/>
+              </w:rPr>
+              <w:t>угментация</w:t>
+            </w:r>
+            <w:r>
+              <w:rPr>
+                <w:lang w:eastAsia="ru-RU"/>
+              </w:rPr>
+              <w:t xml:space="preserve"> </w:t>
+            </w:r>
+            <w:r>
+              <w:rPr>
+                <w:lang w:eastAsia="ru-RU"/>
+              </w:rPr>
+              <w:t>данных</w:t>
+            </w:r>
+            <w:r>
+              <w:rPr>
+                <w:lang w:eastAsia="ru-RU"/>
+              </w:rPr>
+              <w:t xml:space="preserve"> </w:t>
+            </w:r>
+            <w:r>
+              <w:rPr>
+                <w:lang w:eastAsia="ru-RU"/>
+              </w:rPr>
+              <w:t>с</w:t>
+            </w:r>
+            <w:r>
+              <w:rPr>
+                <w:lang w:eastAsia="ru-RU"/>
+              </w:rPr>
+              <w:t xml:space="preserve"> </w:t>
+            </w:r>
+            <w:r>
+              <w:rPr>
+                <w:lang w:eastAsia="ru-RU"/>
+              </w:rPr>
+              <w:t>помощью</w:t>
+            </w:r>
+            <w:r>
+              <w:rPr>
+                <w:lang w:eastAsia="ru-RU"/>
+              </w:rPr>
+              <w:t xml:space="preserve"> </w:t>
+            </w:r>
+            <w:r>
+              <w:rPr>
+                <w:lang w:eastAsia="ru-RU"/>
+              </w:rPr>
+              <w:t>Модификации</w:t>
+            </w:r>
+            <w:r>
+              <w:rPr>
+                <w:lang w:eastAsia="ru-RU"/>
+              </w:rPr>
+              <w:t xml:space="preserve"> </w:t>
+            </w:r>
+            <w:r>
+              <w:rPr>
+                <w:lang w:eastAsia="ru-RU"/>
+              </w:rPr>
+              <w:t>(</w:t>
+            </w:r>
+            <w:r>
+              <w:rPr>
+                <w:lang w:eastAsia="ru-RU"/>
+              </w:rPr>
+              <w:t>англ</w:t>
+            </w:r>
+            <w:r>
+              <w:rPr>
+                <w:lang w:eastAsia="ru-RU"/>
+              </w:rPr>
+              <w:t>.</w:t>
+            </w:r>
+            <w:r>
+              <w:rPr>
+                <w:lang w:eastAsia="ru-RU"/>
+              </w:rPr>
+              <w:t xml:space="preserve"> </w:t>
+            </w:r>
+            <w:r>
+              <w:rPr>
                 <w:lang w:val="en-US" w:eastAsia="ru-RU"/>
               </w:rPr>
-            </w:pPr>
-            <w:r>
-              <w:rPr>
-                <w:lang w:val="en-US"/>
-              </w:rPr>
-              <w:t>Application</w:t>
-            </w:r>
-            <w:r>
-              <w:rPr>
-                <w:lang w:val="en-US"/>
+              <w:t>Data</w:t>
+            </w:r>
+            <w:r>
+              <w:rPr>
+                <w:lang w:eastAsia="ru-RU"/>
               </w:rPr>
               <w:t xml:space="preserve"> </w:t>
             </w:r>
             <w:r>
               <w:rPr>
-                <w:lang w:val="en-US"/>
-              </w:rPr>
-              <w:t>Programming</w:t>
-            </w:r>
-            <w:r>
-              <w:rPr>
-                <w:lang w:val="en-US"/>
+                <w:lang w:val="en-US" w:eastAsia="ru-RU"/>
+              </w:rPr>
+              <w:t>Augmentation</w:t>
+            </w:r>
+            <w:r>
+              <w:rPr>
+                <w:lang w:eastAsia="ru-RU"/>
               </w:rPr>
               <w:t xml:space="preserve"> </w:t>
             </w:r>
             <w:r>
               <w:rPr>
-                <w:lang w:val="en-US"/>
-              </w:rPr>
-              <w:t>Interface</w:t>
-            </w:r>
-            <w:r>
-              <w:rPr>
-                <w:lang w:val="en-US"/>
-              </w:rPr>
-              <w:t xml:space="preserve">, </w:t>
-            </w:r>
-            <w:r>
-              <w:t>программный</w:t>
-            </w:r>
-            <w:r>
-              <w:rPr>
-                <w:lang w:val="en-US"/>
+                <w:lang w:val="en-US" w:eastAsia="ru-RU"/>
+              </w:rPr>
+              <w:t>with</w:t>
+            </w:r>
+            <w:r>
+              <w:rPr>
+                <w:lang w:eastAsia="ru-RU"/>
               </w:rPr>
               <w:t xml:space="preserve"> </w:t>
             </w:r>
             <w:r>
-              <w:t>интерфейс</w:t>
-            </w:r>
-            <w:r>
-              <w:rPr>
-                <w:lang w:val="en-US"/>
-              </w:rPr>
-              <w:t xml:space="preserve"> </w:t>
-            </w:r>
-            <w:r>
-              <w:t>взаимодействия</w:t>
+              <w:rPr>
+                <w:lang w:val="en-US" w:eastAsia="ru-RU"/>
+              </w:rPr>
+              <w:t>Modification</w:t>
+            </w:r>
+            <w:r>
+              <w:rPr>
+                <w:lang w:eastAsia="ru-RU"/>
+              </w:rPr>
+              <w:t>)</w:t>
             </w:r>
           </w:p>
         </w:tc>
@@ -3130,7 +3664,7 @@
       <w:tr>
         <w:tc>
           <w:tcPr>
-            <w:tcW w:w="993" w:type="dxa"/>
+            <w:tcW w:w="1274" w:type="dxa"/>
           </w:tcPr>
           <w:p>
             <w:pPr>
@@ -3140,13 +3674,13 @@
               </w:rPr>
             </w:pPr>
             <w:r>
-              <w:t>JSON</w:t>
+              <w:t>DAGAM</w:t>
             </w:r>
           </w:p>
         </w:tc>
         <w:tc>
           <w:tcPr>
-            <w:tcW w:w="992" w:type="dxa"/>
+            <w:tcW w:w="975" w:type="dxa"/>
           </w:tcPr>
           <w:p>
             <w:pPr>
@@ -3172,25 +3706,131 @@
         </w:tc>
         <w:tc>
           <w:tcPr>
-            <w:tcW w:w="7359" w:type="dxa"/>
+            <w:tcW w:w="7095" w:type="dxa"/>
           </w:tcPr>
           <w:p>
             <w:pPr>
+              <w:tabs>
+                <w:tab w:val="left" w:pos="990"/>
+              </w:tabs>
               <w:ind w:firstLine="0"/>
               <w:rPr>
-                <w:lang w:eastAsia="ru-RU"/>
+                <w:lang w:val="en-US" w:eastAsia="ru-RU"/>
               </w:rPr>
             </w:pPr>
             <w:r>
-              <w:t xml:space="preserve">JavaScript Object </w:t>
-            </w:r>
-            <w:proofErr w:type="spellStart"/>
-            <w:r>
-              <w:t>Notation</w:t>
-            </w:r>
-            <w:proofErr w:type="spellEnd"/>
-            <w:r>
-              <w:t>, формат представления структурированных данных</w:t>
+              <w:rPr>
+                <w:lang w:eastAsia="ru-RU"/>
+              </w:rPr>
+              <w:t>а</w:t>
+            </w:r>
+            <w:r>
+              <w:rPr>
+                <w:lang w:eastAsia="ru-RU"/>
+              </w:rPr>
+              <w:t>угментация</w:t>
+            </w:r>
+            <w:r>
+              <w:rPr>
+                <w:lang w:eastAsia="ru-RU"/>
+              </w:rPr>
+              <w:t xml:space="preserve"> </w:t>
+            </w:r>
+            <w:r>
+              <w:rPr>
+                <w:lang w:eastAsia="ru-RU"/>
+              </w:rPr>
+              <w:t>данных</w:t>
+            </w:r>
+            <w:r>
+              <w:rPr>
+                <w:lang w:eastAsia="ru-RU"/>
+              </w:rPr>
+              <w:t xml:space="preserve"> </w:t>
+            </w:r>
+            <w:r>
+              <w:rPr>
+                <w:lang w:eastAsia="ru-RU"/>
+              </w:rPr>
+              <w:t>с</w:t>
+            </w:r>
+            <w:r>
+              <w:rPr>
+                <w:lang w:eastAsia="ru-RU"/>
+              </w:rPr>
+              <w:t xml:space="preserve"> </w:t>
+            </w:r>
+            <w:r>
+              <w:rPr>
+                <w:lang w:eastAsia="ru-RU"/>
+              </w:rPr>
+              <w:t>помощью</w:t>
+            </w:r>
+            <w:r>
+              <w:rPr>
+                <w:lang w:eastAsia="ru-RU"/>
+              </w:rPr>
+              <w:t xml:space="preserve"> </w:t>
+            </w:r>
+            <w:r>
+              <w:rPr>
+                <w:lang w:eastAsia="ru-RU"/>
+              </w:rPr>
+              <w:t xml:space="preserve">Генерации </w:t>
+            </w:r>
+            <w:r>
+              <w:rPr>
+                <w:lang w:eastAsia="ru-RU"/>
+              </w:rPr>
+              <w:t>и</w:t>
+            </w:r>
+            <w:r>
+              <w:rPr>
+                <w:lang w:eastAsia="ru-RU"/>
+              </w:rPr>
+              <w:t xml:space="preserve"> Модификации</w:t>
+            </w:r>
+            <w:r>
+              <w:rPr>
+                <w:lang w:eastAsia="ru-RU"/>
+              </w:rPr>
+              <w:t xml:space="preserve"> </w:t>
+            </w:r>
+            <w:r>
+              <w:rPr>
+                <w:lang w:eastAsia="ru-RU"/>
+              </w:rPr>
+              <w:t>(</w:t>
+            </w:r>
+            <w:r>
+              <w:rPr>
+                <w:lang w:eastAsia="ru-RU"/>
+              </w:rPr>
+              <w:t>англ</w:t>
+            </w:r>
+            <w:r>
+              <w:rPr>
+                <w:lang w:eastAsia="ru-RU"/>
+              </w:rPr>
+              <w:t>.</w:t>
+            </w:r>
+            <w:r>
+              <w:rPr>
+                <w:lang w:eastAsia="ru-RU"/>
+              </w:rPr>
+              <w:t xml:space="preserve"> </w:t>
+            </w:r>
+            <w:r>
+              <w:rPr>
+                <w:lang w:val="en-US" w:eastAsia="ru-RU"/>
+              </w:rPr>
+              <w:t>Data Augmentation with Generation And Modification</w:t>
+            </w:r>
+            <w:r>
+              <w:rPr>
+                <w:lang w:val="en-US" w:eastAsia="ru-RU"/>
+              </w:rPr>
+              <w:t>)</w:t>
             </w:r>
           </w:p>
         </w:tc>
@@ -3198,26 +3838,20 @@
       <w:tr>
         <w:tc>
           <w:tcPr>
-            <w:tcW w:w="993" w:type="dxa"/>
+            <w:tcW w:w="1274" w:type="dxa"/>
           </w:tcPr>
           <w:p>
             <w:pPr>
               <w:ind w:firstLine="0"/>
               <w:rPr>
-                <w:lang w:eastAsia="ru-RU"/>
+                <w:lang w:val="en-US" w:eastAsia="ru-RU"/>
               </w:rPr>
             </w:pPr>
-            <w:r>
-              <w:rPr>
-                <w:lang w:val="en-US"/>
-              </w:rPr>
-              <w:t>CSV</w:t>
-            </w:r>
           </w:p>
         </w:tc>
         <w:tc>
           <w:tcPr>
-            <w:tcW w:w="992" w:type="dxa"/>
+            <w:tcW w:w="975" w:type="dxa"/>
           </w:tcPr>
           <w:p>
             <w:pPr>
@@ -3243,7 +3877,7 @@
         </w:tc>
         <w:tc>
           <w:tcPr>
-            <w:tcW w:w="7359" w:type="dxa"/>
+            <w:tcW w:w="7095" w:type="dxa"/>
           </w:tcPr>
           <w:p>
             <w:pPr>
@@ -3252,40 +3886,13 @@
                 <w:lang w:val="en-US" w:eastAsia="ru-RU"/>
               </w:rPr>
             </w:pPr>
-            <w:r>
-              <w:rPr>
-                <w:lang w:val="en-US"/>
-              </w:rPr>
-              <w:t xml:space="preserve">Comma-Separated Values, </w:t>
-            </w:r>
-            <w:r>
-              <w:t>табличный</w:t>
-            </w:r>
-            <w:r>
-              <w:rPr>
-                <w:lang w:val="en-US"/>
-              </w:rPr>
-              <w:t xml:space="preserve"> </w:t>
-            </w:r>
-            <w:r>
-              <w:t>формат</w:t>
-            </w:r>
-            <w:r>
-              <w:rPr>
-                <w:lang w:val="en-US"/>
-              </w:rPr>
-              <w:t xml:space="preserve"> </w:t>
-            </w:r>
-            <w:r>
-              <w:t>данных</w:t>
-            </w:r>
           </w:p>
         </w:tc>
       </w:tr>
       <w:tr>
         <w:tc>
           <w:tcPr>
-            <w:tcW w:w="993" w:type="dxa"/>
+            <w:tcW w:w="1274" w:type="dxa"/>
           </w:tcPr>
           <w:p>
             <w:pPr>
@@ -3294,14 +3901,11 @@
                 <w:lang w:eastAsia="ru-RU"/>
               </w:rPr>
             </w:pPr>
-            <w:r>
-              <w:t>XLSX</w:t>
-            </w:r>
           </w:p>
         </w:tc>
         <w:tc>
           <w:tcPr>
-            <w:tcW w:w="992" w:type="dxa"/>
+            <w:tcW w:w="975" w:type="dxa"/>
           </w:tcPr>
           <w:p>
             <w:pPr>
@@ -3327,7 +3931,7 @@
         </w:tc>
         <w:tc>
           <w:tcPr>
-            <w:tcW w:w="7359" w:type="dxa"/>
+            <w:tcW w:w="7095" w:type="dxa"/>
           </w:tcPr>
           <w:p>
             <w:pPr>
@@ -3336,29 +3940,131 @@
                 <w:lang w:eastAsia="ru-RU"/>
               </w:rPr>
             </w:pPr>
-            <w:r>
-              <w:t>формат электронных таблиц Microsoft Excel</w:t>
-            </w:r>
           </w:p>
         </w:tc>
       </w:tr>
       <w:tr>
         <w:tc>
           <w:tcPr>
-            <w:tcW w:w="993" w:type="dxa"/>
+            <w:tcW w:w="1274" w:type="dxa"/>
+          </w:tcPr>
+          <w:p>
+            <w:pPr>
+              <w:ind w:firstLine="0"/>
+              <w:rPr>
+                <w:lang w:eastAsia="ru-RU"/>
+              </w:rPr>
+            </w:pPr>
+          </w:p>
+        </w:tc>
+        <w:tc>
+          <w:tcPr>
+            <w:tcW w:w="975" w:type="dxa"/>
+          </w:tcPr>
+          <w:p>
+            <w:pPr>
+              <w:ind w:firstLine="0"/>
+              <w:jc w:val="center"/>
+              <w:rPr>
+                <w:lang w:eastAsia="ru-RU"/>
+              </w:rPr>
+            </w:pPr>
+            <w:r>
+              <w:rPr>
+                <w:lang w:eastAsia="ru-RU"/>
+              </w:rPr>
+              <w:sym w:font="Symbol" w:char="F02D"/>
+            </w:r>
+            <w:r>
+              <w:rPr>
+                <w:lang w:eastAsia="ru-RU"/>
+              </w:rPr>
+              <w:sym w:font="Symbol" w:char="F0BE"/>
+            </w:r>
+          </w:p>
+        </w:tc>
+        <w:tc>
+          <w:tcPr>
+            <w:tcW w:w="7095" w:type="dxa"/>
+          </w:tcPr>
+          <w:p>
+            <w:pPr>
+              <w:ind w:firstLine="0"/>
+              <w:rPr>
+                <w:lang w:val="en-US" w:eastAsia="ru-RU"/>
+              </w:rPr>
+            </w:pPr>
+          </w:p>
+        </w:tc>
+      </w:tr>
+      <w:tr>
+        <w:tc>
+          <w:tcPr>
+            <w:tcW w:w="1274" w:type="dxa"/>
+          </w:tcPr>
+          <w:p>
+            <w:pPr>
+              <w:ind w:firstLine="0"/>
+              <w:rPr>
+                <w:lang w:eastAsia="ru-RU"/>
+              </w:rPr>
+            </w:pPr>
+          </w:p>
+        </w:tc>
+        <w:tc>
+          <w:tcPr>
+            <w:tcW w:w="975" w:type="dxa"/>
+          </w:tcPr>
+          <w:p>
+            <w:pPr>
+              <w:ind w:firstLine="0"/>
+              <w:jc w:val="center"/>
+              <w:rPr>
+                <w:lang w:eastAsia="ru-RU"/>
+              </w:rPr>
+            </w:pPr>
+            <w:r>
+              <w:rPr>
+                <w:lang w:eastAsia="ru-RU"/>
+              </w:rPr>
+              <w:sym w:font="Symbol" w:char="F02D"/>
+            </w:r>
+            <w:r>
+              <w:rPr>
+                <w:lang w:eastAsia="ru-RU"/>
+              </w:rPr>
+              <w:sym w:font="Symbol" w:char="F0BE"/>
+            </w:r>
+          </w:p>
+        </w:tc>
+        <w:tc>
+          <w:tcPr>
+            <w:tcW w:w="7095" w:type="dxa"/>
+          </w:tcPr>
+          <w:p>
+            <w:pPr>
+              <w:ind w:firstLine="0"/>
+              <w:rPr>
+                <w:lang w:eastAsia="ru-RU"/>
+              </w:rPr>
+            </w:pPr>
+          </w:p>
+        </w:tc>
+      </w:tr>
+      <w:tr>
+        <w:tc>
+          <w:tcPr>
+            <w:tcW w:w="1274" w:type="dxa"/>
           </w:tcPr>
           <w:p>
             <w:pPr>
               <w:ind w:firstLine="0"/>
             </w:pPr>
-            <w:r>
-              <w:t>ETL</w:t>
-            </w:r>
           </w:p>
         </w:tc>
         <w:tc>
           <w:tcPr>
-            <w:tcW w:w="992" w:type="dxa"/>
+            <w:tcW w:w="975" w:type="dxa"/>
           </w:tcPr>
           <w:p>
             <w:pPr>
@@ -3384,7 +4090,7 @@
         </w:tc>
         <w:tc>
           <w:tcPr>
-            <w:tcW w:w="7359" w:type="dxa"/>
+            <w:tcW w:w="7095" w:type="dxa"/>
           </w:tcPr>
           <w:p>
             <w:pPr>
@@ -3393,30 +4099,6 @@
                 <w:lang w:eastAsia="ru-RU"/>
               </w:rPr>
             </w:pPr>
-            <w:proofErr w:type="spellStart"/>
-            <w:r>
-              <w:t>Extract</w:t>
-            </w:r>
-            <w:proofErr w:type="spellEnd"/>
-            <w:r>
-              <w:t xml:space="preserve">, </w:t>
-            </w:r>
-            <w:proofErr w:type="spellStart"/>
-            <w:r>
-              <w:t>Transform</w:t>
-            </w:r>
-            <w:proofErr w:type="spellEnd"/>
-            <w:r>
-              <w:t xml:space="preserve">, </w:t>
-            </w:r>
-            <w:proofErr w:type="spellStart"/>
-            <w:r>
-              <w:t>Load</w:t>
-            </w:r>
-            <w:proofErr w:type="spellEnd"/>
-            <w:r>
-              <w:t>, контур извлечения, преобразования и загрузки данных</w:t>
-            </w:r>
           </w:p>
         </w:tc>
       </w:tr>
@@ -3485,7 +4167,13 @@
       <w:bookmarkStart w:id="10" w:name="_Toc224052940"/>
       <w:r>
         <w:lastRenderedPageBreak/>
-        <w:t>Разведывательный анализ данных</w:t>
+        <w:t>Развед</w:t>
+      </w:r>
+      <w:r>
+        <w:t>очный</w:t>
+      </w:r>
+      <w:r>
+        <w:t xml:space="preserve"> анализ данных</w:t>
       </w:r>
       <w:bookmarkEnd w:id="10"/>
     </w:p>
@@ -3510,6 +4198,813 @@
     </w:p>
     <w:p>
       <w:pPr>
+        <w:ind w:firstLine="708"/>
+        <w:rPr>
+          <w:lang w:eastAsia="ru-RU"/>
+        </w:rPr>
+      </w:pPr>
+      <w:r>
+        <w:rPr>
+          <w:lang w:eastAsia="ru-RU"/>
+        </w:rPr>
+        <w:t xml:space="preserve">В рамках работы анализируется деловая корреспонденция </w:t>
+      </w:r>
+      <w:r>
+        <w:rPr>
+          <w:lang w:eastAsia="ru-RU"/>
+        </w:rPr>
+        <w:t xml:space="preserve">нефтедобывающей компании. </w:t>
+      </w:r>
+      <w:r>
+        <w:rPr>
+          <w:lang w:eastAsia="ru-RU"/>
+        </w:rPr>
+        <w:t xml:space="preserve">Предоставленный корпус данных, представляет собой </w:t>
+      </w:r>
+      <w:r>
+        <w:rPr>
+          <w:lang w:val="en-US" w:eastAsia="ru-RU"/>
+        </w:rPr>
+        <w:t>JSON</w:t>
+      </w:r>
+      <w:r>
+        <w:rPr>
+          <w:lang w:eastAsia="ru-RU"/>
+        </w:rPr>
+        <w:t xml:space="preserve"> </w:t>
+      </w:r>
+      <w:r>
+        <w:rPr>
+          <w:lang w:eastAsia="ru-RU"/>
+        </w:rPr>
+        <w:t>файл</w:t>
+      </w:r>
+      <w:r>
+        <w:rPr>
+          <w:lang w:eastAsia="ru-RU"/>
+        </w:rPr>
+        <w:t>,</w:t>
+      </w:r>
+      <w:r>
+        <w:rPr>
+          <w:lang w:eastAsia="ru-RU"/>
+        </w:rPr>
+        <w:t xml:space="preserve"> содержащий 1774 записи.</w:t>
+      </w:r>
+      <w:r>
+        <w:rPr>
+          <w:lang w:eastAsia="ru-RU"/>
+        </w:rPr>
+        <w:t xml:space="preserve"> </w:t>
+      </w:r>
+      <w:r>
+        <w:rPr>
+          <w:lang w:eastAsia="ru-RU"/>
+        </w:rPr>
+        <w:t>Каждая запись содержит три поля: индекс</w:t>
+      </w:r>
+      <w:r>
+        <w:rPr>
+          <w:lang w:eastAsia="ru-RU"/>
+        </w:rPr>
+        <w:t xml:space="preserve"> </w:t>
+      </w:r>
+      <w:r>
+        <w:rPr>
+          <w:lang w:eastAsia="ru-RU"/>
+        </w:rPr>
+        <w:t>[</w:t>
+      </w:r>
+      <w:r>
+        <w:rPr>
+          <w:i/>
+          <w:iCs/>
+          <w:lang w:eastAsia="ru-RU"/>
+        </w:rPr>
+        <w:t>‘</w:t>
+      </w:r>
+      <w:proofErr w:type="spellStart"/>
+      <w:r>
+        <w:rPr>
+          <w:i/>
+          <w:iCs/>
+          <w:lang w:val="en-US" w:eastAsia="ru-RU"/>
+        </w:rPr>
+        <w:t>idx</w:t>
+      </w:r>
+      <w:proofErr w:type="spellEnd"/>
+      <w:r>
+        <w:rPr>
+          <w:i/>
+          <w:iCs/>
+          <w:lang w:eastAsia="ru-RU"/>
+        </w:rPr>
+        <w:t>’</w:t>
+      </w:r>
+      <w:r>
+        <w:rPr>
+          <w:lang w:eastAsia="ru-RU"/>
+        </w:rPr>
+        <w:t>]</w:t>
+      </w:r>
+      <w:r>
+        <w:rPr>
+          <w:lang w:eastAsia="ru-RU"/>
+        </w:rPr>
+        <w:t xml:space="preserve">, текст письма </w:t>
+      </w:r>
+      <w:r>
+        <w:rPr>
+          <w:lang w:eastAsia="ru-RU"/>
+        </w:rPr>
+        <w:t>[</w:t>
+      </w:r>
+      <w:r>
+        <w:rPr>
+          <w:i/>
+          <w:iCs/>
+          <w:lang w:eastAsia="ru-RU"/>
+        </w:rPr>
+        <w:t>‘</w:t>
+      </w:r>
+      <w:r>
+        <w:rPr>
+          <w:i/>
+          <w:iCs/>
+          <w:lang w:val="en-US" w:eastAsia="ru-RU"/>
+        </w:rPr>
+        <w:t>text</w:t>
+      </w:r>
+      <w:r>
+        <w:rPr>
+          <w:i/>
+          <w:iCs/>
+          <w:lang w:eastAsia="ru-RU"/>
+        </w:rPr>
+        <w:t>’</w:t>
+      </w:r>
+      <w:r>
+        <w:rPr>
+          <w:lang w:eastAsia="ru-RU"/>
+        </w:rPr>
+        <w:t>]</w:t>
+      </w:r>
+      <w:r>
+        <w:rPr>
+          <w:lang w:eastAsia="ru-RU"/>
+        </w:rPr>
+        <w:t xml:space="preserve"> и блок компании, к которому относится данное письмо </w:t>
+      </w:r>
+      <w:r>
+        <w:rPr>
+          <w:lang w:eastAsia="ru-RU"/>
+        </w:rPr>
+        <w:t>[</w:t>
+      </w:r>
+      <w:r>
+        <w:rPr>
+          <w:i/>
+          <w:iCs/>
+          <w:lang w:eastAsia="ru-RU"/>
+        </w:rPr>
+        <w:t>‘</w:t>
+      </w:r>
+      <w:r>
+        <w:rPr>
+          <w:i/>
+          <w:iCs/>
+          <w:lang w:val="en-US" w:eastAsia="ru-RU"/>
+        </w:rPr>
+        <w:t>label</w:t>
+      </w:r>
+      <w:r>
+        <w:rPr>
+          <w:i/>
+          <w:iCs/>
+          <w:lang w:eastAsia="ru-RU"/>
+        </w:rPr>
+        <w:t>’</w:t>
+      </w:r>
+      <w:r>
+        <w:rPr>
+          <w:lang w:eastAsia="ru-RU"/>
+        </w:rPr>
+        <w:t>]</w:t>
+      </w:r>
+      <w:r>
+        <w:rPr>
+          <w:lang w:eastAsia="ru-RU"/>
+        </w:rPr>
+        <w:t xml:space="preserve">.  Персональные и чувствительные данные </w:t>
+      </w:r>
+      <w:r>
+        <w:rPr>
+          <w:lang w:eastAsia="ru-RU"/>
+        </w:rPr>
+        <w:t>обезличены</w:t>
+      </w:r>
+      <w:r>
+        <w:rPr>
+          <w:lang w:eastAsia="ru-RU"/>
+        </w:rPr>
+        <w:t xml:space="preserve"> с помощью </w:t>
+      </w:r>
+      <w:proofErr w:type="spellStart"/>
+      <w:r>
+        <w:rPr>
+          <w:lang w:eastAsia="ru-RU"/>
+        </w:rPr>
+        <w:t>плейсхолдеров</w:t>
+      </w:r>
+      <w:proofErr w:type="spellEnd"/>
+      <w:r>
+        <w:rPr>
+          <w:lang w:eastAsia="ru-RU"/>
+        </w:rPr>
+        <w:t xml:space="preserve">, </w:t>
+      </w:r>
+      <w:r>
+        <w:rPr>
+          <w:lang w:eastAsia="ru-RU"/>
+        </w:rPr>
+        <w:t>таких как</w:t>
+      </w:r>
+      <w:r>
+        <w:rPr>
+          <w:lang w:eastAsia="ru-RU"/>
+        </w:rPr>
+        <w:t>:</w:t>
+      </w:r>
+      <w:r>
+        <w:rPr>
+          <w:lang w:eastAsia="ru-RU"/>
+        </w:rPr>
+        <w:t xml:space="preserve"> </w:t>
+      </w:r>
+      <w:r>
+        <w:rPr>
+          <w:lang w:eastAsia="ru-RU"/>
+        </w:rPr>
+        <w:t>[</w:t>
+      </w:r>
+      <w:r>
+        <w:rPr>
+          <w:lang w:val="en-US" w:eastAsia="ru-RU"/>
+        </w:rPr>
+        <w:t>ORGANIZATION</w:t>
+      </w:r>
+      <w:r>
+        <w:rPr>
+          <w:lang w:eastAsia="ru-RU"/>
+        </w:rPr>
+        <w:t>], [</w:t>
+      </w:r>
+      <w:r>
+        <w:rPr>
+          <w:lang w:val="en-US" w:eastAsia="ru-RU"/>
+        </w:rPr>
+        <w:t>PERSON</w:t>
+      </w:r>
+      <w:r>
+        <w:rPr>
+          <w:lang w:eastAsia="ru-RU"/>
+        </w:rPr>
+        <w:t>], [</w:t>
+      </w:r>
+      <w:r>
+        <w:rPr>
+          <w:lang w:val="en-US" w:eastAsia="ru-RU"/>
+        </w:rPr>
+        <w:t>LOCATION</w:t>
+      </w:r>
+      <w:r>
+        <w:rPr>
+          <w:lang w:eastAsia="ru-RU"/>
+        </w:rPr>
+        <w:t>]</w:t>
+      </w:r>
+      <w:r>
+        <w:rPr>
+          <w:lang w:eastAsia="ru-RU"/>
+        </w:rPr>
+        <w:t xml:space="preserve">, </w:t>
+      </w:r>
+      <w:r>
+        <w:rPr>
+          <w:lang w:eastAsia="ru-RU"/>
+        </w:rPr>
+        <w:t>[</w:t>
+      </w:r>
+      <w:r>
+        <w:rPr>
+          <w:lang w:val="en-US" w:eastAsia="ru-RU"/>
+        </w:rPr>
+        <w:t>ID</w:t>
+      </w:r>
+      <w:r>
+        <w:rPr>
+          <w:lang w:eastAsia="ru-RU"/>
+        </w:rPr>
+        <w:t>], [</w:t>
+      </w:r>
+      <w:r>
+        <w:rPr>
+          <w:lang w:val="en-US" w:eastAsia="ru-RU"/>
+        </w:rPr>
+        <w:t>DATE</w:t>
+      </w:r>
+      <w:r>
+        <w:rPr>
+          <w:lang w:eastAsia="ru-RU"/>
+        </w:rPr>
+        <w:t>_</w:t>
+      </w:r>
+      <w:r>
+        <w:rPr>
+          <w:lang w:val="en-US" w:eastAsia="ru-RU"/>
+        </w:rPr>
+        <w:t>TIME</w:t>
+      </w:r>
+      <w:r>
+        <w:rPr>
+          <w:lang w:eastAsia="ru-RU"/>
+        </w:rPr>
+        <w:t>],</w:t>
+      </w:r>
+      <w:r>
+        <w:rPr>
+          <w:lang w:eastAsia="ru-RU"/>
+        </w:rPr>
+        <w:t xml:space="preserve"> </w:t>
+      </w:r>
+      <w:r>
+        <w:rPr>
+          <w:lang w:eastAsia="ru-RU"/>
+        </w:rPr>
+        <w:t>[</w:t>
+      </w:r>
+      <w:r>
+        <w:rPr>
+          <w:lang w:val="en-US" w:eastAsia="ru-RU"/>
+        </w:rPr>
+        <w:t>CONTACT</w:t>
+      </w:r>
+      <w:r>
+        <w:rPr>
+          <w:lang w:eastAsia="ru-RU"/>
+        </w:rPr>
+        <w:t>],</w:t>
+      </w:r>
+      <w:r>
+        <w:rPr>
+          <w:lang w:eastAsia="ru-RU"/>
+        </w:rPr>
+        <w:t xml:space="preserve"> </w:t>
+      </w:r>
+      <w:r>
+        <w:rPr>
+          <w:lang w:eastAsia="ru-RU"/>
+        </w:rPr>
+        <w:t>[</w:t>
+      </w:r>
+      <w:r>
+        <w:rPr>
+          <w:lang w:val="en-US" w:eastAsia="ru-RU"/>
+        </w:rPr>
+        <w:t>FINANCIAL</w:t>
+      </w:r>
+      <w:r>
+        <w:rPr>
+          <w:lang w:eastAsia="ru-RU"/>
+        </w:rPr>
+        <w:t>_</w:t>
+      </w:r>
+      <w:r>
+        <w:rPr>
+          <w:lang w:val="en-US" w:eastAsia="ru-RU"/>
+        </w:rPr>
+        <w:t>DATA</w:t>
+      </w:r>
+      <w:r>
+        <w:rPr>
+          <w:lang w:eastAsia="ru-RU"/>
+        </w:rPr>
+        <w:t>], [</w:t>
+      </w:r>
+      <w:r>
+        <w:rPr>
+          <w:lang w:val="en-US" w:eastAsia="ru-RU"/>
+        </w:rPr>
+        <w:t>DOCUMENT</w:t>
+      </w:r>
+      <w:r>
+        <w:rPr>
+          <w:lang w:eastAsia="ru-RU"/>
+        </w:rPr>
+        <w:t>_</w:t>
+      </w:r>
+      <w:r>
+        <w:rPr>
+          <w:lang w:val="en-US" w:eastAsia="ru-RU"/>
+        </w:rPr>
+        <w:t>NUMBER</w:t>
+      </w:r>
+      <w:r>
+        <w:rPr>
+          <w:lang w:eastAsia="ru-RU"/>
+        </w:rPr>
+        <w:t>], [</w:t>
+      </w:r>
+      <w:r>
+        <w:rPr>
+          <w:lang w:val="en-US" w:eastAsia="ru-RU"/>
+        </w:rPr>
+        <w:t>OBJECT</w:t>
+      </w:r>
+      <w:r>
+        <w:rPr>
+          <w:lang w:eastAsia="ru-RU"/>
+        </w:rPr>
+        <w:t>].</w:t>
+      </w:r>
+    </w:p>
+    <w:p>
+      <w:pPr>
+        <w:rPr>
+          <w:lang w:eastAsia="ru-RU"/>
+        </w:rPr>
+      </w:pPr>
+      <w:r>
+        <w:rPr>
+          <w:lang w:eastAsia="ru-RU"/>
+        </w:rPr>
+        <w:t>Принято решение удалить поле</w:t>
+      </w:r>
+      <w:r>
+        <w:rPr>
+          <w:lang w:eastAsia="ru-RU"/>
+        </w:rPr>
+        <w:t xml:space="preserve"> </w:t>
+      </w:r>
+      <w:r>
+        <w:rPr>
+          <w:lang w:eastAsia="ru-RU"/>
+        </w:rPr>
+        <w:t>индекс, поскольку оно не содержит полезной информации. П</w:t>
+      </w:r>
+      <w:r>
+        <w:rPr>
+          <w:lang w:eastAsia="ru-RU"/>
+        </w:rPr>
+        <w:t xml:space="preserve">ропуски </w:t>
+      </w:r>
+      <w:r>
+        <w:rPr>
+          <w:lang w:eastAsia="ru-RU"/>
+        </w:rPr>
+        <w:t>в</w:t>
+      </w:r>
+      <w:r>
+        <w:rPr>
+          <w:lang w:eastAsia="ru-RU"/>
+        </w:rPr>
+        <w:t xml:space="preserve"> </w:t>
+      </w:r>
+      <w:r>
+        <w:rPr>
+          <w:lang w:eastAsia="ru-RU"/>
+        </w:rPr>
+        <w:t>данных отсутствуют</w:t>
+      </w:r>
+      <w:r>
+        <w:rPr>
+          <w:lang w:eastAsia="ru-RU"/>
+        </w:rPr>
+        <w:t>.</w:t>
+      </w:r>
+      <w:r>
+        <w:rPr>
+          <w:lang w:eastAsia="ru-RU"/>
+        </w:rPr>
+        <w:t xml:space="preserve"> </w:t>
+      </w:r>
+      <w:r>
+        <w:rPr>
+          <w:lang w:eastAsia="ru-RU"/>
+        </w:rPr>
+        <w:t>Выявлено и удалено</w:t>
+      </w:r>
+      <w:r>
+        <w:rPr>
+          <w:lang w:eastAsia="ru-RU"/>
+        </w:rPr>
+        <w:t xml:space="preserve"> 4 полных дубликата</w:t>
+      </w:r>
+      <w:r>
+        <w:rPr>
+          <w:lang w:eastAsia="ru-RU"/>
+        </w:rPr>
+        <w:t xml:space="preserve">. А также найден один дубликат поля </w:t>
+      </w:r>
+      <w:r>
+        <w:rPr>
+          <w:lang w:eastAsia="ru-RU"/>
+        </w:rPr>
+        <w:t>[</w:t>
+      </w:r>
+      <w:r>
+        <w:rPr>
+          <w:i/>
+          <w:iCs/>
+          <w:lang w:eastAsia="ru-RU"/>
+        </w:rPr>
+        <w:t>‘</w:t>
+      </w:r>
+      <w:r>
+        <w:rPr>
+          <w:i/>
+          <w:iCs/>
+          <w:lang w:val="en-US" w:eastAsia="ru-RU"/>
+        </w:rPr>
+        <w:t>text</w:t>
+      </w:r>
+      <w:r>
+        <w:rPr>
+          <w:i/>
+          <w:iCs/>
+          <w:lang w:eastAsia="ru-RU"/>
+        </w:rPr>
+        <w:t>’</w:t>
+      </w:r>
+      <w:r>
+        <w:rPr>
+          <w:lang w:eastAsia="ru-RU"/>
+        </w:rPr>
+        <w:t>]</w:t>
+      </w:r>
+      <w:r>
+        <w:rPr>
+          <w:lang w:eastAsia="ru-RU"/>
+        </w:rPr>
+        <w:t xml:space="preserve"> </w:t>
+      </w:r>
+      <w:r>
+        <w:rPr>
+          <w:lang w:eastAsia="ru-RU"/>
+        </w:rPr>
+        <w:t>принадлежащий к двум блокам</w:t>
+      </w:r>
+      <w:r>
+        <w:rPr>
+          <w:lang w:eastAsia="ru-RU"/>
+        </w:rPr>
+        <w:t xml:space="preserve"> «</w:t>
+      </w:r>
+      <w:r>
+        <w:rPr>
+          <w:lang w:eastAsia="ru-RU"/>
+        </w:rPr>
+        <w:t>Имущественные вопросы</w:t>
+      </w:r>
+      <w:r>
+        <w:rPr>
+          <w:lang w:eastAsia="ru-RU"/>
+        </w:rPr>
+        <w:t>» и «</w:t>
+      </w:r>
+      <w:r>
+        <w:rPr>
+          <w:lang w:eastAsia="ru-RU"/>
+        </w:rPr>
+        <w:t>Блок финансового директора</w:t>
+      </w:r>
+      <w:r>
+        <w:rPr>
+          <w:lang w:eastAsia="ru-RU"/>
+        </w:rPr>
+        <w:t>»</w:t>
+      </w:r>
+      <w:r>
+        <w:rPr>
+          <w:lang w:eastAsia="ru-RU"/>
+        </w:rPr>
+        <w:t xml:space="preserve">. Принято решение удалить его из блока </w:t>
+      </w:r>
+      <w:r>
+        <w:rPr>
+          <w:lang w:eastAsia="ru-RU"/>
+        </w:rPr>
+        <w:t>«</w:t>
+      </w:r>
+      <w:r>
+        <w:rPr>
+          <w:lang w:eastAsia="ru-RU"/>
+        </w:rPr>
+        <w:t>Блок финансового директора</w:t>
+      </w:r>
+      <w:r>
+        <w:rPr>
+          <w:lang w:eastAsia="ru-RU"/>
+        </w:rPr>
+        <w:t>»</w:t>
+      </w:r>
+      <w:r>
+        <w:rPr>
+          <w:lang w:eastAsia="ru-RU"/>
+        </w:rPr>
+        <w:t xml:space="preserve"> содерж</w:t>
+      </w:r>
+      <w:r>
+        <w:rPr>
+          <w:lang w:eastAsia="ru-RU"/>
+        </w:rPr>
+        <w:t>ащего</w:t>
+      </w:r>
+      <w:r>
+        <w:rPr>
+          <w:lang w:eastAsia="ru-RU"/>
+        </w:rPr>
+        <w:t xml:space="preserve"> больше примеров</w:t>
+      </w:r>
+      <w:r>
+        <w:rPr>
+          <w:lang w:eastAsia="ru-RU"/>
+        </w:rPr>
+        <w:t>.</w:t>
+      </w:r>
+      <w:r>
+        <w:rPr>
+          <w:lang w:eastAsia="ru-RU"/>
+        </w:rPr>
+        <w:t xml:space="preserve"> </w:t>
+      </w:r>
+    </w:p>
+    <w:p>
+      <w:pPr>
+        <w:rPr>
+          <w:lang w:eastAsia="ru-RU"/>
+        </w:rPr>
+      </w:pPr>
+      <w:r>
+        <w:rPr>
+          <w:lang w:eastAsia="ru-RU"/>
+        </w:rPr>
+        <w:t>График распределения количества писем по блокам представлен</w:t>
+      </w:r>
+      <w:r>
+        <w:rPr>
+          <w:lang w:eastAsia="ru-RU"/>
+        </w:rPr>
+        <w:t xml:space="preserve"> на рисунке 1. Оно характеризуется большим дисбалансом в данных. Несколько блоков имеют всего по 2 примера, 10 блоков содержат менее 10 примеров и 15 – менее 20. </w:t>
+      </w:r>
+      <w:r>
+        <w:rPr>
+          <w:lang w:eastAsia="ru-RU"/>
+        </w:rPr>
+        <w:t>«Блок технического директора»</w:t>
+      </w:r>
+      <w:r>
+        <w:rPr>
+          <w:lang w:eastAsia="ru-RU"/>
+        </w:rPr>
+        <w:t xml:space="preserve"> </w:t>
+      </w:r>
+      <w:r>
+        <w:rPr>
+          <w:lang w:eastAsia="ru-RU"/>
+        </w:rPr>
+        <w:t>содержит</w:t>
+      </w:r>
+      <w:r>
+        <w:rPr>
+          <w:lang w:eastAsia="ru-RU"/>
+        </w:rPr>
+        <w:t xml:space="preserve"> 249 </w:t>
+      </w:r>
+      <w:r>
+        <w:rPr>
+          <w:lang w:eastAsia="ru-RU"/>
+        </w:rPr>
+        <w:t>писем – это наибольшее количество примеров из всех.</w:t>
+      </w:r>
+    </w:p>
+    <w:p>
+      <w:pPr>
+        <w:ind w:firstLine="0"/>
+        <w:jc w:val="center"/>
+        <w:rPr>
+          <w:lang w:eastAsia="ru-RU"/>
+        </w:rPr>
+      </w:pPr>
+      <w:r>
+        <w:rPr>
+          <w:noProof/>
+          <w:lang w:eastAsia="ru-RU"/>
+        </w:rPr>
+        <w:lastRenderedPageBreak/>
+        <w:drawing>
+          <wp:inline distT="0" distB="0" distL="0" distR="0" wp14:anchorId="48041E53" wp14:editId="3CC2B707">
+            <wp:extent cx="5934710" cy="6945630"/>
+            <wp:effectExtent l="0" t="0" r="8890" b="7620"/>
+            <wp:docPr id="3" name="Рисунок 3"/>
+            <wp:cNvGraphicFramePr>
+              <a:graphicFrameLocks xmlns:a="http://schemas.openxmlformats.org/drawingml/2006/main" noChangeAspect="1"/>
+            </wp:cNvGraphicFramePr>
+            <a:graphic xmlns:a="http://schemas.openxmlformats.org/drawingml/2006/main">
+              <a:graphicData uri="http://schemas.openxmlformats.org/drawingml/2006/picture">
+                <pic:pic xmlns:pic="http://schemas.openxmlformats.org/drawingml/2006/picture">
+                  <pic:nvPicPr>
+                    <pic:cNvPr id="0" name="Picture 3"/>
+                    <pic:cNvPicPr>
+                      <a:picLocks noChangeAspect="1" noChangeArrowheads="1"/>
+                    </pic:cNvPicPr>
+                  </pic:nvPicPr>
+                  <pic:blipFill>
+                    <a:blip r:embed="rId8">
+                      <a:extLst>
+                        <a:ext uri="{28A0092B-C50C-407E-A947-70E740481C1C}">
+                          <a14:useLocalDpi xmlns:a14="http://schemas.microsoft.com/office/drawing/2010/main" val="0"/>
+                        </a:ext>
+                      </a:extLst>
+                    </a:blip>
+                    <a:srcRect/>
+                    <a:stretch>
+                      <a:fillRect/>
+                    </a:stretch>
+                  </pic:blipFill>
+                  <pic:spPr bwMode="auto">
+                    <a:xfrm>
+                      <a:off x="0" y="0"/>
+                      <a:ext cx="5934710" cy="6945630"/>
+                    </a:xfrm>
+                    <a:prstGeom prst="rect">
+                      <a:avLst/>
+                    </a:prstGeom>
+                    <a:noFill/>
+                    <a:ln>
+                      <a:noFill/>
+                    </a:ln>
+                  </pic:spPr>
+                </pic:pic>
+              </a:graphicData>
+            </a:graphic>
+          </wp:inline>
+        </w:drawing>
+      </w:r>
+    </w:p>
+    <w:p>
+      <w:pPr>
+        <w:pStyle w:val="af3"/>
+        <w:spacing w:line="240" w:lineRule="auto"/>
+        <w:rPr>
+          <w:lang w:eastAsia="ru-RU"/>
+        </w:rPr>
+      </w:pPr>
+      <w:r>
+        <w:t>Рисунок 1</w:t>
+      </w:r>
+      <w:r>
+        <w:t xml:space="preserve"> </w:t>
+      </w:r>
+      <w:r>
+        <w:sym w:font="Symbol" w:char="F0BE"/>
+      </w:r>
+      <w:r>
+        <w:t xml:space="preserve"> </w:t>
+      </w:r>
+      <w:r>
+        <w:t xml:space="preserve">Распределение </w:t>
+      </w:r>
+      <w:r>
+        <w:rPr>
+          <w:lang w:eastAsia="ru-RU"/>
+        </w:rPr>
+        <w:t>количества писем по блокам</w:t>
+      </w:r>
+    </w:p>
+    <w:p>
+      <w:pPr>
+        <w:rPr>
+          <w:lang w:eastAsia="ru-RU"/>
+        </w:rPr>
+      </w:pPr>
+    </w:p>
+    <w:p>
+      <w:pPr>
+        <w:rPr>
+          <w:lang w:eastAsia="ru-RU"/>
+        </w:rPr>
+      </w:pPr>
+    </w:p>
+    <w:p>
+      <w:pPr>
+        <w:rPr>
+          <w:lang w:eastAsia="ru-RU"/>
+        </w:rPr>
+      </w:pPr>
+    </w:p>
+    <w:p>
+      <w:pPr>
         <w:pStyle w:val="a"/>
         <w:numPr>
           <w:ilvl w:val="1"/>
@@ -3523,6 +5018,161 @@
         <w:t>Извлечение первичных текстовых признаков для анализа данных</w:t>
       </w:r>
       <w:bookmarkEnd w:id="12"/>
+    </w:p>
+    <w:p>
+      <w:pPr>
+        <w:rPr>
+          <w:lang w:eastAsia="ru-RU"/>
+        </w:rPr>
+      </w:pPr>
+      <w:r>
+        <w:rPr>
+          <w:lang w:eastAsia="ru-RU"/>
+        </w:rPr>
+        <w:t xml:space="preserve">На данном </w:t>
+      </w:r>
+      <w:r>
+        <w:rPr>
+          <w:lang w:eastAsia="ru-RU"/>
+        </w:rPr>
+        <w:t>этапе для каждого документа были рассчитаны базовые текстовые метрики: количество символов, слов, предложений и уникальных слов. Эти характеристики позволяют оценить объём и лексическое разнообразие каждого письма.</w:t>
+      </w:r>
+    </w:p>
+    <w:p>
+      <w:pPr>
+        <w:rPr>
+          <w:lang w:eastAsia="ru-RU"/>
+        </w:rPr>
+      </w:pPr>
+      <w:r>
+        <w:rPr>
+          <w:lang w:eastAsia="ru-RU"/>
+        </w:rPr>
+        <w:t xml:space="preserve">В ходе анализа выявлено 19 аномальных записей, отвечающих критерию: менее 50 уникальных слов при общем количестве слов свыше 200. Такие документы содержат тысячи слов при крайне низком лексическом разнообразии. </w:t>
+      </w:r>
+      <w:r>
+        <w:rPr>
+          <w:lang w:eastAsia="ru-RU"/>
+        </w:rPr>
+        <w:t xml:space="preserve">Подобные тексты представляют собой многократное повторение одних и тех же фраз и не несут информационной ценности для задачи классификации. </w:t>
+      </w:r>
+      <w:r>
+        <w:rPr>
+          <w:lang w:eastAsia="ru-RU"/>
+        </w:rPr>
+        <w:t xml:space="preserve"> </w:t>
+      </w:r>
+      <w:r>
+        <w:rPr>
+          <w:lang w:eastAsia="ru-RU"/>
+        </w:rPr>
+        <w:t>Принято решение удалить их из выборки.</w:t>
+      </w:r>
+      <w:r>
+        <w:rPr>
+          <w:lang w:eastAsia="ru-RU"/>
+        </w:rPr>
+        <w:t xml:space="preserve"> </w:t>
+      </w:r>
+      <w:r>
+        <w:rPr>
+          <w:lang w:eastAsia="ru-RU"/>
+        </w:rPr>
+        <w:t xml:space="preserve">Часть таких писем, как правило содержат </w:t>
+      </w:r>
+      <w:proofErr w:type="spellStart"/>
+      <w:r>
+        <w:rPr>
+          <w:lang w:eastAsia="ru-RU"/>
+        </w:rPr>
+        <w:t>плейсхолдеры</w:t>
+      </w:r>
+      <w:proofErr w:type="spellEnd"/>
+      <w:r>
+        <w:rPr>
+          <w:lang w:eastAsia="ru-RU"/>
+        </w:rPr>
+        <w:t>, возможно</w:t>
+      </w:r>
+      <w:r>
+        <w:rPr>
+          <w:lang w:eastAsia="ru-RU"/>
+        </w:rPr>
+        <w:t>,</w:t>
+      </w:r>
+      <w:r>
+        <w:rPr>
+          <w:lang w:eastAsia="ru-RU"/>
+        </w:rPr>
+        <w:t xml:space="preserve"> при обратной замене, письма станут лексически разнообразн</w:t>
+      </w:r>
+      <w:r>
+        <w:rPr>
+          <w:lang w:eastAsia="ru-RU"/>
+        </w:rPr>
+        <w:t>ее</w:t>
+      </w:r>
+      <w:r>
+        <w:rPr>
+          <w:lang w:eastAsia="ru-RU"/>
+        </w:rPr>
+        <w:t xml:space="preserve"> и данный фильтр не сработает.</w:t>
+      </w:r>
+    </w:p>
+    <w:p>
+      <w:pPr>
+        <w:rPr>
+          <w:lang w:eastAsia="ru-RU"/>
+        </w:rPr>
+      </w:pPr>
+    </w:p>
+    <w:p>
+      <w:pPr>
+        <w:ind w:right="-2" w:firstLine="0"/>
+        <w:rPr>
+          <w:lang w:eastAsia="ru-RU"/>
+        </w:rPr>
+      </w:pPr>
+      <w:r>
+        <w:rPr>
+          <w:lang w:eastAsia="ru-RU"/>
+        </w:rPr>
+        <w:drawing>
+          <wp:inline distT="0" distB="0" distL="0" distR="0" wp14:anchorId="5B96F686" wp14:editId="2BD29D61">
+            <wp:extent cx="5864469" cy="3818940"/>
+            <wp:effectExtent l="0" t="0" r="3175" b="0"/>
+            <wp:docPr id="1" name="Рисунок 1"/>
+            <wp:cNvGraphicFramePr>
+              <a:graphicFrameLocks xmlns:a="http://schemas.openxmlformats.org/drawingml/2006/main" noChangeAspect="1"/>
+            </wp:cNvGraphicFramePr>
+            <a:graphic xmlns:a="http://schemas.openxmlformats.org/drawingml/2006/main">
+              <a:graphicData uri="http://schemas.openxmlformats.org/drawingml/2006/picture">
+                <pic:pic xmlns:pic="http://schemas.openxmlformats.org/drawingml/2006/picture">
+                  <pic:nvPicPr>
+                    <pic:cNvPr id="1" name=""/>
+                    <pic:cNvPicPr/>
+                  </pic:nvPicPr>
+                  <pic:blipFill>
+                    <a:blip r:embed="rId9"/>
+                    <a:stretch>
+                      <a:fillRect/>
+                    </a:stretch>
+                  </pic:blipFill>
+                  <pic:spPr>
+                    <a:xfrm>
+                      <a:off x="0" y="0"/>
+                      <a:ext cx="5874898" cy="3825732"/>
+                    </a:xfrm>
+                    <a:prstGeom prst="rect">
+                      <a:avLst/>
+                    </a:prstGeom>
+                  </pic:spPr>
+                </pic:pic>
+              </a:graphicData>
+            </a:graphic>
+          </wp:inline>
+        </w:drawing>
+      </w:r>
     </w:p>
     <w:p>
       <w:pPr>
@@ -4665,6 +6315,9 @@
         <w:t>Метод</w:t>
       </w:r>
       <w:r>
+        <w:rPr>
+          <w:lang w:val="en-US"/>
+        </w:rPr>
         <w:t xml:space="preserve"> (</w:t>
       </w:r>
       <w:r>
@@ -4674,6 +6327,9 @@
         <w:t>Li</w:t>
       </w:r>
       <w:r>
+        <w:rPr>
+          <w:lang w:val="en-US"/>
+        </w:rPr>
         <w:t xml:space="preserve"> </w:t>
       </w:r>
       <w:r>
@@ -4683,6 +6339,9 @@
         <w:t>Z</w:t>
       </w:r>
       <w:r>
+        <w:rPr>
+          <w:lang w:val="en-US"/>
+        </w:rPr>
         <w:t xml:space="preserve">., </w:t>
       </w:r>
       <w:r>
@@ -4692,6 +6351,9 @@
         <w:t>Zhu</w:t>
       </w:r>
       <w:r>
+        <w:rPr>
+          <w:lang w:val="en-US"/>
+        </w:rPr>
         <w:t xml:space="preserve"> </w:t>
       </w:r>
       <w:r>
@@ -4701,6 +6363,9 @@
         <w:t>H</w:t>
       </w:r>
       <w:r>
+        <w:rPr>
+          <w:lang w:val="en-US"/>
+        </w:rPr>
         <w:t xml:space="preserve">., </w:t>
       </w:r>
       <w:r>
@@ -4710,6 +6375,9 @@
         <w:t>Lu</w:t>
       </w:r>
       <w:r>
+        <w:rPr>
+          <w:lang w:val="en-US"/>
+        </w:rPr>
         <w:t xml:space="preserve"> </w:t>
       </w:r>
       <w:r>
@@ -4719,6 +6387,9 @@
         <w:t>Z</w:t>
       </w:r>
       <w:r>
+        <w:rPr>
+          <w:lang w:val="en-US"/>
+        </w:rPr>
         <w:t xml:space="preserve">., </w:t>
       </w:r>
       <w:r>
@@ -4728,6 +6399,9 @@
         <w:t>Yin</w:t>
       </w:r>
       <w:r>
+        <w:rPr>
+          <w:lang w:val="en-US"/>
+        </w:rPr>
         <w:t xml:space="preserve"> </w:t>
       </w:r>
       <w:r>
@@ -4737,6 +6411,9 @@
         <w:t>M</w:t>
       </w:r>
       <w:r>
+        <w:rPr>
+          <w:lang w:val="en-US"/>
+        </w:rPr>
         <w:t>. «</w:t>
       </w:r>
       <w:r>
@@ -4746,6 +6423,9 @@
         <w:t>Synthetic</w:t>
       </w:r>
       <w:r>
+        <w:rPr>
+          <w:lang w:val="en-US"/>
+        </w:rPr>
         <w:t xml:space="preserve"> </w:t>
       </w:r>
       <w:r>
@@ -4755,6 +6435,9 @@
         <w:t>Data</w:t>
       </w:r>
       <w:r>
+        <w:rPr>
+          <w:lang w:val="en-US"/>
+        </w:rPr>
         <w:t xml:space="preserve"> </w:t>
       </w:r>
       <w:r>
@@ -4764,6 +6447,9 @@
         <w:t>Generation</w:t>
       </w:r>
       <w:r>
+        <w:rPr>
+          <w:lang w:val="en-US"/>
+        </w:rPr>
         <w:t xml:space="preserve"> </w:t>
       </w:r>
       <w:r>
@@ -4773,6 +6459,9 @@
         <w:t>with</w:t>
       </w:r>
       <w:r>
+        <w:rPr>
+          <w:lang w:val="en-US"/>
+        </w:rPr>
         <w:t xml:space="preserve"> </w:t>
       </w:r>
       <w:r>
@@ -4782,6 +6471,9 @@
         <w:t>Large</w:t>
       </w:r>
       <w:r>
+        <w:rPr>
+          <w:lang w:val="en-US"/>
+        </w:rPr>
         <w:t xml:space="preserve"> </w:t>
       </w:r>
       <w:r>
@@ -4791,6 +6483,9 @@
         <w:t>Language</w:t>
       </w:r>
       <w:r>
+        <w:rPr>
+          <w:lang w:val="en-US"/>
+        </w:rPr>
         <w:t xml:space="preserve"> </w:t>
       </w:r>
       <w:r>
@@ -4800,6 +6495,9 @@
         <w:t>Models</w:t>
       </w:r>
       <w:r>
+        <w:rPr>
+          <w:lang w:val="en-US"/>
+        </w:rPr>
         <w:t xml:space="preserve"> </w:t>
       </w:r>
       <w:r>
@@ -4809,6 +6507,9 @@
         <w:t>for</w:t>
       </w:r>
       <w:r>
+        <w:rPr>
+          <w:lang w:val="en-US"/>
+        </w:rPr>
         <w:t xml:space="preserve"> </w:t>
       </w:r>
       <w:r>
@@ -4818,6 +6519,9 @@
         <w:t>Text</w:t>
       </w:r>
       <w:r>
+        <w:rPr>
+          <w:lang w:val="en-US"/>
+        </w:rPr>
         <w:t xml:space="preserve"> </w:t>
       </w:r>
       <w:r>
@@ -4827,6 +6531,9 @@
         <w:t>Classification</w:t>
       </w:r>
       <w:r>
+        <w:rPr>
+          <w:lang w:val="en-US"/>
+        </w:rPr>
         <w:t xml:space="preserve">: </w:t>
       </w:r>
       <w:r>
@@ -4836,6 +6543,9 @@
         <w:t>Potential</w:t>
       </w:r>
       <w:r>
+        <w:rPr>
+          <w:lang w:val="en-US"/>
+        </w:rPr>
         <w:t xml:space="preserve"> </w:t>
       </w:r>
       <w:r>
@@ -4845,6 +6555,9 @@
         <w:t>and</w:t>
       </w:r>
       <w:r>
+        <w:rPr>
+          <w:lang w:val="en-US"/>
+        </w:rPr>
         <w:t xml:space="preserve"> </w:t>
       </w:r>
       <w:r>
@@ -4854,30 +6567,54 @@
         <w:t>Limitations</w:t>
       </w:r>
       <w:r>
+        <w:rPr>
+          <w:lang w:val="en-US"/>
+        </w:rPr>
         <w:t xml:space="preserve">») </w:t>
       </w:r>
       <w:r>
         <w:t>подразумевает</w:t>
       </w:r>
       <w:r>
+        <w:rPr>
+          <w:lang w:val="en-US"/>
+        </w:rPr>
         <w:t xml:space="preserve"> </w:t>
       </w:r>
       <w:r>
         <w:t>генерацию</w:t>
       </w:r>
       <w:r>
+        <w:rPr>
+          <w:lang w:val="en-US"/>
+        </w:rPr>
         <w:t xml:space="preserve"> </w:t>
       </w:r>
       <w:r>
         <w:t>данных</w:t>
       </w:r>
       <w:r>
-        <w:t xml:space="preserve"> с </w:t>
+        <w:rPr>
+          <w:lang w:val="en-US"/>
+        </w:rPr>
+        <w:t xml:space="preserve"> </w:t>
+      </w:r>
+      <w:r>
+        <w:t>с</w:t>
+      </w:r>
+      <w:r>
+        <w:rPr>
+          <w:lang w:val="en-US"/>
+        </w:rPr>
+        <w:t xml:space="preserve"> </w:t>
       </w:r>
       <w:r>
         <w:t>помощью</w:t>
       </w:r>
       <w:r>
+        <w:rPr>
+          <w:lang w:val="en-US"/>
+        </w:rPr>
         <w:t xml:space="preserve"> </w:t>
       </w:r>
       <w:r>
@@ -5217,13 +6954,27 @@
         <w:rPr>
           <w:color w:val="000000"/>
         </w:rPr>
-        <w:t xml:space="preserve">с архитектурой энкодер-декодер </w:t>
+        <w:t xml:space="preserve">с архитектурой </w:t>
       </w:r>
       <w:proofErr w:type="spellStart"/>
       <w:r>
         <w:rPr>
           <w:color w:val="000000"/>
         </w:rPr>
+        <w:t>энкодер</w:t>
+      </w:r>
+      <w:proofErr w:type="spellEnd"/>
+      <w:r>
+        <w:rPr>
+          <w:color w:val="000000"/>
+        </w:rPr>
+        <w:t xml:space="preserve">-декодер </w:t>
+      </w:r>
+      <w:proofErr w:type="spellStart"/>
+      <w:r>
+        <w:rPr>
+          <w:color w:val="000000"/>
+        </w:rPr>
         <w:t>предобучена</w:t>
       </w:r>
       <w:proofErr w:type="spellEnd"/>
@@ -5360,7 +7111,21 @@
         <w:rPr>
           <w:color w:val="000000"/>
         </w:rPr>
-        <w:t xml:space="preserve"> на большем корпусе данных, было использовано несколько больших датасетов, а </w:t>
+        <w:t xml:space="preserve"> на большем корпусе данных, было использовано несколько больших </w:t>
+      </w:r>
+      <w:proofErr w:type="spellStart"/>
+      <w:r>
+        <w:rPr>
+          <w:color w:val="000000"/>
+        </w:rPr>
+        <w:t>датасетов</w:t>
+      </w:r>
+      <w:proofErr w:type="spellEnd"/>
+      <w:r>
+        <w:rPr>
+          <w:color w:val="000000"/>
+        </w:rPr>
+        <w:t xml:space="preserve">, а </w:t>
       </w:r>
       <w:proofErr w:type="gramStart"/>
       <w:r>
@@ -5376,25 +7141,25 @@
         </w:rPr>
         <w:t xml:space="preserve"> вариантов маскирования для каждого </w:t>
       </w:r>
-      <w:proofErr w:type="gramStart"/>
+      <w:proofErr w:type="spellStart"/>
       <w:r>
         <w:rPr>
           <w:color w:val="000000"/>
         </w:rPr>
-        <w:t xml:space="preserve">датасета </w:t>
-      </w:r>
+        <w:t>датасета</w:t>
+      </w:r>
+      <w:proofErr w:type="spellEnd"/>
       <w:r>
         <w:rPr>
           <w:color w:val="000000"/>
         </w:rPr>
-        <w:t>:</w:t>
-      </w:r>
-      <w:proofErr w:type="gramEnd"/>
+        <w:t xml:space="preserve"> </w:t>
+      </w:r>
       <w:r>
         <w:rPr>
           <w:color w:val="000000"/>
         </w:rPr>
-        <w:t xml:space="preserve"> 15% для </w:t>
+        <w:t xml:space="preserve">: 15% для </w:t>
       </w:r>
       <w:r>
         <w:rPr>
@@ -5964,11 +7729,9 @@
       <w:r>
         <w:t xml:space="preserve">. А также итеративный подход, на котором основан метод требует значительных вычислительных ресурсов и более сложного </w:t>
       </w:r>
-      <w:proofErr w:type="spellStart"/>
-      <w:r>
-        <w:t>пайплайна</w:t>
-      </w:r>
-      <w:proofErr w:type="spellEnd"/>
+      <w:r>
+        <w:t>конвейера обработки,</w:t>
+      </w:r>
       <w:r>
         <w:t xml:space="preserve"> в сравнении с обычной </w:t>
       </w:r>
@@ -6254,15 +8017,23 @@
       </w:r>
       <w:proofErr w:type="spellEnd"/>
       <w:r>
+        <w:rPr>
+          <w:lang w:val="en-US"/>
+        </w:rPr>
         <w:t xml:space="preserve"> (</w:t>
       </w:r>
+      <w:proofErr w:type="spellStart"/>
       <w:r>
         <w:rPr>
           <w:lang w:val="en-US"/>
         </w:rPr>
         <w:t>Sahu</w:t>
       </w:r>
-      <w:r>
+      <w:proofErr w:type="spellEnd"/>
+      <w:r>
+        <w:rPr>
+          <w:lang w:val="en-US"/>
+        </w:rPr>
         <w:t xml:space="preserve"> </w:t>
       </w:r>
       <w:r>
@@ -6272,6 +8043,9 @@
         <w:t>G</w:t>
       </w:r>
       <w:r>
+        <w:rPr>
+          <w:lang w:val="en-US"/>
+        </w:rPr>
         <w:t xml:space="preserve">. </w:t>
       </w:r>
       <w:r>
@@ -6281,6 +8055,9 @@
         <w:t>et</w:t>
       </w:r>
       <w:r>
+        <w:rPr>
+          <w:lang w:val="en-US"/>
+        </w:rPr>
         <w:t xml:space="preserve"> </w:t>
       </w:r>
       <w:r>
@@ -6290,6 +8067,9 @@
         <w:t>al</w:t>
       </w:r>
       <w:r>
+        <w:rPr>
+          <w:lang w:val="en-US"/>
+        </w:rPr>
         <w:t>. «</w:t>
       </w:r>
       <w:proofErr w:type="spellStart"/>
@@ -6301,6 +8081,9 @@
       </w:r>
       <w:proofErr w:type="spellEnd"/>
       <w:r>
+        <w:rPr>
+          <w:lang w:val="en-US"/>
+        </w:rPr>
         <w:t xml:space="preserve">: </w:t>
       </w:r>
       <w:r>
@@ -6310,6 +8093,9 @@
         <w:t>A</w:t>
       </w:r>
       <w:r>
+        <w:rPr>
+          <w:lang w:val="en-US"/>
+        </w:rPr>
         <w:t xml:space="preserve"> </w:t>
       </w:r>
       <w:r>
@@ -6319,6 +8105,9 @@
         <w:t>Class</w:t>
       </w:r>
       <w:r>
+        <w:rPr>
+          <w:lang w:val="en-US"/>
+        </w:rPr>
         <w:t xml:space="preserve"> </w:t>
       </w:r>
       <w:r>
@@ -6328,6 +8117,9 @@
         <w:t>Boundary</w:t>
       </w:r>
       <w:r>
+        <w:rPr>
+          <w:lang w:val="en-US"/>
+        </w:rPr>
         <w:t xml:space="preserve"> </w:t>
       </w:r>
       <w:r>
@@ -6337,6 +8129,9 @@
         <w:t>Augmentation</w:t>
       </w:r>
       <w:r>
+        <w:rPr>
+          <w:lang w:val="en-US"/>
+        </w:rPr>
         <w:t xml:space="preserve"> </w:t>
       </w:r>
       <w:r>
@@ -6346,6 +8141,9 @@
         <w:t>Method</w:t>
       </w:r>
       <w:r>
+        <w:rPr>
+          <w:lang w:val="en-US"/>
+        </w:rPr>
         <w:t xml:space="preserve"> </w:t>
       </w:r>
       <w:r>
@@ -6355,6 +8153,9 @@
         <w:t>for</w:t>
       </w:r>
       <w:r>
+        <w:rPr>
+          <w:lang w:val="en-US"/>
+        </w:rPr>
         <w:t xml:space="preserve"> </w:t>
       </w:r>
       <w:r>
@@ -6364,6 +8165,9 @@
         <w:t>Large</w:t>
       </w:r>
       <w:r>
+        <w:rPr>
+          <w:lang w:val="en-US"/>
+        </w:rPr>
         <w:t xml:space="preserve"> </w:t>
       </w:r>
       <w:r>
@@ -6373,6 +8177,9 @@
         <w:t>Language</w:t>
       </w:r>
       <w:r>
+        <w:rPr>
+          <w:lang w:val="en-US"/>
+        </w:rPr>
         <w:t xml:space="preserve"> </w:t>
       </w:r>
       <w:r>
@@ -6382,6 +8189,9 @@
         <w:t>Model</w:t>
       </w:r>
       <w:r>
+        <w:rPr>
+          <w:lang w:val="en-US"/>
+        </w:rPr>
         <w:t xml:space="preserve"> </w:t>
       </w:r>
       <w:r>
@@ -6391,6 +8201,9 @@
         <w:t>Distillation</w:t>
       </w:r>
       <w:r>
+        <w:rPr>
+          <w:lang w:val="en-US"/>
+        </w:rPr>
         <w:t xml:space="preserve">», </w:t>
       </w:r>
       <w:r>
@@ -6400,78 +8213,117 @@
         <w:t>EMNLP</w:t>
       </w:r>
       <w:r>
+        <w:rPr>
+          <w:lang w:val="en-US"/>
+        </w:rPr>
         <w:t xml:space="preserve"> 2023) </w:t>
       </w:r>
       <w:r>
         <w:t>метод</w:t>
       </w:r>
       <w:r>
+        <w:rPr>
+          <w:lang w:val="en-US"/>
+        </w:rPr>
         <w:t xml:space="preserve"> </w:t>
       </w:r>
       <w:r>
         <w:t>аугментации</w:t>
       </w:r>
       <w:r>
+        <w:rPr>
+          <w:lang w:val="en-US"/>
+        </w:rPr>
         <w:t xml:space="preserve"> </w:t>
       </w:r>
       <w:r>
         <w:t>данных</w:t>
       </w:r>
       <w:r>
+        <w:rPr>
+          <w:lang w:val="en-US"/>
+        </w:rPr>
         <w:t xml:space="preserve"> </w:t>
       </w:r>
       <w:r>
         <w:t>для</w:t>
       </w:r>
       <w:r>
+        <w:rPr>
+          <w:lang w:val="en-US"/>
+        </w:rPr>
         <w:t xml:space="preserve"> </w:t>
       </w:r>
       <w:r>
         <w:t>задач</w:t>
       </w:r>
       <w:r>
+        <w:rPr>
+          <w:lang w:val="en-US"/>
+        </w:rPr>
         <w:t xml:space="preserve"> </w:t>
       </w:r>
       <w:r>
         <w:t>классификации</w:t>
       </w:r>
       <w:r>
+        <w:rPr>
+          <w:lang w:val="en-US"/>
+        </w:rPr>
         <w:t xml:space="preserve"> </w:t>
       </w:r>
       <w:r>
         <w:t>в</w:t>
       </w:r>
       <w:r>
+        <w:rPr>
+          <w:lang w:val="en-US"/>
+        </w:rPr>
         <w:t xml:space="preserve"> </w:t>
       </w:r>
       <w:r>
         <w:t>условиях</w:t>
       </w:r>
       <w:r>
+        <w:rPr>
+          <w:lang w:val="en-US"/>
+        </w:rPr>
         <w:t xml:space="preserve"> </w:t>
       </w:r>
       <w:r>
         <w:t>малого</w:t>
       </w:r>
       <w:r>
+        <w:rPr>
+          <w:lang w:val="en-US"/>
+        </w:rPr>
         <w:t xml:space="preserve"> </w:t>
       </w:r>
       <w:r>
         <w:t>количества</w:t>
       </w:r>
       <w:r>
+        <w:rPr>
+          <w:lang w:val="en-US"/>
+        </w:rPr>
         <w:t xml:space="preserve"> </w:t>
       </w:r>
       <w:r>
         <w:t>обучающих</w:t>
       </w:r>
       <w:r>
+        <w:rPr>
+          <w:lang w:val="en-US"/>
+        </w:rPr>
         <w:t xml:space="preserve"> </w:t>
       </w:r>
       <w:r>
         <w:t>примеров</w:t>
       </w:r>
       <w:r>
+        <w:rPr>
+          <w:lang w:val="en-US"/>
+        </w:rPr>
         <w:t xml:space="preserve">. </w:t>
       </w:r>
       <w:r>
@@ -6618,7 +8470,7 @@
           <w:rFonts w:eastAsiaTheme="majorEastAsia" w:cstheme="majorBidi"/>
           <w:b/>
           <w:szCs w:val="32"/>
-          <w:lang w:eastAsia="ru-RU"/>
+          <w:lang w:val="en-US" w:eastAsia="ru-RU"/>
         </w:rPr>
       </w:pPr>
       <w:r>
@@ -6639,7 +8491,7 @@
       <w:bookmarkEnd w:id="24"/>
     </w:p>
     <w:sectPr>
-      <w:footerReference w:type="default" r:id="rId8"/>
+      <w:footerReference w:type="default" r:id="rId10"/>
       <w:pgSz w:w="11906" w:h="16838"/>
       <w:pgMar w:top="1134" w:right="851" w:bottom="1134" w:left="1701" w:header="709" w:footer="709" w:gutter="0"/>
       <w:cols w:space="708"/>
@@ -6651,7 +8503,7 @@
 </file>
 
 <file path=word/endnotes.xml><?xml version="1.0" encoding="utf-8"?>
-<w:endnotes xmlns:wpc="http://schemas.microsoft.com/office/word/2010/wordprocessingCanvas" xmlns:cx="http://schemas.microsoft.com/office/drawing/2014/chartex" xmlns:cx1="http://schemas.microsoft.com/office/drawing/2015/9/8/chartex" xmlns:cx2="http://schemas.microsoft.com/office/drawing/2015/10/21/chartex" xmlns:cx3="http://schemas.microsoft.com/office/drawing/2016/5/9/chartex" xmlns:cx4="http://schemas.microsoft.com/office/drawing/2016/5/10/chartex" xmlns:cx5="http://schemas.microsoft.com/office/drawing/2016/5/11/chartex" xmlns:cx6="http://schemas.microsoft.com/office/drawing/2016/5/12/chartex" xmlns:cx7="http://schemas.microsoft.com/office/drawing/2016/5/13/chartex" xmlns:cx8="http://schemas.microsoft.com/office/drawing/2016/5/14/chartex" xmlns:mc="http://schemas.openxmlformats.org/markup-compatibility/2006" xmlns:aink="http://schemas.microsoft.com/office/drawing/2016/ink" xmlns:am3d="http://schemas.microsoft.com/office/drawing/2017/model3d" xmlns:o="urn:schemas-microsoft-com:office:office" xmlns:oel="http://schemas.microsoft.com/office/2019/extlst" xmlns:r="http://schemas.openxmlformats.org/officeDocument/2006/relationships" xmlns:m="http://schemas.openxmlformats.org/officeDocument/2006/math" xmlns:v="urn:schemas-microsoft-com:vml" xmlns:wp14="http://schemas.microsoft.com/office/word/2010/wordprocessingDrawing" xmlns:wp="http://schemas.openxmlformats.org/drawingml/2006/wordprocessingDrawing" xmlns:w10="urn:schemas-microsoft-com:office:word" xmlns:w="http://schemas.openxmlformats.org/wordprocessingml/2006/main" xmlns:w14="http://schemas.microsoft.com/office/word/2010/wordml" xmlns:w15="http://schemas.microsoft.com/office/word/2012/wordml" xmlns:w16cex="http://schemas.microsoft.com/office/word/2018/wordml/cex" xmlns:w16cid="http://schemas.microsoft.com/office/word/2016/wordml/cid" xmlns:w16="http://schemas.microsoft.com/office/word/2018/wordml" xmlns:w16du="http://schemas.microsoft.com/office/word/2023/wordml/word16du" xmlns:w16sdtdh="http://schemas.microsoft.com/office/word/2020/wordml/sdtdatahash" xmlns:w16sdtfl="http://schemas.microsoft.com/office/word/2024/wordml/sdtformatlock" xmlns:w16se="http://schemas.microsoft.com/office/word/2015/wordml/symex" xmlns:wpg="http://schemas.microsoft.com/office/word/2010/wordprocessingGroup" xmlns:wpi="http://schemas.microsoft.com/office/word/2010/wordprocessingInk" xmlns:wne="http://schemas.microsoft.com/office/word/2006/wordml" xmlns:wps="http://schemas.microsoft.com/office/word/2010/wordprocessingShape" mc:Ignorable="w14 w15 w16se w16cid w16 w16cex w16sdtdh w16sdtfl w16du wp14">
+<w:endnotes xmlns:wpc="http://schemas.microsoft.com/office/word/2010/wordprocessingCanvas" xmlns:cx="http://schemas.microsoft.com/office/drawing/2014/chartex" xmlns:cx1="http://schemas.microsoft.com/office/drawing/2015/9/8/chartex" xmlns:cx2="http://schemas.microsoft.com/office/drawing/2015/10/21/chartex" xmlns:cx3="http://schemas.microsoft.com/office/drawing/2016/5/9/chartex" xmlns:cx4="http://schemas.microsoft.com/office/drawing/2016/5/10/chartex" xmlns:cx5="http://schemas.microsoft.com/office/drawing/2016/5/11/chartex" xmlns:cx6="http://schemas.microsoft.com/office/drawing/2016/5/12/chartex" xmlns:cx7="http://schemas.microsoft.com/office/drawing/2016/5/13/chartex" xmlns:cx8="http://schemas.microsoft.com/office/drawing/2016/5/14/chartex" xmlns:mc="http://schemas.openxmlformats.org/markup-compatibility/2006" xmlns:aink="http://schemas.microsoft.com/office/drawing/2016/ink" xmlns:am3d="http://schemas.microsoft.com/office/drawing/2017/model3d" xmlns:o="urn:schemas-microsoft-com:office:office" xmlns:r="http://schemas.openxmlformats.org/officeDocument/2006/relationships" xmlns:m="http://schemas.openxmlformats.org/officeDocument/2006/math" xmlns:v="urn:schemas-microsoft-com:vml" xmlns:wp14="http://schemas.microsoft.com/office/word/2010/wordprocessingDrawing" xmlns:wp="http://schemas.openxmlformats.org/drawingml/2006/wordprocessingDrawing" xmlns:w10="urn:schemas-microsoft-com:office:word" xmlns:w="http://schemas.openxmlformats.org/wordprocessingml/2006/main" xmlns:w14="http://schemas.microsoft.com/office/word/2010/wordml" xmlns:w15="http://schemas.microsoft.com/office/word/2012/wordml" xmlns:w16cex="http://schemas.microsoft.com/office/word/2018/wordml/cex" xmlns:w16cid="http://schemas.microsoft.com/office/word/2016/wordml/cid" xmlns:w16="http://schemas.microsoft.com/office/word/2018/wordml" xmlns:w16sdtdh="http://schemas.microsoft.com/office/word/2020/wordml/sdtdatahash" xmlns:w16se="http://schemas.microsoft.com/office/word/2015/wordml/symex" xmlns:wpg="http://schemas.microsoft.com/office/word/2010/wordprocessingGroup" xmlns:wpi="http://schemas.microsoft.com/office/word/2010/wordprocessingInk" xmlns:wne="http://schemas.microsoft.com/office/word/2006/wordml" xmlns:wps="http://schemas.microsoft.com/office/word/2010/wordprocessingShape" mc:Ignorable="w14 w15 w16se w16cid w16 w16cex w16sdtdh wp14">
   <w:endnote w:type="separator" w:id="-1">
     <w:p>
       <w:pPr>
@@ -6676,7 +8528,7 @@
 </file>
 
 <file path=word/footer1.xml><?xml version="1.0" encoding="utf-8"?>
-<w:ftr xmlns:wpc="http://schemas.microsoft.com/office/word/2010/wordprocessingCanvas" xmlns:cx="http://schemas.microsoft.com/office/drawing/2014/chartex" xmlns:cx1="http://schemas.microsoft.com/office/drawing/2015/9/8/chartex" xmlns:cx2="http://schemas.microsoft.com/office/drawing/2015/10/21/chartex" xmlns:cx3="http://schemas.microsoft.com/office/drawing/2016/5/9/chartex" xmlns:cx4="http://schemas.microsoft.com/office/drawing/2016/5/10/chartex" xmlns:cx5="http://schemas.microsoft.com/office/drawing/2016/5/11/chartex" xmlns:cx6="http://schemas.microsoft.com/office/drawing/2016/5/12/chartex" xmlns:cx7="http://schemas.microsoft.com/office/drawing/2016/5/13/chartex" xmlns:cx8="http://schemas.microsoft.com/office/drawing/2016/5/14/chartex" xmlns:mc="http://schemas.openxmlformats.org/markup-compatibility/2006" xmlns:aink="http://schemas.microsoft.com/office/drawing/2016/ink" xmlns:am3d="http://schemas.microsoft.com/office/drawing/2017/model3d" xmlns:o="urn:schemas-microsoft-com:office:office" xmlns:oel="http://schemas.microsoft.com/office/2019/extlst" xmlns:r="http://schemas.openxmlformats.org/officeDocument/2006/relationships" xmlns:m="http://schemas.openxmlformats.org/officeDocument/2006/math" xmlns:v="urn:schemas-microsoft-com:vml" xmlns:wp14="http://schemas.microsoft.com/office/word/2010/wordprocessingDrawing" xmlns:wp="http://schemas.openxmlformats.org/drawingml/2006/wordprocessingDrawing" xmlns:w10="urn:schemas-microsoft-com:office:word" xmlns:w="http://schemas.openxmlformats.org/wordprocessingml/2006/main" xmlns:w14="http://schemas.microsoft.com/office/word/2010/wordml" xmlns:w15="http://schemas.microsoft.com/office/word/2012/wordml" xmlns:w16cex="http://schemas.microsoft.com/office/word/2018/wordml/cex" xmlns:w16cid="http://schemas.microsoft.com/office/word/2016/wordml/cid" xmlns:w16="http://schemas.microsoft.com/office/word/2018/wordml" xmlns:w16du="http://schemas.microsoft.com/office/word/2023/wordml/word16du" xmlns:w16sdtdh="http://schemas.microsoft.com/office/word/2020/wordml/sdtdatahash" xmlns:w16sdtfl="http://schemas.microsoft.com/office/word/2024/wordml/sdtformatlock" xmlns:w16se="http://schemas.microsoft.com/office/word/2015/wordml/symex" xmlns:wpg="http://schemas.microsoft.com/office/word/2010/wordprocessingGroup" xmlns:wpi="http://schemas.microsoft.com/office/word/2010/wordprocessingInk" xmlns:wne="http://schemas.microsoft.com/office/word/2006/wordml" xmlns:wps="http://schemas.microsoft.com/office/word/2010/wordprocessingShape" mc:Ignorable="w14 w15 w16se w16cid w16 w16cex w16sdtdh w16sdtfl w16du wp14">
+<w:ftr xmlns:wpc="http://schemas.microsoft.com/office/word/2010/wordprocessingCanvas" xmlns:cx="http://schemas.microsoft.com/office/drawing/2014/chartex" xmlns:cx1="http://schemas.microsoft.com/office/drawing/2015/9/8/chartex" xmlns:cx2="http://schemas.microsoft.com/office/drawing/2015/10/21/chartex" xmlns:cx3="http://schemas.microsoft.com/office/drawing/2016/5/9/chartex" xmlns:cx4="http://schemas.microsoft.com/office/drawing/2016/5/10/chartex" xmlns:cx5="http://schemas.microsoft.com/office/drawing/2016/5/11/chartex" xmlns:cx6="http://schemas.microsoft.com/office/drawing/2016/5/12/chartex" xmlns:cx7="http://schemas.microsoft.com/office/drawing/2016/5/13/chartex" xmlns:cx8="http://schemas.microsoft.com/office/drawing/2016/5/14/chartex" xmlns:mc="http://schemas.openxmlformats.org/markup-compatibility/2006" xmlns:aink="http://schemas.microsoft.com/office/drawing/2016/ink" xmlns:am3d="http://schemas.microsoft.com/office/drawing/2017/model3d" xmlns:o="urn:schemas-microsoft-com:office:office" xmlns:r="http://schemas.openxmlformats.org/officeDocument/2006/relationships" xmlns:m="http://schemas.openxmlformats.org/officeDocument/2006/math" xmlns:v="urn:schemas-microsoft-com:vml" xmlns:wp14="http://schemas.microsoft.com/office/word/2010/wordprocessingDrawing" xmlns:wp="http://schemas.openxmlformats.org/drawingml/2006/wordprocessingDrawing" xmlns:w10="urn:schemas-microsoft-com:office:word" xmlns:w="http://schemas.openxmlformats.org/wordprocessingml/2006/main" xmlns:w14="http://schemas.microsoft.com/office/word/2010/wordml" xmlns:w15="http://schemas.microsoft.com/office/word/2012/wordml" xmlns:w16cex="http://schemas.microsoft.com/office/word/2018/wordml/cex" xmlns:w16cid="http://schemas.microsoft.com/office/word/2016/wordml/cid" xmlns:w16="http://schemas.microsoft.com/office/word/2018/wordml" xmlns:w16sdtdh="http://schemas.microsoft.com/office/word/2020/wordml/sdtdatahash" xmlns:w16se="http://schemas.microsoft.com/office/word/2015/wordml/symex" xmlns:wpg="http://schemas.microsoft.com/office/word/2010/wordprocessingGroup" xmlns:wpi="http://schemas.microsoft.com/office/word/2010/wordprocessingInk" xmlns:wne="http://schemas.microsoft.com/office/word/2006/wordml" xmlns:wps="http://schemas.microsoft.com/office/word/2010/wordprocessingShape" mc:Ignorable="w14 w15 w16se w16cid w16 w16cex w16sdtdh wp14">
   <w:sdt>
     <w:sdtPr>
       <w:id w:val="-1832670822"/>
@@ -6743,7 +8595,7 @@
 </file>
 
 <file path=word/footnotes.xml><?xml version="1.0" encoding="utf-8"?>
-<w:footnotes xmlns:wpc="http://schemas.microsoft.com/office/word/2010/wordprocessingCanvas" xmlns:cx="http://schemas.microsoft.com/office/drawing/2014/chartex" xmlns:cx1="http://schemas.microsoft.com/office/drawing/2015/9/8/chartex" xmlns:cx2="http://schemas.microsoft.com/office/drawing/2015/10/21/chartex" xmlns:cx3="http://schemas.microsoft.com/office/drawing/2016/5/9/chartex" xmlns:cx4="http://schemas.microsoft.com/office/drawing/2016/5/10/chartex" xmlns:cx5="http://schemas.microsoft.com/office/drawing/2016/5/11/chartex" xmlns:cx6="http://schemas.microsoft.com/office/drawing/2016/5/12/chartex" xmlns:cx7="http://schemas.microsoft.com/office/drawing/2016/5/13/chartex" xmlns:cx8="http://schemas.microsoft.com/office/drawing/2016/5/14/chartex" xmlns:mc="http://schemas.openxmlformats.org/markup-compatibility/2006" xmlns:aink="http://schemas.microsoft.com/office/drawing/2016/ink" xmlns:am3d="http://schemas.microsoft.com/office/drawing/2017/model3d" xmlns:o="urn:schemas-microsoft-com:office:office" xmlns:oel="http://schemas.microsoft.com/office/2019/extlst" xmlns:r="http://schemas.openxmlformats.org/officeDocument/2006/relationships" xmlns:m="http://schemas.openxmlformats.org/officeDocument/2006/math" xmlns:v="urn:schemas-microsoft-com:vml" xmlns:wp14="http://schemas.microsoft.com/office/word/2010/wordprocessingDrawing" xmlns:wp="http://schemas.openxmlformats.org/drawingml/2006/wordprocessingDrawing" xmlns:w10="urn:schemas-microsoft-com:office:word" xmlns:w="http://schemas.openxmlformats.org/wordprocessingml/2006/main" xmlns:w14="http://schemas.microsoft.com/office/word/2010/wordml" xmlns:w15="http://schemas.microsoft.com/office/word/2012/wordml" xmlns:w16cex="http://schemas.microsoft.com/office/word/2018/wordml/cex" xmlns:w16cid="http://schemas.microsoft.com/office/word/2016/wordml/cid" xmlns:w16="http://schemas.microsoft.com/office/word/2018/wordml" xmlns:w16du="http://schemas.microsoft.com/office/word/2023/wordml/word16du" xmlns:w16sdtdh="http://schemas.microsoft.com/office/word/2020/wordml/sdtdatahash" xmlns:w16sdtfl="http://schemas.microsoft.com/office/word/2024/wordml/sdtformatlock" xmlns:w16se="http://schemas.microsoft.com/office/word/2015/wordml/symex" xmlns:wpg="http://schemas.microsoft.com/office/word/2010/wordprocessingGroup" xmlns:wpi="http://schemas.microsoft.com/office/word/2010/wordprocessingInk" xmlns:wne="http://schemas.microsoft.com/office/word/2006/wordml" xmlns:wps="http://schemas.microsoft.com/office/word/2010/wordprocessingShape" mc:Ignorable="w14 w15 w16se w16cid w16 w16cex w16sdtdh w16sdtfl w16du wp14">
+<w:footnotes xmlns:wpc="http://schemas.microsoft.com/office/word/2010/wordprocessingCanvas" xmlns:cx="http://schemas.microsoft.com/office/drawing/2014/chartex" xmlns:cx1="http://schemas.microsoft.com/office/drawing/2015/9/8/chartex" xmlns:cx2="http://schemas.microsoft.com/office/drawing/2015/10/21/chartex" xmlns:cx3="http://schemas.microsoft.com/office/drawing/2016/5/9/chartex" xmlns:cx4="http://schemas.microsoft.com/office/drawing/2016/5/10/chartex" xmlns:cx5="http://schemas.microsoft.com/office/drawing/2016/5/11/chartex" xmlns:cx6="http://schemas.microsoft.com/office/drawing/2016/5/12/chartex" xmlns:cx7="http://schemas.microsoft.com/office/drawing/2016/5/13/chartex" xmlns:cx8="http://schemas.microsoft.com/office/drawing/2016/5/14/chartex" xmlns:mc="http://schemas.openxmlformats.org/markup-compatibility/2006" xmlns:aink="http://schemas.microsoft.com/office/drawing/2016/ink" xmlns:am3d="http://schemas.microsoft.com/office/drawing/2017/model3d" xmlns:o="urn:schemas-microsoft-com:office:office" xmlns:r="http://schemas.openxmlformats.org/officeDocument/2006/relationships" xmlns:m="http://schemas.openxmlformats.org/officeDocument/2006/math" xmlns:v="urn:schemas-microsoft-com:vml" xmlns:wp14="http://schemas.microsoft.com/office/word/2010/wordprocessingDrawing" xmlns:wp="http://schemas.openxmlformats.org/drawingml/2006/wordprocessingDrawing" xmlns:w10="urn:schemas-microsoft-com:office:word" xmlns:w="http://schemas.openxmlformats.org/wordprocessingml/2006/main" xmlns:w14="http://schemas.microsoft.com/office/word/2010/wordml" xmlns:w15="http://schemas.microsoft.com/office/word/2012/wordml" xmlns:w16cex="http://schemas.microsoft.com/office/word/2018/wordml/cex" xmlns:w16cid="http://schemas.microsoft.com/office/word/2016/wordml/cid" xmlns:w16="http://schemas.microsoft.com/office/word/2018/wordml" xmlns:w16sdtdh="http://schemas.microsoft.com/office/word/2020/wordml/sdtdatahash" xmlns:w16se="http://schemas.microsoft.com/office/word/2015/wordml/symex" xmlns:wpg="http://schemas.microsoft.com/office/word/2010/wordprocessingGroup" xmlns:wpi="http://schemas.microsoft.com/office/word/2010/wordprocessingInk" xmlns:wne="http://schemas.microsoft.com/office/word/2006/wordml" xmlns:wps="http://schemas.microsoft.com/office/word/2010/wordprocessingShape" mc:Ignorable="w14 w15 w16se w16cid w16 w16cex w16sdtdh wp14">
   <w:footnote w:type="separator" w:id="-1">
     <w:p>
       <w:pPr>
@@ -6768,7 +8620,7 @@
 </file>
 
 <file path=word/numbering.xml><?xml version="1.0" encoding="utf-8"?>
-<w:numbering xmlns:wpc="http://schemas.microsoft.com/office/word/2010/wordprocessingCanvas" xmlns:cx="http://schemas.microsoft.com/office/drawing/2014/chartex" xmlns:cx1="http://schemas.microsoft.com/office/drawing/2015/9/8/chartex" xmlns:cx2="http://schemas.microsoft.com/office/drawing/2015/10/21/chartex" xmlns:cx3="http://schemas.microsoft.com/office/drawing/2016/5/9/chartex" xmlns:cx4="http://schemas.microsoft.com/office/drawing/2016/5/10/chartex" xmlns:cx5="http://schemas.microsoft.com/office/drawing/2016/5/11/chartex" xmlns:cx6="http://schemas.microsoft.com/office/drawing/2016/5/12/chartex" xmlns:cx7="http://schemas.microsoft.com/office/drawing/2016/5/13/chartex" xmlns:cx8="http://schemas.microsoft.com/office/drawing/2016/5/14/chartex" xmlns:mc="http://schemas.openxmlformats.org/markup-compatibility/2006" xmlns:aink="http://schemas.microsoft.com/office/drawing/2016/ink" xmlns:am3d="http://schemas.microsoft.com/office/drawing/2017/model3d" xmlns:o="urn:schemas-microsoft-com:office:office" xmlns:oel="http://schemas.microsoft.com/office/2019/extlst" xmlns:r="http://schemas.openxmlformats.org/officeDocument/2006/relationships" xmlns:m="http://schemas.openxmlformats.org/officeDocument/2006/math" xmlns:v="urn:schemas-microsoft-com:vml" xmlns:wp14="http://schemas.microsoft.com/office/word/2010/wordprocessingDrawing" xmlns:wp="http://schemas.openxmlformats.org/drawingml/2006/wordprocessingDrawing" xmlns:w10="urn:schemas-microsoft-com:office:word" xmlns:w="http://schemas.openxmlformats.org/wordprocessingml/2006/main" xmlns:w14="http://schemas.microsoft.com/office/word/2010/wordml" xmlns:w15="http://schemas.microsoft.com/office/word/2012/wordml" xmlns:w16cex="http://schemas.microsoft.com/office/word/2018/wordml/cex" xmlns:w16cid="http://schemas.microsoft.com/office/word/2016/wordml/cid" xmlns:w16="http://schemas.microsoft.com/office/word/2018/wordml" xmlns:w16du="http://schemas.microsoft.com/office/word/2023/wordml/word16du" xmlns:w16sdtdh="http://schemas.microsoft.com/office/word/2020/wordml/sdtdatahash" xmlns:w16sdtfl="http://schemas.microsoft.com/office/word/2024/wordml/sdtformatlock" xmlns:w16se="http://schemas.microsoft.com/office/word/2015/wordml/symex" xmlns:wpg="http://schemas.microsoft.com/office/word/2010/wordprocessingGroup" xmlns:wpi="http://schemas.microsoft.com/office/word/2010/wordprocessingInk" xmlns:wne="http://schemas.microsoft.com/office/word/2006/wordml" xmlns:wps="http://schemas.microsoft.com/office/word/2010/wordprocessingShape" mc:Ignorable="w14 w15 w16se w16cid w16 w16cex w16sdtdh w16sdtfl w16du wp14">
+<w:numbering xmlns:wpc="http://schemas.microsoft.com/office/word/2010/wordprocessingCanvas" xmlns:cx="http://schemas.microsoft.com/office/drawing/2014/chartex" xmlns:cx1="http://schemas.microsoft.com/office/drawing/2015/9/8/chartex" xmlns:cx2="http://schemas.microsoft.com/office/drawing/2015/10/21/chartex" xmlns:cx3="http://schemas.microsoft.com/office/drawing/2016/5/9/chartex" xmlns:cx4="http://schemas.microsoft.com/office/drawing/2016/5/10/chartex" xmlns:cx5="http://schemas.microsoft.com/office/drawing/2016/5/11/chartex" xmlns:cx6="http://schemas.microsoft.com/office/drawing/2016/5/12/chartex" xmlns:cx7="http://schemas.microsoft.com/office/drawing/2016/5/13/chartex" xmlns:cx8="http://schemas.microsoft.com/office/drawing/2016/5/14/chartex" xmlns:mc="http://schemas.openxmlformats.org/markup-compatibility/2006" xmlns:aink="http://schemas.microsoft.com/office/drawing/2016/ink" xmlns:am3d="http://schemas.microsoft.com/office/drawing/2017/model3d" xmlns:o="urn:schemas-microsoft-com:office:office" xmlns:r="http://schemas.openxmlformats.org/officeDocument/2006/relationships" xmlns:m="http://schemas.openxmlformats.org/officeDocument/2006/math" xmlns:v="urn:schemas-microsoft-com:vml" xmlns:wp14="http://schemas.microsoft.com/office/word/2010/wordprocessingDrawing" xmlns:wp="http://schemas.openxmlformats.org/drawingml/2006/wordprocessingDrawing" xmlns:w10="urn:schemas-microsoft-com:office:word" xmlns:w="http://schemas.openxmlformats.org/wordprocessingml/2006/main" xmlns:w14="http://schemas.microsoft.com/office/word/2010/wordml" xmlns:w15="http://schemas.microsoft.com/office/word/2012/wordml" xmlns:w16cex="http://schemas.microsoft.com/office/word/2018/wordml/cex" xmlns:w16cid="http://schemas.microsoft.com/office/word/2016/wordml/cid" xmlns:w16="http://schemas.microsoft.com/office/word/2018/wordml" xmlns:w16sdtdh="http://schemas.microsoft.com/office/word/2020/wordml/sdtdatahash" xmlns:w16se="http://schemas.microsoft.com/office/word/2015/wordml/symex" xmlns:wpg="http://schemas.microsoft.com/office/word/2010/wordprocessingGroup" xmlns:wpi="http://schemas.microsoft.com/office/word/2010/wordprocessingInk" xmlns:wne="http://schemas.microsoft.com/office/word/2006/wordml" xmlns:wps="http://schemas.microsoft.com/office/word/2010/wordprocessingShape" mc:Ignorable="w14 w15 w16se w16cid w16 w16cex w16sdtdh wp14">
   <w:abstractNum w:abstractNumId="0" w15:restartNumberingAfterBreak="0">
     <w:nsid w:val="21660EDF"/>
     <w:multiLevelType w:val="multilevel"/>
@@ -7297,43 +9149,43 @@
       </w:rPr>
     </w:lvl>
   </w:abstractNum>
-  <w:num w:numId="1" w16cid:durableId="2047175414">
+  <w:num w:numId="1">
     <w:abstractNumId w:val="1"/>
   </w:num>
-  <w:num w:numId="2" w16cid:durableId="337738808">
+  <w:num w:numId="2">
     <w:abstractNumId w:val="2"/>
   </w:num>
-  <w:num w:numId="3" w16cid:durableId="2042170943">
+  <w:num w:numId="3">
     <w:abstractNumId w:val="0"/>
   </w:num>
-  <w:num w:numId="4" w16cid:durableId="1528715665">
+  <w:num w:numId="4">
     <w:abstractNumId w:val="4"/>
   </w:num>
-  <w:num w:numId="5" w16cid:durableId="1200167114">
+  <w:num w:numId="5">
     <w:abstractNumId w:val="3"/>
   </w:num>
-  <w:num w:numId="6" w16cid:durableId="1849709866">
+  <w:num w:numId="6">
     <w:abstractNumId w:val="0"/>
   </w:num>
-  <w:num w:numId="7" w16cid:durableId="1585413909">
+  <w:num w:numId="7">
     <w:abstractNumId w:val="0"/>
   </w:num>
-  <w:num w:numId="8" w16cid:durableId="960722716">
+  <w:num w:numId="8">
     <w:abstractNumId w:val="0"/>
   </w:num>
-  <w:num w:numId="9" w16cid:durableId="1721129529">
+  <w:num w:numId="9">
     <w:abstractNumId w:val="0"/>
   </w:num>
-  <w:num w:numId="10" w16cid:durableId="1007438283">
+  <w:num w:numId="10">
     <w:abstractNumId w:val="0"/>
   </w:num>
-  <w:num w:numId="11" w16cid:durableId="372929574">
+  <w:num w:numId="11">
     <w:abstractNumId w:val="0"/>
   </w:num>
-  <w:num w:numId="12" w16cid:durableId="1230968375">
+  <w:num w:numId="12">
     <w:abstractNumId w:val="0"/>
   </w:num>
-  <w:num w:numId="13" w16cid:durableId="2092190397">
+  <w:num w:numId="13">
     <w:abstractNumId w:val="0"/>
   </w:num>
   <w:numIdMacAtCleanup w:val="4"/>
@@ -7341,7 +9193,7 @@
 </file>
 
 <file path=word/styles.xml><?xml version="1.0" encoding="utf-8"?>
-<w:styles xmlns:mc="http://schemas.openxmlformats.org/markup-compatibility/2006" xmlns:r="http://schemas.openxmlformats.org/officeDocument/2006/relationships" xmlns:w="http://schemas.openxmlformats.org/wordprocessingml/2006/main" xmlns:w14="http://schemas.microsoft.com/office/word/2010/wordml" xmlns:w15="http://schemas.microsoft.com/office/word/2012/wordml" xmlns:w16cex="http://schemas.microsoft.com/office/word/2018/wordml/cex" xmlns:w16cid="http://schemas.microsoft.com/office/word/2016/wordml/cid" xmlns:w16="http://schemas.microsoft.com/office/word/2018/wordml" xmlns:w16du="http://schemas.microsoft.com/office/word/2023/wordml/word16du" xmlns:w16sdtdh="http://schemas.microsoft.com/office/word/2020/wordml/sdtdatahash" xmlns:w16sdtfl="http://schemas.microsoft.com/office/word/2024/wordml/sdtformatlock" xmlns:w16se="http://schemas.microsoft.com/office/word/2015/wordml/symex" mc:Ignorable="w14 w15 w16se w16cid w16 w16cex w16sdtdh w16sdtfl w16du">
+<w:styles xmlns:mc="http://schemas.openxmlformats.org/markup-compatibility/2006" xmlns:r="http://schemas.openxmlformats.org/officeDocument/2006/relationships" xmlns:w="http://schemas.openxmlformats.org/wordprocessingml/2006/main" xmlns:w14="http://schemas.microsoft.com/office/word/2010/wordml" xmlns:w15="http://schemas.microsoft.com/office/word/2012/wordml" xmlns:w16cex="http://schemas.microsoft.com/office/word/2018/wordml/cex" xmlns:w16cid="http://schemas.microsoft.com/office/word/2016/wordml/cid" xmlns:w16="http://schemas.microsoft.com/office/word/2018/wordml" xmlns:w16sdtdh="http://schemas.microsoft.com/office/word/2020/wordml/sdtdatahash" xmlns:w16se="http://schemas.microsoft.com/office/word/2015/wordml/symex" mc:Ignorable="w14 w15 w16se w16cid w16 w16cex w16sdtdh">
   <w:docDefaults>
     <w:rPrDefault>
       <w:rPr>
@@ -8571,6 +10423,34 @@
       <w:lang w:eastAsia="ru-RU"/>
     </w:rPr>
   </w:style>
+  <w:style w:type="character" w:styleId="afe">
+    <w:name w:val="Strong"/>
+    <w:basedOn w:val="a1"/>
+    <w:uiPriority w:val="22"/>
+    <w:qFormat/>
+    <w:rsid w:val="00937F2D"/>
+    <w:rPr>
+      <w:b/>
+      <w:bCs/>
+    </w:rPr>
+  </w:style>
+  <w:style w:type="paragraph" w:customStyle="1" w:styleId="font-claude-response-body">
+    <w:name w:val="font-claude-response-body"/>
+    <w:basedOn w:val="a0"/>
+    <w:rsid w:val="00D15AB1"/>
+    <w:pPr>
+      <w:spacing w:before="100" w:beforeAutospacing="1" w:after="100" w:afterAutospacing="1" w:line="240" w:lineRule="auto"/>
+      <w:ind w:firstLine="0"/>
+      <w:contextualSpacing w:val="0"/>
+      <w:jc w:val="left"/>
+    </w:pPr>
+    <w:rPr>
+      <w:rFonts w:eastAsia="Times New Roman" w:cs="Times New Roman"/>
+      <w:sz w:val="24"/>
+      <w:szCs w:val="24"/>
+      <w:lang w:eastAsia="ru-RU"/>
+    </w:rPr>
+  </w:style>
 </w:styles>
 </file>
 
